--- a/data_structure_DSA/datastructure.docx
+++ b/data_structure_DSA/datastructure.docx
@@ -94,6 +94,321 @@
     <w:p>
       <w:pPr>
         <w:pStyle w:val="ListParagraph"/>
+        <w:spacing w:before="100" w:beforeAutospacing="1" w:after="100" w:afterAutospacing="1" w:line="240" w:lineRule="auto"/>
+        <w:rPr>
+          <w:rFonts w:ascii="Times New Roman" w:eastAsia="Times New Roman" w:hAnsi="Times New Roman" w:cs="Times New Roman"/>
+          <w:kern w:val="0"/>
+          <w:sz w:val="20"/>
+          <w:szCs w:val="20"/>
+          <w:lang w:eastAsia="en-IN"/>
+          <w14:ligatures w14:val="none"/>
+        </w:rPr>
+      </w:pPr>
+      <w:r>
+        <w:rPr>
+          <w:rFonts w:ascii="Times New Roman" w:eastAsia="Times New Roman" w:hAnsi="Times New Roman" w:cs="Times New Roman"/>
+          <w:b/>
+          <w:bCs/>
+          <w:kern w:val="0"/>
+          <w:sz w:val="20"/>
+          <w:szCs w:val="20"/>
+          <w:lang w:eastAsia="en-IN"/>
+          <w14:ligatures w14:val="none"/>
+        </w:rPr>
+        <w:t>Class</w:t>
+      </w:r>
+      <w:r>
+        <w:rPr>
+          <w:rFonts w:ascii="Times New Roman" w:eastAsia="Times New Roman" w:hAnsi="Times New Roman" w:cs="Times New Roman"/>
+          <w:kern w:val="0"/>
+          <w:sz w:val="20"/>
+          <w:szCs w:val="20"/>
+          <w:lang w:eastAsia="en-IN"/>
+          <w14:ligatures w14:val="none"/>
+        </w:rPr>
+        <w:t xml:space="preserve"> = Blueprint</w:t>
+      </w:r>
+    </w:p>
+    <w:p>
+      <w:pPr>
+        <w:pStyle w:val="ListParagraph"/>
+        <w:spacing w:before="100" w:beforeAutospacing="1" w:after="100" w:afterAutospacing="1" w:line="240" w:lineRule="auto"/>
+        <w:rPr>
+          <w:rFonts w:ascii="Times New Roman" w:eastAsia="Times New Roman" w:hAnsi="Times New Roman" w:cs="Times New Roman"/>
+          <w:kern w:val="0"/>
+          <w:sz w:val="20"/>
+          <w:szCs w:val="20"/>
+          <w:lang w:eastAsia="en-IN"/>
+          <w14:ligatures w14:val="none"/>
+        </w:rPr>
+      </w:pPr>
+      <w:r>
+        <w:rPr>
+          <w:rFonts w:ascii="Times New Roman" w:eastAsia="Times New Roman" w:hAnsi="Times New Roman" w:cs="Times New Roman"/>
+          <w:b/>
+          <w:bCs/>
+          <w:kern w:val="0"/>
+          <w:sz w:val="20"/>
+          <w:szCs w:val="20"/>
+          <w:lang w:eastAsia="en-IN"/>
+          <w14:ligatures w14:val="none"/>
+        </w:rPr>
+        <w:t>Object</w:t>
+      </w:r>
+      <w:r>
+        <w:rPr>
+          <w:rFonts w:ascii="Times New Roman" w:eastAsia="Times New Roman" w:hAnsi="Times New Roman" w:cs="Times New Roman"/>
+          <w:kern w:val="0"/>
+          <w:sz w:val="20"/>
+          <w:szCs w:val="20"/>
+          <w:lang w:eastAsia="en-IN"/>
+          <w14:ligatures w14:val="none"/>
+        </w:rPr>
+        <w:t xml:space="preserve"> = Actual </w:t>
+      </w:r>
+      <w:proofErr w:type="spellStart"/>
+      <w:r>
+        <w:rPr>
+          <w:rFonts w:ascii="Times New Roman" w:eastAsia="Times New Roman" w:hAnsi="Times New Roman" w:cs="Times New Roman"/>
+          <w:kern w:val="0"/>
+          <w:sz w:val="20"/>
+          <w:szCs w:val="20"/>
+          <w:lang w:eastAsia="en-IN"/>
+          <w14:ligatures w14:val="none"/>
+        </w:rPr>
+        <w:t>cheez</w:t>
+      </w:r>
+      <w:proofErr w:type="spellEnd"/>
+    </w:p>
+    <w:p>
+      <w:pPr>
+        <w:pStyle w:val="ListParagraph"/>
+        <w:spacing w:before="100" w:beforeAutospacing="1" w:after="100" w:afterAutospacing="1" w:line="240" w:lineRule="auto"/>
+        <w:rPr>
+          <w:rFonts w:ascii="Times New Roman" w:eastAsia="Times New Roman" w:hAnsi="Times New Roman" w:cs="Times New Roman"/>
+          <w:kern w:val="0"/>
+          <w:sz w:val="20"/>
+          <w:szCs w:val="20"/>
+          <w:lang w:eastAsia="en-IN"/>
+          <w14:ligatures w14:val="none"/>
+        </w:rPr>
+      </w:pPr>
+      <w:r>
+        <w:rPr>
+          <w:rFonts w:ascii="Times New Roman" w:eastAsia="Times New Roman" w:hAnsi="Times New Roman" w:cs="Times New Roman"/>
+          <w:b/>
+          <w:bCs/>
+          <w:kern w:val="0"/>
+          <w:sz w:val="20"/>
+          <w:szCs w:val="20"/>
+          <w:lang w:eastAsia="en-IN"/>
+          <w14:ligatures w14:val="none"/>
+        </w:rPr>
+        <w:t>Encapsulation</w:t>
+      </w:r>
+      <w:r>
+        <w:rPr>
+          <w:rFonts w:ascii="Times New Roman" w:eastAsia="Times New Roman" w:hAnsi="Times New Roman" w:cs="Times New Roman"/>
+          <w:kern w:val="0"/>
+          <w:sz w:val="20"/>
+          <w:szCs w:val="20"/>
+          <w:lang w:eastAsia="en-IN"/>
+          <w14:ligatures w14:val="none"/>
+        </w:rPr>
+        <w:t xml:space="preserve"> = Locker with key</w:t>
+      </w:r>
+    </w:p>
+    <w:p>
+      <w:pPr>
+        <w:pStyle w:val="ListParagraph"/>
+        <w:spacing w:before="100" w:beforeAutospacing="1" w:after="100" w:afterAutospacing="1" w:line="240" w:lineRule="auto"/>
+        <w:rPr>
+          <w:rFonts w:ascii="Times New Roman" w:eastAsia="Times New Roman" w:hAnsi="Times New Roman" w:cs="Times New Roman"/>
+          <w:kern w:val="0"/>
+          <w:sz w:val="20"/>
+          <w:szCs w:val="20"/>
+          <w:lang w:eastAsia="en-IN"/>
+          <w14:ligatures w14:val="none"/>
+        </w:rPr>
+      </w:pPr>
+      <w:r>
+        <w:rPr>
+          <w:rFonts w:ascii="Times New Roman" w:eastAsia="Times New Roman" w:hAnsi="Times New Roman" w:cs="Times New Roman"/>
+          <w:b/>
+          <w:bCs/>
+          <w:kern w:val="0"/>
+          <w:sz w:val="20"/>
+          <w:szCs w:val="20"/>
+          <w:lang w:eastAsia="en-IN"/>
+          <w14:ligatures w14:val="none"/>
+        </w:rPr>
+        <w:t>Inheritance</w:t>
+      </w:r>
+      <w:r>
+        <w:rPr>
+          <w:rFonts w:ascii="Times New Roman" w:eastAsia="Times New Roman" w:hAnsi="Times New Roman" w:cs="Times New Roman"/>
+          <w:kern w:val="0"/>
+          <w:sz w:val="20"/>
+          <w:szCs w:val="20"/>
+          <w:lang w:eastAsia="en-IN"/>
+          <w14:ligatures w14:val="none"/>
+        </w:rPr>
+        <w:t xml:space="preserve"> = Bap ka property</w:t>
+      </w:r>
+    </w:p>
+    <w:p>
+      <w:pPr>
+        <w:pStyle w:val="ListParagraph"/>
+        <w:spacing w:before="100" w:beforeAutospacing="1" w:after="100" w:afterAutospacing="1" w:line="240" w:lineRule="auto"/>
+        <w:rPr>
+          <w:rFonts w:ascii="Times New Roman" w:eastAsia="Times New Roman" w:hAnsi="Times New Roman" w:cs="Times New Roman"/>
+          <w:kern w:val="0"/>
+          <w:sz w:val="20"/>
+          <w:szCs w:val="20"/>
+          <w:lang w:eastAsia="en-IN"/>
+          <w14:ligatures w14:val="none"/>
+        </w:rPr>
+      </w:pPr>
+      <w:r>
+        <w:rPr>
+          <w:rFonts w:ascii="Times New Roman" w:eastAsia="Times New Roman" w:hAnsi="Times New Roman" w:cs="Times New Roman"/>
+          <w:b/>
+          <w:bCs/>
+          <w:kern w:val="0"/>
+          <w:sz w:val="20"/>
+          <w:szCs w:val="20"/>
+          <w:lang w:eastAsia="en-IN"/>
+          <w14:ligatures w14:val="none"/>
+        </w:rPr>
+        <w:t>Polymorphism</w:t>
+      </w:r>
+      <w:r>
+        <w:rPr>
+          <w:rFonts w:ascii="Times New Roman" w:eastAsia="Times New Roman" w:hAnsi="Times New Roman" w:cs="Times New Roman"/>
+          <w:kern w:val="0"/>
+          <w:sz w:val="20"/>
+          <w:szCs w:val="20"/>
+          <w:lang w:eastAsia="en-IN"/>
+          <w14:ligatures w14:val="none"/>
+        </w:rPr>
+        <w:t xml:space="preserve"> = Ek naam, </w:t>
+      </w:r>
+      <w:proofErr w:type="spellStart"/>
+      <w:r>
+        <w:rPr>
+          <w:rFonts w:ascii="Times New Roman" w:eastAsia="Times New Roman" w:hAnsi="Times New Roman" w:cs="Times New Roman"/>
+          <w:kern w:val="0"/>
+          <w:sz w:val="20"/>
+          <w:szCs w:val="20"/>
+          <w:lang w:eastAsia="en-IN"/>
+          <w14:ligatures w14:val="none"/>
+        </w:rPr>
+        <w:t>alag</w:t>
+      </w:r>
+      <w:proofErr w:type="spellEnd"/>
+      <w:r>
+        <w:rPr>
+          <w:rFonts w:ascii="Times New Roman" w:eastAsia="Times New Roman" w:hAnsi="Times New Roman" w:cs="Times New Roman"/>
+          <w:kern w:val="0"/>
+          <w:sz w:val="20"/>
+          <w:szCs w:val="20"/>
+          <w:lang w:eastAsia="en-IN"/>
+          <w14:ligatures w14:val="none"/>
+        </w:rPr>
+        <w:t xml:space="preserve"> </w:t>
+      </w:r>
+      <w:proofErr w:type="spellStart"/>
+      <w:r>
+        <w:rPr>
+          <w:rFonts w:ascii="Times New Roman" w:eastAsia="Times New Roman" w:hAnsi="Times New Roman" w:cs="Times New Roman"/>
+          <w:kern w:val="0"/>
+          <w:sz w:val="20"/>
+          <w:szCs w:val="20"/>
+          <w:lang w:eastAsia="en-IN"/>
+          <w14:ligatures w14:val="none"/>
+        </w:rPr>
+        <w:t>kaam</w:t>
+      </w:r>
+      <w:proofErr w:type="spellEnd"/>
+    </w:p>
+    <w:p>
+      <w:pPr>
+        <w:pStyle w:val="ListParagraph"/>
+        <w:spacing w:before="100" w:beforeAutospacing="1" w:after="100" w:afterAutospacing="1" w:line="240" w:lineRule="auto"/>
+        <w:rPr>
+          <w:rFonts w:ascii="Times New Roman" w:eastAsia="Times New Roman" w:hAnsi="Times New Roman" w:cs="Times New Roman"/>
+          <w:kern w:val="0"/>
+          <w:sz w:val="20"/>
+          <w:szCs w:val="20"/>
+          <w:lang w:eastAsia="en-IN"/>
+          <w14:ligatures w14:val="none"/>
+        </w:rPr>
+      </w:pPr>
+      <w:r>
+        <w:rPr>
+          <w:rFonts w:ascii="Times New Roman" w:eastAsia="Times New Roman" w:hAnsi="Times New Roman" w:cs="Times New Roman"/>
+          <w:b/>
+          <w:bCs/>
+          <w:kern w:val="0"/>
+          <w:sz w:val="20"/>
+          <w:szCs w:val="20"/>
+          <w:lang w:eastAsia="en-IN"/>
+          <w14:ligatures w14:val="none"/>
+        </w:rPr>
+        <w:t>Abstraction</w:t>
+      </w:r>
+      <w:r>
+        <w:rPr>
+          <w:rFonts w:ascii="Times New Roman" w:eastAsia="Times New Roman" w:hAnsi="Times New Roman" w:cs="Times New Roman"/>
+          <w:kern w:val="0"/>
+          <w:sz w:val="20"/>
+          <w:szCs w:val="20"/>
+          <w:lang w:eastAsia="en-IN"/>
+          <w14:ligatures w14:val="none"/>
+        </w:rPr>
+        <w:t xml:space="preserve"> = </w:t>
+      </w:r>
+      <w:proofErr w:type="spellStart"/>
+      <w:r>
+        <w:rPr>
+          <w:rFonts w:ascii="Times New Roman" w:eastAsia="Times New Roman" w:hAnsi="Times New Roman" w:cs="Times New Roman"/>
+          <w:kern w:val="0"/>
+          <w:sz w:val="20"/>
+          <w:szCs w:val="20"/>
+          <w:lang w:eastAsia="en-IN"/>
+          <w14:ligatures w14:val="none"/>
+        </w:rPr>
+        <w:t>Sirf</w:t>
+      </w:r>
+      <w:proofErr w:type="spellEnd"/>
+      <w:r>
+        <w:rPr>
+          <w:rFonts w:ascii="Times New Roman" w:eastAsia="Times New Roman" w:hAnsi="Times New Roman" w:cs="Times New Roman"/>
+          <w:kern w:val="0"/>
+          <w:sz w:val="20"/>
+          <w:szCs w:val="20"/>
+          <w:lang w:eastAsia="en-IN"/>
+          <w14:ligatures w14:val="none"/>
+        </w:rPr>
+        <w:t xml:space="preserve"> important part </w:t>
+      </w:r>
+      <w:proofErr w:type="spellStart"/>
+      <w:r>
+        <w:rPr>
+          <w:rFonts w:ascii="Times New Roman" w:eastAsia="Times New Roman" w:hAnsi="Times New Roman" w:cs="Times New Roman"/>
+          <w:kern w:val="0"/>
+          <w:sz w:val="20"/>
+          <w:szCs w:val="20"/>
+          <w:lang w:eastAsia="en-IN"/>
+          <w14:ligatures w14:val="none"/>
+        </w:rPr>
+        <w:t>dikhana</w:t>
+      </w:r>
+      <w:proofErr w:type="spellEnd"/>
+    </w:p>
+    <w:p>
+      <w:pPr>
+        <w:pStyle w:val="ListParagraph"/>
         <w:rPr>
           <w:b/>
           <w:bCs/>
@@ -137,6 +452,52 @@
         </w:rPr>
         <w:t>Encapsulation</w:t>
       </w:r>
+      <w:proofErr w:type="gramStart"/>
+      <w:r>
+        <w:rPr>
+          <w:b/>
+          <w:bCs/>
+        </w:rPr>
+        <w:t xml:space="preserve">   (</w:t>
+      </w:r>
+      <w:proofErr w:type="gramEnd"/>
+      <w:r>
+        <w:rPr>
+          <w:b/>
+          <w:bCs/>
+        </w:rPr>
+        <w:t xml:space="preserve"> Private </w:t>
+      </w:r>
+      <w:r>
+        <w:rPr>
+          <w:b/>
+          <w:bCs/>
+        </w:rPr>
+        <w:t xml:space="preserve">Secret </w:t>
+      </w:r>
+      <w:proofErr w:type="gramStart"/>
+      <w:r>
+        <w:rPr>
+          <w:b/>
+          <w:bCs/>
+        </w:rPr>
+        <w:t>Locker</w:t>
+      </w:r>
+      <w:r>
+        <w:rPr>
+          <w:b/>
+          <w:bCs/>
+        </w:rPr>
+        <w:t xml:space="preserve"> )</w:t>
+      </w:r>
+      <w:proofErr w:type="gramEnd"/>
+      <w:r>
+        <w:rPr>
+          <w:b/>
+          <w:bCs/>
+        </w:rPr>
+        <w:t>:</w:t>
+      </w:r>
     </w:p>
     <w:p>
       <w:pPr>
@@ -174,6 +535,86 @@
         </w:rPr>
         <w:t>Abstraction</w:t>
       </w:r>
+      <w:proofErr w:type="gramStart"/>
+      <w:r>
+        <w:rPr>
+          <w:b/>
+          <w:bCs/>
+        </w:rPr>
+        <w:t xml:space="preserve">  </w:t>
+      </w:r>
+      <w:r>
+        <w:rPr>
+          <w:b/>
+          <w:bCs/>
+        </w:rPr>
+        <w:t xml:space="preserve"> (</w:t>
+      </w:r>
+      <w:proofErr w:type="gramEnd"/>
+      <w:r>
+        <w:rPr>
+          <w:b/>
+          <w:bCs/>
+        </w:rPr>
+        <w:t xml:space="preserve"> </w:t>
+      </w:r>
+      <w:proofErr w:type="spellStart"/>
+      <w:r>
+        <w:rPr>
+          <w:b/>
+          <w:bCs/>
+        </w:rPr>
+        <w:t>Sirf</w:t>
+      </w:r>
+      <w:proofErr w:type="spellEnd"/>
+      <w:r>
+        <w:rPr>
+          <w:b/>
+          <w:bCs/>
+        </w:rPr>
+        <w:t xml:space="preserve"> </w:t>
+      </w:r>
+      <w:proofErr w:type="spellStart"/>
+      <w:r>
+        <w:rPr>
+          <w:b/>
+          <w:bCs/>
+        </w:rPr>
+        <w:t>Zaroori</w:t>
+      </w:r>
+      <w:proofErr w:type="spellEnd"/>
+      <w:r>
+        <w:rPr>
+          <w:b/>
+          <w:bCs/>
+        </w:rPr>
+        <w:t xml:space="preserve"> </w:t>
+      </w:r>
+      <w:proofErr w:type="spellStart"/>
+      <w:proofErr w:type="gramStart"/>
+      <w:r>
+        <w:rPr>
+          <w:b/>
+          <w:bCs/>
+        </w:rPr>
+        <w:t>Baatein</w:t>
+      </w:r>
+      <w:proofErr w:type="spellEnd"/>
+      <w:r>
+        <w:rPr>
+          <w:b/>
+          <w:bCs/>
+        </w:rPr>
+        <w:t xml:space="preserve"> )</w:t>
+      </w:r>
+      <w:proofErr w:type="gramEnd"/>
+      <w:r>
+        <w:rPr>
+          <w:b/>
+          <w:bCs/>
+        </w:rPr>
+        <w:t>:</w:t>
+      </w:r>
     </w:p>
     <w:p>
       <w:pPr>
@@ -204,12 +645,65 @@
           <w:numId w:val="2"/>
         </w:numPr>
       </w:pPr>
+      <w:proofErr w:type="gramStart"/>
       <w:r>
         <w:rPr>
           <w:b/>
           <w:bCs/>
         </w:rPr>
         <w:t>Inheritance</w:t>
+      </w:r>
+      <w:r>
+        <w:rPr>
+          <w:b/>
+          <w:bCs/>
+        </w:rPr>
+        <w:t xml:space="preserve"> </w:t>
+      </w:r>
+      <w:r>
+        <w:rPr>
+          <w:b/>
+          <w:bCs/>
+        </w:rPr>
+        <w:t xml:space="preserve"> (</w:t>
+      </w:r>
+      <w:proofErr w:type="gramEnd"/>
+      <w:r>
+        <w:rPr>
+          <w:b/>
+          <w:bCs/>
+        </w:rPr>
+        <w:t xml:space="preserve"> </w:t>
+      </w:r>
+      <w:r>
+        <w:rPr>
+          <w:b/>
+          <w:bCs/>
+        </w:rPr>
+        <w:t xml:space="preserve">Bap ka Dhan, Beta ka </w:t>
+      </w:r>
+      <w:proofErr w:type="gramStart"/>
+      <w:r>
+        <w:rPr>
+          <w:b/>
+          <w:bCs/>
+        </w:rPr>
+        <w:t>Kaam</w:t>
+      </w:r>
+      <w:r>
+        <w:rPr>
+          <w:b/>
+          <w:bCs/>
+        </w:rPr>
+        <w:t xml:space="preserve"> )</w:t>
+      </w:r>
+      <w:proofErr w:type="gramEnd"/>
+      <w:r>
+        <w:rPr>
+          <w:b/>
+          <w:bCs/>
+        </w:rPr>
+        <w:t>:</w:t>
       </w:r>
     </w:p>
     <w:p>
@@ -252,12 +746,74 @@
           <w:numId w:val="2"/>
         </w:numPr>
       </w:pPr>
+      <w:proofErr w:type="gramStart"/>
       <w:r>
         <w:rPr>
           <w:b/>
           <w:bCs/>
         </w:rPr>
         <w:t>Polymorphism</w:t>
+      </w:r>
+      <w:r>
+        <w:rPr>
+          <w:b/>
+          <w:bCs/>
+        </w:rPr>
+        <w:t xml:space="preserve">  (</w:t>
+      </w:r>
+      <w:proofErr w:type="gramEnd"/>
+      <w:r>
+        <w:rPr>
+          <w:b/>
+          <w:bCs/>
+        </w:rPr>
+        <w:t xml:space="preserve"> </w:t>
+      </w:r>
+      <w:r>
+        <w:rPr>
+          <w:b/>
+          <w:bCs/>
+        </w:rPr>
+        <w:t xml:space="preserve">Ek Naam, </w:t>
+      </w:r>
+      <w:proofErr w:type="spellStart"/>
+      <w:r>
+        <w:rPr>
+          <w:b/>
+          <w:bCs/>
+        </w:rPr>
+        <w:t>Alag</w:t>
+      </w:r>
+      <w:proofErr w:type="spellEnd"/>
+      <w:r>
+        <w:rPr>
+          <w:b/>
+          <w:bCs/>
+        </w:rPr>
+        <w:t xml:space="preserve"> </w:t>
+      </w:r>
+      <w:proofErr w:type="gramStart"/>
+      <w:r>
+        <w:rPr>
+          <w:b/>
+          <w:bCs/>
+        </w:rPr>
+        <w:t>Kaam</w:t>
+      </w:r>
+      <w:r>
+        <w:rPr>
+          <w:b/>
+          <w:bCs/>
+        </w:rPr>
+        <w:t xml:space="preserve"> )</w:t>
+      </w:r>
+      <w:proofErr w:type="gramEnd"/>
+      <w:r>
+        <w:rPr>
+          <w:b/>
+          <w:bCs/>
+        </w:rPr>
+        <w:t>:</w:t>
       </w:r>
     </w:p>
     <w:p>
@@ -377,6 +933,7 @@
     </w:p>
     <w:p>
       <w:r>
+        <w:lastRenderedPageBreak/>
         <w:pict w14:anchorId="66B54762">
           <v:rect id="_x0000_i1050" style="width:0;height:1.5pt" o:hralign="center" o:hrstd="t" o:hr="t" fillcolor="#a0a0a0" stroked="f"/>
         </w:pict>
@@ -421,7 +978,6 @@
         </w:numPr>
       </w:pPr>
       <w:r>
-        <w:lastRenderedPageBreak/>
         <w:t>Association, Aggregation, and Composition</w:t>
       </w:r>
     </w:p>
@@ -636,6 +1192,725 @@
       </w:pPr>
       <w:r>
         <w:t>MVC/MVVM/MVP (in GUI/architecture)</w:t>
+      </w:r>
+    </w:p>
+    <w:p/>
+    <w:p/>
+    <w:p>
+      <w:pPr>
+        <w:rPr>
+          <w:b/>
+          <w:bCs/>
+          <w:sz w:val="28"/>
+          <w:szCs w:val="28"/>
+        </w:rPr>
+      </w:pPr>
+      <w:r>
+        <w:rPr>
+          <w:rFonts w:ascii="Segoe UI Emoji" w:hAnsi="Segoe UI Emoji" w:cs="Segoe UI Emoji"/>
+          <w:b/>
+          <w:bCs/>
+          <w:sz w:val="28"/>
+          <w:szCs w:val="28"/>
+        </w:rPr>
+        <w:t>🛣️</w:t>
+      </w:r>
+      <w:r>
+        <w:rPr>
+          <w:b/>
+          <w:bCs/>
+          <w:sz w:val="28"/>
+          <w:szCs w:val="28"/>
+        </w:rPr>
+        <w:t xml:space="preserve"> OOPs Learning Roadmap (Step-by-Step)</w:t>
+      </w:r>
+    </w:p>
+    <w:p>
+      <w:pPr>
+        <w:rPr>
+          <w:b/>
+          <w:bCs/>
+        </w:rPr>
+      </w:pPr>
+      <w:r>
+        <w:rPr>
+          <w:rFonts w:ascii="Segoe UI Emoji" w:hAnsi="Segoe UI Emoji" w:cs="Segoe UI Emoji"/>
+          <w:b/>
+          <w:bCs/>
+        </w:rPr>
+        <w:t>✅</w:t>
+      </w:r>
+      <w:r>
+        <w:rPr>
+          <w:b/>
+          <w:bCs/>
+        </w:rPr>
+        <w:t xml:space="preserve"> Step 1: Basic Understanding</w:t>
+      </w:r>
+    </w:p>
+    <w:p>
+      <w:pPr>
+        <w:numPr>
+          <w:ilvl w:val="0"/>
+          <w:numId w:val="8"/>
+        </w:numPr>
+      </w:pPr>
+      <w:r>
+        <w:t>What is OOP?</w:t>
+      </w:r>
+    </w:p>
+    <w:p>
+      <w:pPr>
+        <w:numPr>
+          <w:ilvl w:val="0"/>
+          <w:numId w:val="8"/>
+        </w:numPr>
+      </w:pPr>
+      <w:r>
+        <w:t>Why use OOP?</w:t>
+      </w:r>
+    </w:p>
+    <w:p>
+      <w:pPr>
+        <w:numPr>
+          <w:ilvl w:val="0"/>
+          <w:numId w:val="8"/>
+        </w:numPr>
+      </w:pPr>
+      <w:r>
+        <w:t>Real-life examples of objects and classes</w:t>
+      </w:r>
+    </w:p>
+    <w:p>
+      <w:pPr>
+        <w:rPr>
+          <w:b/>
+          <w:bCs/>
+        </w:rPr>
+      </w:pPr>
+      <w:r>
+        <w:rPr>
+          <w:rFonts w:ascii="Segoe UI Emoji" w:hAnsi="Segoe UI Emoji" w:cs="Segoe UI Emoji"/>
+          <w:b/>
+          <w:bCs/>
+        </w:rPr>
+        <w:lastRenderedPageBreak/>
+        <w:t>✅</w:t>
+      </w:r>
+      <w:r>
+        <w:rPr>
+          <w:b/>
+          <w:bCs/>
+        </w:rPr>
+        <w:t xml:space="preserve"> Step 2: Classes &amp; </w:t>
+      </w:r>
+      <w:proofErr w:type="gramStart"/>
+      <w:r>
+        <w:rPr>
+          <w:b/>
+          <w:bCs/>
+        </w:rPr>
+        <w:t>Objects</w:t>
+      </w:r>
+      <w:r>
+        <w:rPr>
+          <w:b/>
+          <w:bCs/>
+        </w:rPr>
+        <w:t xml:space="preserve">  (</w:t>
+      </w:r>
+      <w:proofErr w:type="gramEnd"/>
+      <w:r>
+        <w:rPr>
+          <w:b/>
+          <w:bCs/>
+        </w:rPr>
+        <w:t xml:space="preserve"> classes -&gt; saman </w:t>
+      </w:r>
+      <w:proofErr w:type="spellStart"/>
+      <w:r>
+        <w:rPr>
+          <w:b/>
+          <w:bCs/>
+        </w:rPr>
+        <w:t>banane</w:t>
+      </w:r>
+      <w:proofErr w:type="spellEnd"/>
+      <w:r>
+        <w:rPr>
+          <w:b/>
+          <w:bCs/>
+        </w:rPr>
+        <w:t xml:space="preserve"> </w:t>
+      </w:r>
+      <w:proofErr w:type="spellStart"/>
+      <w:r>
+        <w:rPr>
+          <w:b/>
+          <w:bCs/>
+        </w:rPr>
+        <w:t>ke</w:t>
+      </w:r>
+      <w:proofErr w:type="spellEnd"/>
+      <w:r>
+        <w:rPr>
+          <w:b/>
+          <w:bCs/>
+        </w:rPr>
+        <w:t xml:space="preserve"> machine | object -&gt; </w:t>
+      </w:r>
+      <w:proofErr w:type="gramStart"/>
+      <w:r>
+        <w:rPr>
+          <w:b/>
+          <w:bCs/>
+        </w:rPr>
+        <w:t>saman )</w:t>
+      </w:r>
+      <w:proofErr w:type="gramEnd"/>
+      <w:r>
+        <w:rPr>
+          <w:b/>
+          <w:bCs/>
+        </w:rPr>
+        <w:t xml:space="preserve"> </w:t>
+      </w:r>
+    </w:p>
+    <w:p>
+      <w:pPr>
+        <w:numPr>
+          <w:ilvl w:val="0"/>
+          <w:numId w:val="9"/>
+        </w:numPr>
+      </w:pPr>
+      <w:r>
+        <w:t>Define a class</w:t>
+      </w:r>
+    </w:p>
+    <w:p>
+      <w:pPr>
+        <w:numPr>
+          <w:ilvl w:val="0"/>
+          <w:numId w:val="9"/>
+        </w:numPr>
+      </w:pPr>
+      <w:r>
+        <w:t>Create objects</w:t>
+      </w:r>
+    </w:p>
+    <w:p>
+      <w:pPr>
+        <w:numPr>
+          <w:ilvl w:val="0"/>
+          <w:numId w:val="9"/>
+        </w:numPr>
+      </w:pPr>
+      <w:r>
+        <w:t>Constructors</w:t>
+      </w:r>
+    </w:p>
+    <w:p>
+      <w:pPr>
+        <w:numPr>
+          <w:ilvl w:val="0"/>
+          <w:numId w:val="9"/>
+        </w:numPr>
+      </w:pPr>
+      <w:r>
+        <w:t>this keyword</w:t>
+      </w:r>
+    </w:p>
+    <w:p>
+      <w:pPr>
+        <w:rPr>
+          <w:b/>
+          <w:bCs/>
+        </w:rPr>
+      </w:pPr>
+      <w:r>
+        <w:rPr>
+          <w:rFonts w:ascii="Segoe UI Emoji" w:hAnsi="Segoe UI Emoji" w:cs="Segoe UI Emoji"/>
+          <w:b/>
+          <w:bCs/>
+        </w:rPr>
+        <w:t>✅</w:t>
+      </w:r>
+      <w:r>
+        <w:rPr>
+          <w:b/>
+          <w:bCs/>
+        </w:rPr>
+        <w:t xml:space="preserve"> Step 3: Encapsulation</w:t>
+      </w:r>
+    </w:p>
+    <w:p>
+      <w:pPr>
+        <w:numPr>
+          <w:ilvl w:val="0"/>
+          <w:numId w:val="10"/>
+        </w:numPr>
+      </w:pPr>
+      <w:r>
+        <w:t>Private variables</w:t>
+      </w:r>
+    </w:p>
+    <w:p>
+      <w:pPr>
+        <w:numPr>
+          <w:ilvl w:val="0"/>
+          <w:numId w:val="10"/>
+        </w:numPr>
+      </w:pPr>
+      <w:r>
+        <w:t>Getters and Setters</w:t>
+      </w:r>
+    </w:p>
+    <w:p>
+      <w:pPr>
+        <w:numPr>
+          <w:ilvl w:val="0"/>
+          <w:numId w:val="10"/>
+        </w:numPr>
+      </w:pPr>
+      <w:r>
+        <w:t>Data hiding</w:t>
+      </w:r>
+    </w:p>
+    <w:p>
+      <w:pPr>
+        <w:rPr>
+          <w:b/>
+          <w:bCs/>
+        </w:rPr>
+      </w:pPr>
+      <w:r>
+        <w:rPr>
+          <w:rFonts w:ascii="Segoe UI Emoji" w:hAnsi="Segoe UI Emoji" w:cs="Segoe UI Emoji"/>
+          <w:b/>
+          <w:bCs/>
+        </w:rPr>
+        <w:t>✅</w:t>
+      </w:r>
+      <w:r>
+        <w:rPr>
+          <w:b/>
+          <w:bCs/>
+        </w:rPr>
+        <w:t xml:space="preserve"> Step 4: Inheritance</w:t>
+      </w:r>
+    </w:p>
+    <w:p>
+      <w:pPr>
+        <w:numPr>
+          <w:ilvl w:val="0"/>
+          <w:numId w:val="11"/>
+        </w:numPr>
+      </w:pPr>
+      <w:r>
+        <w:t>Parent-child relationship</w:t>
+      </w:r>
+    </w:p>
+    <w:p>
+      <w:pPr>
+        <w:numPr>
+          <w:ilvl w:val="0"/>
+          <w:numId w:val="11"/>
+        </w:numPr>
+      </w:pPr>
+      <w:r>
+        <w:t>super keyword</w:t>
+      </w:r>
+    </w:p>
+    <w:p>
+      <w:pPr>
+        <w:numPr>
+          <w:ilvl w:val="0"/>
+          <w:numId w:val="11"/>
+        </w:numPr>
+      </w:pPr>
+      <w:r>
+        <w:t>Reusability</w:t>
+      </w:r>
+    </w:p>
+    <w:p>
+      <w:pPr>
+        <w:rPr>
+          <w:b/>
+          <w:bCs/>
+        </w:rPr>
+      </w:pPr>
+      <w:r>
+        <w:rPr>
+          <w:rFonts w:ascii="Segoe UI Emoji" w:hAnsi="Segoe UI Emoji" w:cs="Segoe UI Emoji"/>
+          <w:b/>
+          <w:bCs/>
+        </w:rPr>
+        <w:t>✅</w:t>
+      </w:r>
+      <w:r>
+        <w:rPr>
+          <w:b/>
+          <w:bCs/>
+        </w:rPr>
+        <w:t xml:space="preserve"> Step 5: Polymorphism</w:t>
+      </w:r>
+      <w:r>
+        <w:rPr>
+          <w:b/>
+          <w:bCs/>
+        </w:rPr>
+        <w:t xml:space="preserve"> (</w:t>
+      </w:r>
+      <w:proofErr w:type="spellStart"/>
+      <w:proofErr w:type="gramStart"/>
+      <w:r>
+        <w:rPr>
+          <w:rFonts w:ascii="Nirmala UI" w:hAnsi="Nirmala UI" w:cs="Nirmala UI"/>
+          <w:b/>
+          <w:bCs/>
+        </w:rPr>
+        <w:t>बहुरूपता</w:t>
+      </w:r>
+      <w:proofErr w:type="spellEnd"/>
+      <w:r>
+        <w:rPr>
+          <w:b/>
+          <w:bCs/>
+        </w:rPr>
+        <w:t> </w:t>
+      </w:r>
+      <w:r>
+        <w:rPr>
+          <w:b/>
+          <w:bCs/>
+        </w:rPr>
+        <w:t>)</w:t>
+      </w:r>
+      <w:proofErr w:type="gramEnd"/>
+    </w:p>
+    <w:p>
+      <w:pPr>
+        <w:numPr>
+          <w:ilvl w:val="0"/>
+          <w:numId w:val="12"/>
+        </w:numPr>
+      </w:pPr>
+      <w:r>
+        <w:t>Method Overloading (Same method name, different parameters)</w:t>
+      </w:r>
+    </w:p>
+    <w:p>
+      <w:pPr>
+        <w:numPr>
+          <w:ilvl w:val="0"/>
+          <w:numId w:val="12"/>
+        </w:numPr>
+      </w:pPr>
+      <w:r>
+        <w:t>Method Overriding (Same method name in child class)</w:t>
+      </w:r>
+    </w:p>
+    <w:p>
+      <w:pPr>
+        <w:numPr>
+          <w:ilvl w:val="0"/>
+          <w:numId w:val="12"/>
+        </w:numPr>
+      </w:pPr>
+      <w:r>
+        <w:t>Dynamic dispatch</w:t>
+      </w:r>
+    </w:p>
+    <w:p>
+      <w:pPr>
+        <w:rPr>
+          <w:b/>
+          <w:bCs/>
+        </w:rPr>
+      </w:pPr>
+      <w:r>
+        <w:rPr>
+          <w:rFonts w:ascii="Segoe UI Emoji" w:hAnsi="Segoe UI Emoji" w:cs="Segoe UI Emoji"/>
+          <w:b/>
+          <w:bCs/>
+        </w:rPr>
+        <w:t>✅</w:t>
+      </w:r>
+      <w:r>
+        <w:rPr>
+          <w:b/>
+          <w:bCs/>
+        </w:rPr>
+        <w:t xml:space="preserve"> Step 6: Abstraction</w:t>
+      </w:r>
+      <w:r>
+        <w:rPr>
+          <w:b/>
+          <w:bCs/>
+        </w:rPr>
+        <w:t xml:space="preserve"> </w:t>
+      </w:r>
+    </w:p>
+    <w:p>
+      <w:pPr>
+        <w:numPr>
+          <w:ilvl w:val="0"/>
+          <w:numId w:val="13"/>
+        </w:numPr>
+      </w:pPr>
+      <w:r>
+        <w:t>Abstract classes</w:t>
+      </w:r>
+    </w:p>
+    <w:p>
+      <w:pPr>
+        <w:numPr>
+          <w:ilvl w:val="0"/>
+          <w:numId w:val="13"/>
+        </w:numPr>
+      </w:pPr>
+      <w:r>
+        <w:t>Interfaces</w:t>
+      </w:r>
+    </w:p>
+    <w:p>
+      <w:pPr>
+        <w:numPr>
+          <w:ilvl w:val="0"/>
+          <w:numId w:val="13"/>
+        </w:numPr>
+      </w:pPr>
+      <w:r>
+        <w:t>Hiding internal details, showing only functionality</w:t>
+      </w:r>
+    </w:p>
+    <w:p>
+      <w:pPr>
+        <w:rPr>
+          <w:b/>
+          <w:bCs/>
+        </w:rPr>
+      </w:pPr>
+      <w:r>
+        <w:rPr>
+          <w:rFonts w:ascii="Segoe UI Emoji" w:hAnsi="Segoe UI Emoji" w:cs="Segoe UI Emoji"/>
+          <w:b/>
+          <w:bCs/>
+        </w:rPr>
+        <w:t>✅</w:t>
+      </w:r>
+      <w:r>
+        <w:rPr>
+          <w:b/>
+          <w:bCs/>
+        </w:rPr>
+        <w:t xml:space="preserve"> Step 7: Access Modifiers</w:t>
+      </w:r>
+    </w:p>
+    <w:p>
+      <w:pPr>
+        <w:numPr>
+          <w:ilvl w:val="0"/>
+          <w:numId w:val="14"/>
+        </w:numPr>
+      </w:pPr>
+      <w:r>
+        <w:t>public, private, protected</w:t>
+      </w:r>
+    </w:p>
+    <w:p>
+      <w:pPr>
+        <w:numPr>
+          <w:ilvl w:val="0"/>
+          <w:numId w:val="14"/>
+        </w:numPr>
+      </w:pPr>
+      <w:r>
+        <w:t>Default/package-private (language-specific)</w:t>
+      </w:r>
+    </w:p>
+    <w:p>
+      <w:pPr>
+        <w:rPr>
+          <w:b/>
+          <w:bCs/>
+        </w:rPr>
+      </w:pPr>
+      <w:r>
+        <w:rPr>
+          <w:rFonts w:ascii="Segoe UI Emoji" w:hAnsi="Segoe UI Emoji" w:cs="Segoe UI Emoji"/>
+          <w:b/>
+          <w:bCs/>
+        </w:rPr>
+        <w:t>✅</w:t>
+      </w:r>
+      <w:r>
+        <w:rPr>
+          <w:b/>
+          <w:bCs/>
+        </w:rPr>
+        <w:t xml:space="preserve"> Step 8: Composition vs Inheritance</w:t>
+      </w:r>
+    </w:p>
+    <w:p>
+      <w:pPr>
+        <w:numPr>
+          <w:ilvl w:val="0"/>
+          <w:numId w:val="15"/>
+        </w:numPr>
+      </w:pPr>
+      <w:r>
+        <w:t>"Has-a" vs "Is-a" relationship</w:t>
+      </w:r>
+    </w:p>
+    <w:p>
+      <w:pPr>
+        <w:rPr>
+          <w:b/>
+          <w:bCs/>
+        </w:rPr>
+      </w:pPr>
+      <w:r>
+        <w:rPr>
+          <w:rFonts w:ascii="Segoe UI Emoji" w:hAnsi="Segoe UI Emoji" w:cs="Segoe UI Emoji"/>
+          <w:b/>
+          <w:bCs/>
+        </w:rPr>
+        <w:t>✅</w:t>
+      </w:r>
+      <w:r>
+        <w:rPr>
+          <w:b/>
+          <w:bCs/>
+        </w:rPr>
+        <w:t xml:space="preserve"> Step 9: Practice </w:t>
+      </w:r>
+      <w:proofErr w:type="spellStart"/>
+      <w:r>
+        <w:rPr>
+          <w:b/>
+          <w:bCs/>
+        </w:rPr>
+        <w:t>Practice</w:t>
+      </w:r>
+      <w:proofErr w:type="spellEnd"/>
+      <w:r>
+        <w:rPr>
+          <w:b/>
+          <w:bCs/>
+        </w:rPr>
+        <w:t xml:space="preserve"> </w:t>
+      </w:r>
+      <w:proofErr w:type="spellStart"/>
+      <w:r>
+        <w:rPr>
+          <w:b/>
+          <w:bCs/>
+        </w:rPr>
+        <w:t>Practice</w:t>
+      </w:r>
+      <w:proofErr w:type="spellEnd"/>
+    </w:p>
+    <w:p>
+      <w:pPr>
+        <w:numPr>
+          <w:ilvl w:val="0"/>
+          <w:numId w:val="16"/>
+        </w:numPr>
+      </w:pPr>
+      <w:r>
+        <w:lastRenderedPageBreak/>
+        <w:t>Make small projects: e.g., Student Management System, Library System, Bank App</w:t>
+      </w:r>
+    </w:p>
+    <w:p>
+      <w:r>
+        <w:pict w14:anchorId="72B45A64">
+          <v:rect id="_x0000_i1063" style="width:0;height:1.5pt" o:hralign="center" o:hrstd="t" o:hr="t" fillcolor="#a0a0a0" stroked="f"/>
+        </w:pict>
+      </w:r>
+    </w:p>
+    <w:p>
+      <w:pPr>
+        <w:rPr>
+          <w:b/>
+          <w:bCs/>
+        </w:rPr>
+      </w:pPr>
+      <w:r>
+        <w:rPr>
+          <w:rFonts w:ascii="Segoe UI Emoji" w:hAnsi="Segoe UI Emoji" w:cs="Segoe UI Emoji"/>
+          <w:b/>
+          <w:bCs/>
+        </w:rPr>
+        <w:t>📦</w:t>
+      </w:r>
+      <w:r>
+        <w:rPr>
+          <w:b/>
+          <w:bCs/>
+        </w:rPr>
+        <w:t xml:space="preserve"> Bonus (Once basics are strong)</w:t>
+      </w:r>
+    </w:p>
+    <w:p>
+      <w:pPr>
+        <w:numPr>
+          <w:ilvl w:val="0"/>
+          <w:numId w:val="17"/>
+        </w:numPr>
+      </w:pPr>
+      <w:r>
+        <w:t xml:space="preserve">Learn </w:t>
+      </w:r>
+      <w:r>
+        <w:rPr>
+          <w:b/>
+          <w:bCs/>
+        </w:rPr>
+        <w:t>SOLID principles</w:t>
+      </w:r>
+    </w:p>
+    <w:p>
+      <w:pPr>
+        <w:numPr>
+          <w:ilvl w:val="0"/>
+          <w:numId w:val="17"/>
+        </w:numPr>
+      </w:pPr>
+      <w:r>
+        <w:t xml:space="preserve">Read about </w:t>
+      </w:r>
+      <w:r>
+        <w:rPr>
+          <w:b/>
+          <w:bCs/>
+        </w:rPr>
+        <w:t>Design Patterns</w:t>
+      </w:r>
+      <w:r>
+        <w:t xml:space="preserve"> (e.g., Singleton, Factory)</w:t>
+      </w:r>
+    </w:p>
+    <w:p>
+      <w:pPr>
+        <w:numPr>
+          <w:ilvl w:val="0"/>
+          <w:numId w:val="17"/>
+        </w:numPr>
+      </w:pPr>
+      <w:r>
+        <w:t xml:space="preserve">Understand how OOP is used in </w:t>
+      </w:r>
+      <w:r>
+        <w:rPr>
+          <w:b/>
+          <w:bCs/>
+        </w:rPr>
+        <w:t>frameworks</w:t>
+      </w:r>
+      <w:r>
+        <w:t xml:space="preserve"> (like Django, Spring, etc.)</w:t>
       </w:r>
     </w:p>
     <w:p>
@@ -1316,6 +2591,155 @@
 <file path=word/numbering.xml><?xml version="1.0" encoding="utf-8"?>
 <w:numbering xmlns:wpc="http://schemas.microsoft.com/office/word/2010/wordprocessingCanvas" xmlns:cx="http://schemas.microsoft.com/office/drawing/2014/chartex" xmlns:cx1="http://schemas.microsoft.com/office/drawing/2015/9/8/chartex" xmlns:cx2="http://schemas.microsoft.com/office/drawing/2015/10/21/chartex" xmlns:cx3="http://schemas.microsoft.com/office/drawing/2016/5/9/chartex" xmlns:cx4="http://schemas.microsoft.com/office/drawing/2016/5/10/chartex" xmlns:cx5="http://schemas.microsoft.com/office/drawing/2016/5/11/chartex" xmlns:cx6="http://schemas.microsoft.com/office/drawing/2016/5/12/chartex" xmlns:cx7="http://schemas.microsoft.com/office/drawing/2016/5/13/chartex" xmlns:cx8="http://schemas.microsoft.com/office/drawing/2016/5/14/chartex" xmlns:mc="http://schemas.openxmlformats.org/markup-compatibility/2006" xmlns:aink="http://schemas.microsoft.com/office/drawing/2016/ink" xmlns:am3d="http://schemas.microsoft.com/office/drawing/2017/model3d" xmlns:o="urn:schemas-microsoft-com:office:office" xmlns:oel="http://schemas.microsoft.com/office/2019/extlst" xmlns:r="http://schemas.openxmlformats.org/officeDocument/2006/relationships" xmlns:m="http://schemas.openxmlformats.org/officeDocument/2006/math" xmlns:v="urn:schemas-microsoft-com:vml" xmlns:wp14="http://schemas.microsoft.com/office/word/2010/wordprocessingDrawing" xmlns:wp="http://schemas.openxmlformats.org/drawingml/2006/wordprocessingDrawing" xmlns:w10="urn:schemas-microsoft-com:office:word" xmlns:w="http://schemas.openxmlformats.org/wordprocessingml/2006/main" xmlns:w14="http://schemas.microsoft.com/office/word/2010/wordml" xmlns:w15="http://schemas.microsoft.com/office/word/2012/wordml" xmlns:w16cex="http://schemas.microsoft.com/office/word/2018/wordml/cex" xmlns:w16cid="http://schemas.microsoft.com/office/word/2016/wordml/cid" xmlns:w16="http://schemas.microsoft.com/office/word/2018/wordml" xmlns:w16du="http://schemas.microsoft.com/office/word/2023/wordml/word16du" xmlns:w16sdtdh="http://schemas.microsoft.com/office/word/2020/wordml/sdtdatahash" xmlns:w16sdtfl="http://schemas.microsoft.com/office/word/2024/wordml/sdtformatlock" xmlns:w16se="http://schemas.microsoft.com/office/word/2015/wordml/symex" xmlns:wpg="http://schemas.microsoft.com/office/word/2010/wordprocessingGroup" xmlns:wpi="http://schemas.microsoft.com/office/word/2010/wordprocessingInk" xmlns:wne="http://schemas.microsoft.com/office/word/2006/wordml" xmlns:wps="http://schemas.microsoft.com/office/word/2010/wordprocessingShape" mc:Ignorable="w14 w15 w16se w16cid w16 w16cex w16sdtdh w16sdtfl w16du wp14">
   <w:abstractNum w:abstractNumId="0" w15:restartNumberingAfterBreak="0">
+    <w:nsid w:val="00D81435"/>
+    <w:multiLevelType w:val="multilevel"/>
+    <w:tmpl w:val="D4DC8D1C"/>
+    <w:lvl w:ilvl="0">
+      <w:start w:val="1"/>
+      <w:numFmt w:val="bullet"/>
+      <w:lvlText w:val=""/>
+      <w:lvlJc w:val="left"/>
+      <w:pPr>
+        <w:tabs>
+          <w:tab w:val="num" w:pos="720"/>
+        </w:tabs>
+        <w:ind w:left="720" w:hanging="360"/>
+      </w:pPr>
+      <w:rPr>
+        <w:rFonts w:ascii="Symbol" w:hAnsi="Symbol" w:hint="default"/>
+        <w:sz w:val="20"/>
+      </w:rPr>
+    </w:lvl>
+    <w:lvl w:ilvl="1" w:tentative="1">
+      <w:start w:val="1"/>
+      <w:numFmt w:val="bullet"/>
+      <w:lvlText w:val="o"/>
+      <w:lvlJc w:val="left"/>
+      <w:pPr>
+        <w:tabs>
+          <w:tab w:val="num" w:pos="1440"/>
+        </w:tabs>
+        <w:ind w:left="1440" w:hanging="360"/>
+      </w:pPr>
+      <w:rPr>
+        <w:rFonts w:ascii="Courier New" w:hAnsi="Courier New" w:hint="default"/>
+        <w:sz w:val="20"/>
+      </w:rPr>
+    </w:lvl>
+    <w:lvl w:ilvl="2" w:tentative="1">
+      <w:start w:val="1"/>
+      <w:numFmt w:val="bullet"/>
+      <w:lvlText w:val=""/>
+      <w:lvlJc w:val="left"/>
+      <w:pPr>
+        <w:tabs>
+          <w:tab w:val="num" w:pos="2160"/>
+        </w:tabs>
+        <w:ind w:left="2160" w:hanging="360"/>
+      </w:pPr>
+      <w:rPr>
+        <w:rFonts w:ascii="Wingdings" w:hAnsi="Wingdings" w:hint="default"/>
+        <w:sz w:val="20"/>
+      </w:rPr>
+    </w:lvl>
+    <w:lvl w:ilvl="3" w:tentative="1">
+      <w:start w:val="1"/>
+      <w:numFmt w:val="bullet"/>
+      <w:lvlText w:val=""/>
+      <w:lvlJc w:val="left"/>
+      <w:pPr>
+        <w:tabs>
+          <w:tab w:val="num" w:pos="2880"/>
+        </w:tabs>
+        <w:ind w:left="2880" w:hanging="360"/>
+      </w:pPr>
+      <w:rPr>
+        <w:rFonts w:ascii="Wingdings" w:hAnsi="Wingdings" w:hint="default"/>
+        <w:sz w:val="20"/>
+      </w:rPr>
+    </w:lvl>
+    <w:lvl w:ilvl="4" w:tentative="1">
+      <w:start w:val="1"/>
+      <w:numFmt w:val="bullet"/>
+      <w:lvlText w:val=""/>
+      <w:lvlJc w:val="left"/>
+      <w:pPr>
+        <w:tabs>
+          <w:tab w:val="num" w:pos="3600"/>
+        </w:tabs>
+        <w:ind w:left="3600" w:hanging="360"/>
+      </w:pPr>
+      <w:rPr>
+        <w:rFonts w:ascii="Wingdings" w:hAnsi="Wingdings" w:hint="default"/>
+        <w:sz w:val="20"/>
+      </w:rPr>
+    </w:lvl>
+    <w:lvl w:ilvl="5" w:tentative="1">
+      <w:start w:val="1"/>
+      <w:numFmt w:val="bullet"/>
+      <w:lvlText w:val=""/>
+      <w:lvlJc w:val="left"/>
+      <w:pPr>
+        <w:tabs>
+          <w:tab w:val="num" w:pos="4320"/>
+        </w:tabs>
+        <w:ind w:left="4320" w:hanging="360"/>
+      </w:pPr>
+      <w:rPr>
+        <w:rFonts w:ascii="Wingdings" w:hAnsi="Wingdings" w:hint="default"/>
+        <w:sz w:val="20"/>
+      </w:rPr>
+    </w:lvl>
+    <w:lvl w:ilvl="6" w:tentative="1">
+      <w:start w:val="1"/>
+      <w:numFmt w:val="bullet"/>
+      <w:lvlText w:val=""/>
+      <w:lvlJc w:val="left"/>
+      <w:pPr>
+        <w:tabs>
+          <w:tab w:val="num" w:pos="5040"/>
+        </w:tabs>
+        <w:ind w:left="5040" w:hanging="360"/>
+      </w:pPr>
+      <w:rPr>
+        <w:rFonts w:ascii="Wingdings" w:hAnsi="Wingdings" w:hint="default"/>
+        <w:sz w:val="20"/>
+      </w:rPr>
+    </w:lvl>
+    <w:lvl w:ilvl="7" w:tentative="1">
+      <w:start w:val="1"/>
+      <w:numFmt w:val="bullet"/>
+      <w:lvlText w:val=""/>
+      <w:lvlJc w:val="left"/>
+      <w:pPr>
+        <w:tabs>
+          <w:tab w:val="num" w:pos="5760"/>
+        </w:tabs>
+        <w:ind w:left="5760" w:hanging="360"/>
+      </w:pPr>
+      <w:rPr>
+        <w:rFonts w:ascii="Wingdings" w:hAnsi="Wingdings" w:hint="default"/>
+        <w:sz w:val="20"/>
+      </w:rPr>
+    </w:lvl>
+    <w:lvl w:ilvl="8" w:tentative="1">
+      <w:start w:val="1"/>
+      <w:numFmt w:val="bullet"/>
+      <w:lvlText w:val=""/>
+      <w:lvlJc w:val="left"/>
+      <w:pPr>
+        <w:tabs>
+          <w:tab w:val="num" w:pos="6480"/>
+        </w:tabs>
+        <w:ind w:left="6480" w:hanging="360"/>
+      </w:pPr>
+      <w:rPr>
+        <w:rFonts w:ascii="Wingdings" w:hAnsi="Wingdings" w:hint="default"/>
+        <w:sz w:val="20"/>
+      </w:rPr>
+    </w:lvl>
+  </w:abstractNum>
+  <w:abstractNum w:abstractNumId="1" w15:restartNumberingAfterBreak="0">
     <w:nsid w:val="074A648C"/>
     <w:multiLevelType w:val="hybridMultilevel"/>
     <w:tmpl w:val="447E0FBE"/>
@@ -1428,7 +2852,7 @@
       </w:rPr>
     </w:lvl>
   </w:abstractNum>
-  <w:abstractNum w:abstractNumId="1" w15:restartNumberingAfterBreak="0">
+  <w:abstractNum w:abstractNumId="2" w15:restartNumberingAfterBreak="0">
     <w:nsid w:val="0B950AD9"/>
     <w:multiLevelType w:val="multilevel"/>
     <w:tmpl w:val="A4281988"/>
@@ -1577,7 +3001,752 @@
       </w:rPr>
     </w:lvl>
   </w:abstractNum>
-  <w:abstractNum w:abstractNumId="2" w15:restartNumberingAfterBreak="0">
+  <w:abstractNum w:abstractNumId="3" w15:restartNumberingAfterBreak="0">
+    <w:nsid w:val="16706D55"/>
+    <w:multiLevelType w:val="multilevel"/>
+    <w:tmpl w:val="2CCAAB1E"/>
+    <w:lvl w:ilvl="0">
+      <w:start w:val="1"/>
+      <w:numFmt w:val="bullet"/>
+      <w:lvlText w:val=""/>
+      <w:lvlJc w:val="left"/>
+      <w:pPr>
+        <w:tabs>
+          <w:tab w:val="num" w:pos="720"/>
+        </w:tabs>
+        <w:ind w:left="720" w:hanging="360"/>
+      </w:pPr>
+      <w:rPr>
+        <w:rFonts w:ascii="Symbol" w:hAnsi="Symbol" w:hint="default"/>
+        <w:sz w:val="20"/>
+      </w:rPr>
+    </w:lvl>
+    <w:lvl w:ilvl="1" w:tentative="1">
+      <w:start w:val="1"/>
+      <w:numFmt w:val="bullet"/>
+      <w:lvlText w:val="o"/>
+      <w:lvlJc w:val="left"/>
+      <w:pPr>
+        <w:tabs>
+          <w:tab w:val="num" w:pos="1440"/>
+        </w:tabs>
+        <w:ind w:left="1440" w:hanging="360"/>
+      </w:pPr>
+      <w:rPr>
+        <w:rFonts w:ascii="Courier New" w:hAnsi="Courier New" w:hint="default"/>
+        <w:sz w:val="20"/>
+      </w:rPr>
+    </w:lvl>
+    <w:lvl w:ilvl="2" w:tentative="1">
+      <w:start w:val="1"/>
+      <w:numFmt w:val="bullet"/>
+      <w:lvlText w:val=""/>
+      <w:lvlJc w:val="left"/>
+      <w:pPr>
+        <w:tabs>
+          <w:tab w:val="num" w:pos="2160"/>
+        </w:tabs>
+        <w:ind w:left="2160" w:hanging="360"/>
+      </w:pPr>
+      <w:rPr>
+        <w:rFonts w:ascii="Wingdings" w:hAnsi="Wingdings" w:hint="default"/>
+        <w:sz w:val="20"/>
+      </w:rPr>
+    </w:lvl>
+    <w:lvl w:ilvl="3" w:tentative="1">
+      <w:start w:val="1"/>
+      <w:numFmt w:val="bullet"/>
+      <w:lvlText w:val=""/>
+      <w:lvlJc w:val="left"/>
+      <w:pPr>
+        <w:tabs>
+          <w:tab w:val="num" w:pos="2880"/>
+        </w:tabs>
+        <w:ind w:left="2880" w:hanging="360"/>
+      </w:pPr>
+      <w:rPr>
+        <w:rFonts w:ascii="Wingdings" w:hAnsi="Wingdings" w:hint="default"/>
+        <w:sz w:val="20"/>
+      </w:rPr>
+    </w:lvl>
+    <w:lvl w:ilvl="4" w:tentative="1">
+      <w:start w:val="1"/>
+      <w:numFmt w:val="bullet"/>
+      <w:lvlText w:val=""/>
+      <w:lvlJc w:val="left"/>
+      <w:pPr>
+        <w:tabs>
+          <w:tab w:val="num" w:pos="3600"/>
+        </w:tabs>
+        <w:ind w:left="3600" w:hanging="360"/>
+      </w:pPr>
+      <w:rPr>
+        <w:rFonts w:ascii="Wingdings" w:hAnsi="Wingdings" w:hint="default"/>
+        <w:sz w:val="20"/>
+      </w:rPr>
+    </w:lvl>
+    <w:lvl w:ilvl="5" w:tentative="1">
+      <w:start w:val="1"/>
+      <w:numFmt w:val="bullet"/>
+      <w:lvlText w:val=""/>
+      <w:lvlJc w:val="left"/>
+      <w:pPr>
+        <w:tabs>
+          <w:tab w:val="num" w:pos="4320"/>
+        </w:tabs>
+        <w:ind w:left="4320" w:hanging="360"/>
+      </w:pPr>
+      <w:rPr>
+        <w:rFonts w:ascii="Wingdings" w:hAnsi="Wingdings" w:hint="default"/>
+        <w:sz w:val="20"/>
+      </w:rPr>
+    </w:lvl>
+    <w:lvl w:ilvl="6" w:tentative="1">
+      <w:start w:val="1"/>
+      <w:numFmt w:val="bullet"/>
+      <w:lvlText w:val=""/>
+      <w:lvlJc w:val="left"/>
+      <w:pPr>
+        <w:tabs>
+          <w:tab w:val="num" w:pos="5040"/>
+        </w:tabs>
+        <w:ind w:left="5040" w:hanging="360"/>
+      </w:pPr>
+      <w:rPr>
+        <w:rFonts w:ascii="Wingdings" w:hAnsi="Wingdings" w:hint="default"/>
+        <w:sz w:val="20"/>
+      </w:rPr>
+    </w:lvl>
+    <w:lvl w:ilvl="7" w:tentative="1">
+      <w:start w:val="1"/>
+      <w:numFmt w:val="bullet"/>
+      <w:lvlText w:val=""/>
+      <w:lvlJc w:val="left"/>
+      <w:pPr>
+        <w:tabs>
+          <w:tab w:val="num" w:pos="5760"/>
+        </w:tabs>
+        <w:ind w:left="5760" w:hanging="360"/>
+      </w:pPr>
+      <w:rPr>
+        <w:rFonts w:ascii="Wingdings" w:hAnsi="Wingdings" w:hint="default"/>
+        <w:sz w:val="20"/>
+      </w:rPr>
+    </w:lvl>
+    <w:lvl w:ilvl="8" w:tentative="1">
+      <w:start w:val="1"/>
+      <w:numFmt w:val="bullet"/>
+      <w:lvlText w:val=""/>
+      <w:lvlJc w:val="left"/>
+      <w:pPr>
+        <w:tabs>
+          <w:tab w:val="num" w:pos="6480"/>
+        </w:tabs>
+        <w:ind w:left="6480" w:hanging="360"/>
+      </w:pPr>
+      <w:rPr>
+        <w:rFonts w:ascii="Wingdings" w:hAnsi="Wingdings" w:hint="default"/>
+        <w:sz w:val="20"/>
+      </w:rPr>
+    </w:lvl>
+  </w:abstractNum>
+  <w:abstractNum w:abstractNumId="4" w15:restartNumberingAfterBreak="0">
+    <w:nsid w:val="1B6B01D0"/>
+    <w:multiLevelType w:val="multilevel"/>
+    <w:tmpl w:val="7A941C8C"/>
+    <w:lvl w:ilvl="0">
+      <w:start w:val="1"/>
+      <w:numFmt w:val="bullet"/>
+      <w:lvlText w:val=""/>
+      <w:lvlJc w:val="left"/>
+      <w:pPr>
+        <w:tabs>
+          <w:tab w:val="num" w:pos="720"/>
+        </w:tabs>
+        <w:ind w:left="720" w:hanging="360"/>
+      </w:pPr>
+      <w:rPr>
+        <w:rFonts w:ascii="Symbol" w:hAnsi="Symbol" w:hint="default"/>
+        <w:sz w:val="20"/>
+      </w:rPr>
+    </w:lvl>
+    <w:lvl w:ilvl="1" w:tentative="1">
+      <w:start w:val="1"/>
+      <w:numFmt w:val="bullet"/>
+      <w:lvlText w:val="o"/>
+      <w:lvlJc w:val="left"/>
+      <w:pPr>
+        <w:tabs>
+          <w:tab w:val="num" w:pos="1440"/>
+        </w:tabs>
+        <w:ind w:left="1440" w:hanging="360"/>
+      </w:pPr>
+      <w:rPr>
+        <w:rFonts w:ascii="Courier New" w:hAnsi="Courier New" w:hint="default"/>
+        <w:sz w:val="20"/>
+      </w:rPr>
+    </w:lvl>
+    <w:lvl w:ilvl="2" w:tentative="1">
+      <w:start w:val="1"/>
+      <w:numFmt w:val="bullet"/>
+      <w:lvlText w:val=""/>
+      <w:lvlJc w:val="left"/>
+      <w:pPr>
+        <w:tabs>
+          <w:tab w:val="num" w:pos="2160"/>
+        </w:tabs>
+        <w:ind w:left="2160" w:hanging="360"/>
+      </w:pPr>
+      <w:rPr>
+        <w:rFonts w:ascii="Wingdings" w:hAnsi="Wingdings" w:hint="default"/>
+        <w:sz w:val="20"/>
+      </w:rPr>
+    </w:lvl>
+    <w:lvl w:ilvl="3" w:tentative="1">
+      <w:start w:val="1"/>
+      <w:numFmt w:val="bullet"/>
+      <w:lvlText w:val=""/>
+      <w:lvlJc w:val="left"/>
+      <w:pPr>
+        <w:tabs>
+          <w:tab w:val="num" w:pos="2880"/>
+        </w:tabs>
+        <w:ind w:left="2880" w:hanging="360"/>
+      </w:pPr>
+      <w:rPr>
+        <w:rFonts w:ascii="Wingdings" w:hAnsi="Wingdings" w:hint="default"/>
+        <w:sz w:val="20"/>
+      </w:rPr>
+    </w:lvl>
+    <w:lvl w:ilvl="4" w:tentative="1">
+      <w:start w:val="1"/>
+      <w:numFmt w:val="bullet"/>
+      <w:lvlText w:val=""/>
+      <w:lvlJc w:val="left"/>
+      <w:pPr>
+        <w:tabs>
+          <w:tab w:val="num" w:pos="3600"/>
+        </w:tabs>
+        <w:ind w:left="3600" w:hanging="360"/>
+      </w:pPr>
+      <w:rPr>
+        <w:rFonts w:ascii="Wingdings" w:hAnsi="Wingdings" w:hint="default"/>
+        <w:sz w:val="20"/>
+      </w:rPr>
+    </w:lvl>
+    <w:lvl w:ilvl="5" w:tentative="1">
+      <w:start w:val="1"/>
+      <w:numFmt w:val="bullet"/>
+      <w:lvlText w:val=""/>
+      <w:lvlJc w:val="left"/>
+      <w:pPr>
+        <w:tabs>
+          <w:tab w:val="num" w:pos="4320"/>
+        </w:tabs>
+        <w:ind w:left="4320" w:hanging="360"/>
+      </w:pPr>
+      <w:rPr>
+        <w:rFonts w:ascii="Wingdings" w:hAnsi="Wingdings" w:hint="default"/>
+        <w:sz w:val="20"/>
+      </w:rPr>
+    </w:lvl>
+    <w:lvl w:ilvl="6" w:tentative="1">
+      <w:start w:val="1"/>
+      <w:numFmt w:val="bullet"/>
+      <w:lvlText w:val=""/>
+      <w:lvlJc w:val="left"/>
+      <w:pPr>
+        <w:tabs>
+          <w:tab w:val="num" w:pos="5040"/>
+        </w:tabs>
+        <w:ind w:left="5040" w:hanging="360"/>
+      </w:pPr>
+      <w:rPr>
+        <w:rFonts w:ascii="Wingdings" w:hAnsi="Wingdings" w:hint="default"/>
+        <w:sz w:val="20"/>
+      </w:rPr>
+    </w:lvl>
+    <w:lvl w:ilvl="7" w:tentative="1">
+      <w:start w:val="1"/>
+      <w:numFmt w:val="bullet"/>
+      <w:lvlText w:val=""/>
+      <w:lvlJc w:val="left"/>
+      <w:pPr>
+        <w:tabs>
+          <w:tab w:val="num" w:pos="5760"/>
+        </w:tabs>
+        <w:ind w:left="5760" w:hanging="360"/>
+      </w:pPr>
+      <w:rPr>
+        <w:rFonts w:ascii="Wingdings" w:hAnsi="Wingdings" w:hint="default"/>
+        <w:sz w:val="20"/>
+      </w:rPr>
+    </w:lvl>
+    <w:lvl w:ilvl="8" w:tentative="1">
+      <w:start w:val="1"/>
+      <w:numFmt w:val="bullet"/>
+      <w:lvlText w:val=""/>
+      <w:lvlJc w:val="left"/>
+      <w:pPr>
+        <w:tabs>
+          <w:tab w:val="num" w:pos="6480"/>
+        </w:tabs>
+        <w:ind w:left="6480" w:hanging="360"/>
+      </w:pPr>
+      <w:rPr>
+        <w:rFonts w:ascii="Wingdings" w:hAnsi="Wingdings" w:hint="default"/>
+        <w:sz w:val="20"/>
+      </w:rPr>
+    </w:lvl>
+  </w:abstractNum>
+  <w:abstractNum w:abstractNumId="5" w15:restartNumberingAfterBreak="0">
+    <w:nsid w:val="25946485"/>
+    <w:multiLevelType w:val="multilevel"/>
+    <w:tmpl w:val="FFB44412"/>
+    <w:lvl w:ilvl="0">
+      <w:start w:val="1"/>
+      <w:numFmt w:val="bullet"/>
+      <w:lvlText w:val=""/>
+      <w:lvlJc w:val="left"/>
+      <w:pPr>
+        <w:tabs>
+          <w:tab w:val="num" w:pos="720"/>
+        </w:tabs>
+        <w:ind w:left="720" w:hanging="360"/>
+      </w:pPr>
+      <w:rPr>
+        <w:rFonts w:ascii="Symbol" w:hAnsi="Symbol" w:hint="default"/>
+        <w:sz w:val="20"/>
+      </w:rPr>
+    </w:lvl>
+    <w:lvl w:ilvl="1" w:tentative="1">
+      <w:start w:val="1"/>
+      <w:numFmt w:val="bullet"/>
+      <w:lvlText w:val="o"/>
+      <w:lvlJc w:val="left"/>
+      <w:pPr>
+        <w:tabs>
+          <w:tab w:val="num" w:pos="1440"/>
+        </w:tabs>
+        <w:ind w:left="1440" w:hanging="360"/>
+      </w:pPr>
+      <w:rPr>
+        <w:rFonts w:ascii="Courier New" w:hAnsi="Courier New" w:hint="default"/>
+        <w:sz w:val="20"/>
+      </w:rPr>
+    </w:lvl>
+    <w:lvl w:ilvl="2" w:tentative="1">
+      <w:start w:val="1"/>
+      <w:numFmt w:val="bullet"/>
+      <w:lvlText w:val=""/>
+      <w:lvlJc w:val="left"/>
+      <w:pPr>
+        <w:tabs>
+          <w:tab w:val="num" w:pos="2160"/>
+        </w:tabs>
+        <w:ind w:left="2160" w:hanging="360"/>
+      </w:pPr>
+      <w:rPr>
+        <w:rFonts w:ascii="Wingdings" w:hAnsi="Wingdings" w:hint="default"/>
+        <w:sz w:val="20"/>
+      </w:rPr>
+    </w:lvl>
+    <w:lvl w:ilvl="3" w:tentative="1">
+      <w:start w:val="1"/>
+      <w:numFmt w:val="bullet"/>
+      <w:lvlText w:val=""/>
+      <w:lvlJc w:val="left"/>
+      <w:pPr>
+        <w:tabs>
+          <w:tab w:val="num" w:pos="2880"/>
+        </w:tabs>
+        <w:ind w:left="2880" w:hanging="360"/>
+      </w:pPr>
+      <w:rPr>
+        <w:rFonts w:ascii="Wingdings" w:hAnsi="Wingdings" w:hint="default"/>
+        <w:sz w:val="20"/>
+      </w:rPr>
+    </w:lvl>
+    <w:lvl w:ilvl="4" w:tentative="1">
+      <w:start w:val="1"/>
+      <w:numFmt w:val="bullet"/>
+      <w:lvlText w:val=""/>
+      <w:lvlJc w:val="left"/>
+      <w:pPr>
+        <w:tabs>
+          <w:tab w:val="num" w:pos="3600"/>
+        </w:tabs>
+        <w:ind w:left="3600" w:hanging="360"/>
+      </w:pPr>
+      <w:rPr>
+        <w:rFonts w:ascii="Wingdings" w:hAnsi="Wingdings" w:hint="default"/>
+        <w:sz w:val="20"/>
+      </w:rPr>
+    </w:lvl>
+    <w:lvl w:ilvl="5" w:tentative="1">
+      <w:start w:val="1"/>
+      <w:numFmt w:val="bullet"/>
+      <w:lvlText w:val=""/>
+      <w:lvlJc w:val="left"/>
+      <w:pPr>
+        <w:tabs>
+          <w:tab w:val="num" w:pos="4320"/>
+        </w:tabs>
+        <w:ind w:left="4320" w:hanging="360"/>
+      </w:pPr>
+      <w:rPr>
+        <w:rFonts w:ascii="Wingdings" w:hAnsi="Wingdings" w:hint="default"/>
+        <w:sz w:val="20"/>
+      </w:rPr>
+    </w:lvl>
+    <w:lvl w:ilvl="6" w:tentative="1">
+      <w:start w:val="1"/>
+      <w:numFmt w:val="bullet"/>
+      <w:lvlText w:val=""/>
+      <w:lvlJc w:val="left"/>
+      <w:pPr>
+        <w:tabs>
+          <w:tab w:val="num" w:pos="5040"/>
+        </w:tabs>
+        <w:ind w:left="5040" w:hanging="360"/>
+      </w:pPr>
+      <w:rPr>
+        <w:rFonts w:ascii="Wingdings" w:hAnsi="Wingdings" w:hint="default"/>
+        <w:sz w:val="20"/>
+      </w:rPr>
+    </w:lvl>
+    <w:lvl w:ilvl="7" w:tentative="1">
+      <w:start w:val="1"/>
+      <w:numFmt w:val="bullet"/>
+      <w:lvlText w:val=""/>
+      <w:lvlJc w:val="left"/>
+      <w:pPr>
+        <w:tabs>
+          <w:tab w:val="num" w:pos="5760"/>
+        </w:tabs>
+        <w:ind w:left="5760" w:hanging="360"/>
+      </w:pPr>
+      <w:rPr>
+        <w:rFonts w:ascii="Wingdings" w:hAnsi="Wingdings" w:hint="default"/>
+        <w:sz w:val="20"/>
+      </w:rPr>
+    </w:lvl>
+    <w:lvl w:ilvl="8" w:tentative="1">
+      <w:start w:val="1"/>
+      <w:numFmt w:val="bullet"/>
+      <w:lvlText w:val=""/>
+      <w:lvlJc w:val="left"/>
+      <w:pPr>
+        <w:tabs>
+          <w:tab w:val="num" w:pos="6480"/>
+        </w:tabs>
+        <w:ind w:left="6480" w:hanging="360"/>
+      </w:pPr>
+      <w:rPr>
+        <w:rFonts w:ascii="Wingdings" w:hAnsi="Wingdings" w:hint="default"/>
+        <w:sz w:val="20"/>
+      </w:rPr>
+    </w:lvl>
+  </w:abstractNum>
+  <w:abstractNum w:abstractNumId="6" w15:restartNumberingAfterBreak="0">
+    <w:nsid w:val="25F31172"/>
+    <w:multiLevelType w:val="multilevel"/>
+    <w:tmpl w:val="02FE1DB4"/>
+    <w:lvl w:ilvl="0">
+      <w:start w:val="1"/>
+      <w:numFmt w:val="bullet"/>
+      <w:lvlText w:val=""/>
+      <w:lvlJc w:val="left"/>
+      <w:pPr>
+        <w:tabs>
+          <w:tab w:val="num" w:pos="720"/>
+        </w:tabs>
+        <w:ind w:left="720" w:hanging="360"/>
+      </w:pPr>
+      <w:rPr>
+        <w:rFonts w:ascii="Symbol" w:hAnsi="Symbol" w:hint="default"/>
+        <w:sz w:val="20"/>
+      </w:rPr>
+    </w:lvl>
+    <w:lvl w:ilvl="1" w:tentative="1">
+      <w:start w:val="1"/>
+      <w:numFmt w:val="bullet"/>
+      <w:lvlText w:val="o"/>
+      <w:lvlJc w:val="left"/>
+      <w:pPr>
+        <w:tabs>
+          <w:tab w:val="num" w:pos="1440"/>
+        </w:tabs>
+        <w:ind w:left="1440" w:hanging="360"/>
+      </w:pPr>
+      <w:rPr>
+        <w:rFonts w:ascii="Courier New" w:hAnsi="Courier New" w:hint="default"/>
+        <w:sz w:val="20"/>
+      </w:rPr>
+    </w:lvl>
+    <w:lvl w:ilvl="2" w:tentative="1">
+      <w:start w:val="1"/>
+      <w:numFmt w:val="bullet"/>
+      <w:lvlText w:val=""/>
+      <w:lvlJc w:val="left"/>
+      <w:pPr>
+        <w:tabs>
+          <w:tab w:val="num" w:pos="2160"/>
+        </w:tabs>
+        <w:ind w:left="2160" w:hanging="360"/>
+      </w:pPr>
+      <w:rPr>
+        <w:rFonts w:ascii="Wingdings" w:hAnsi="Wingdings" w:hint="default"/>
+        <w:sz w:val="20"/>
+      </w:rPr>
+    </w:lvl>
+    <w:lvl w:ilvl="3" w:tentative="1">
+      <w:start w:val="1"/>
+      <w:numFmt w:val="bullet"/>
+      <w:lvlText w:val=""/>
+      <w:lvlJc w:val="left"/>
+      <w:pPr>
+        <w:tabs>
+          <w:tab w:val="num" w:pos="2880"/>
+        </w:tabs>
+        <w:ind w:left="2880" w:hanging="360"/>
+      </w:pPr>
+      <w:rPr>
+        <w:rFonts w:ascii="Wingdings" w:hAnsi="Wingdings" w:hint="default"/>
+        <w:sz w:val="20"/>
+      </w:rPr>
+    </w:lvl>
+    <w:lvl w:ilvl="4" w:tentative="1">
+      <w:start w:val="1"/>
+      <w:numFmt w:val="bullet"/>
+      <w:lvlText w:val=""/>
+      <w:lvlJc w:val="left"/>
+      <w:pPr>
+        <w:tabs>
+          <w:tab w:val="num" w:pos="3600"/>
+        </w:tabs>
+        <w:ind w:left="3600" w:hanging="360"/>
+      </w:pPr>
+      <w:rPr>
+        <w:rFonts w:ascii="Wingdings" w:hAnsi="Wingdings" w:hint="default"/>
+        <w:sz w:val="20"/>
+      </w:rPr>
+    </w:lvl>
+    <w:lvl w:ilvl="5" w:tentative="1">
+      <w:start w:val="1"/>
+      <w:numFmt w:val="bullet"/>
+      <w:lvlText w:val=""/>
+      <w:lvlJc w:val="left"/>
+      <w:pPr>
+        <w:tabs>
+          <w:tab w:val="num" w:pos="4320"/>
+        </w:tabs>
+        <w:ind w:left="4320" w:hanging="360"/>
+      </w:pPr>
+      <w:rPr>
+        <w:rFonts w:ascii="Wingdings" w:hAnsi="Wingdings" w:hint="default"/>
+        <w:sz w:val="20"/>
+      </w:rPr>
+    </w:lvl>
+    <w:lvl w:ilvl="6" w:tentative="1">
+      <w:start w:val="1"/>
+      <w:numFmt w:val="bullet"/>
+      <w:lvlText w:val=""/>
+      <w:lvlJc w:val="left"/>
+      <w:pPr>
+        <w:tabs>
+          <w:tab w:val="num" w:pos="5040"/>
+        </w:tabs>
+        <w:ind w:left="5040" w:hanging="360"/>
+      </w:pPr>
+      <w:rPr>
+        <w:rFonts w:ascii="Wingdings" w:hAnsi="Wingdings" w:hint="default"/>
+        <w:sz w:val="20"/>
+      </w:rPr>
+    </w:lvl>
+    <w:lvl w:ilvl="7" w:tentative="1">
+      <w:start w:val="1"/>
+      <w:numFmt w:val="bullet"/>
+      <w:lvlText w:val=""/>
+      <w:lvlJc w:val="left"/>
+      <w:pPr>
+        <w:tabs>
+          <w:tab w:val="num" w:pos="5760"/>
+        </w:tabs>
+        <w:ind w:left="5760" w:hanging="360"/>
+      </w:pPr>
+      <w:rPr>
+        <w:rFonts w:ascii="Wingdings" w:hAnsi="Wingdings" w:hint="default"/>
+        <w:sz w:val="20"/>
+      </w:rPr>
+    </w:lvl>
+    <w:lvl w:ilvl="8" w:tentative="1">
+      <w:start w:val="1"/>
+      <w:numFmt w:val="bullet"/>
+      <w:lvlText w:val=""/>
+      <w:lvlJc w:val="left"/>
+      <w:pPr>
+        <w:tabs>
+          <w:tab w:val="num" w:pos="6480"/>
+        </w:tabs>
+        <w:ind w:left="6480" w:hanging="360"/>
+      </w:pPr>
+      <w:rPr>
+        <w:rFonts w:ascii="Wingdings" w:hAnsi="Wingdings" w:hint="default"/>
+        <w:sz w:val="20"/>
+      </w:rPr>
+    </w:lvl>
+  </w:abstractNum>
+  <w:abstractNum w:abstractNumId="7" w15:restartNumberingAfterBreak="0">
+    <w:nsid w:val="3910575E"/>
+    <w:multiLevelType w:val="multilevel"/>
+    <w:tmpl w:val="1966B886"/>
+    <w:lvl w:ilvl="0">
+      <w:start w:val="1"/>
+      <w:numFmt w:val="bullet"/>
+      <w:lvlText w:val=""/>
+      <w:lvlJc w:val="left"/>
+      <w:pPr>
+        <w:tabs>
+          <w:tab w:val="num" w:pos="720"/>
+        </w:tabs>
+        <w:ind w:left="720" w:hanging="360"/>
+      </w:pPr>
+      <w:rPr>
+        <w:rFonts w:ascii="Symbol" w:hAnsi="Symbol" w:hint="default"/>
+        <w:sz w:val="20"/>
+      </w:rPr>
+    </w:lvl>
+    <w:lvl w:ilvl="1" w:tentative="1">
+      <w:start w:val="1"/>
+      <w:numFmt w:val="bullet"/>
+      <w:lvlText w:val="o"/>
+      <w:lvlJc w:val="left"/>
+      <w:pPr>
+        <w:tabs>
+          <w:tab w:val="num" w:pos="1440"/>
+        </w:tabs>
+        <w:ind w:left="1440" w:hanging="360"/>
+      </w:pPr>
+      <w:rPr>
+        <w:rFonts w:ascii="Courier New" w:hAnsi="Courier New" w:hint="default"/>
+        <w:sz w:val="20"/>
+      </w:rPr>
+    </w:lvl>
+    <w:lvl w:ilvl="2" w:tentative="1">
+      <w:start w:val="1"/>
+      <w:numFmt w:val="bullet"/>
+      <w:lvlText w:val=""/>
+      <w:lvlJc w:val="left"/>
+      <w:pPr>
+        <w:tabs>
+          <w:tab w:val="num" w:pos="2160"/>
+        </w:tabs>
+        <w:ind w:left="2160" w:hanging="360"/>
+      </w:pPr>
+      <w:rPr>
+        <w:rFonts w:ascii="Wingdings" w:hAnsi="Wingdings" w:hint="default"/>
+        <w:sz w:val="20"/>
+      </w:rPr>
+    </w:lvl>
+    <w:lvl w:ilvl="3" w:tentative="1">
+      <w:start w:val="1"/>
+      <w:numFmt w:val="bullet"/>
+      <w:lvlText w:val=""/>
+      <w:lvlJc w:val="left"/>
+      <w:pPr>
+        <w:tabs>
+          <w:tab w:val="num" w:pos="2880"/>
+        </w:tabs>
+        <w:ind w:left="2880" w:hanging="360"/>
+      </w:pPr>
+      <w:rPr>
+        <w:rFonts w:ascii="Wingdings" w:hAnsi="Wingdings" w:hint="default"/>
+        <w:sz w:val="20"/>
+      </w:rPr>
+    </w:lvl>
+    <w:lvl w:ilvl="4" w:tentative="1">
+      <w:start w:val="1"/>
+      <w:numFmt w:val="bullet"/>
+      <w:lvlText w:val=""/>
+      <w:lvlJc w:val="left"/>
+      <w:pPr>
+        <w:tabs>
+          <w:tab w:val="num" w:pos="3600"/>
+        </w:tabs>
+        <w:ind w:left="3600" w:hanging="360"/>
+      </w:pPr>
+      <w:rPr>
+        <w:rFonts w:ascii="Wingdings" w:hAnsi="Wingdings" w:hint="default"/>
+        <w:sz w:val="20"/>
+      </w:rPr>
+    </w:lvl>
+    <w:lvl w:ilvl="5" w:tentative="1">
+      <w:start w:val="1"/>
+      <w:numFmt w:val="bullet"/>
+      <w:lvlText w:val=""/>
+      <w:lvlJc w:val="left"/>
+      <w:pPr>
+        <w:tabs>
+          <w:tab w:val="num" w:pos="4320"/>
+        </w:tabs>
+        <w:ind w:left="4320" w:hanging="360"/>
+      </w:pPr>
+      <w:rPr>
+        <w:rFonts w:ascii="Wingdings" w:hAnsi="Wingdings" w:hint="default"/>
+        <w:sz w:val="20"/>
+      </w:rPr>
+    </w:lvl>
+    <w:lvl w:ilvl="6" w:tentative="1">
+      <w:start w:val="1"/>
+      <w:numFmt w:val="bullet"/>
+      <w:lvlText w:val=""/>
+      <w:lvlJc w:val="left"/>
+      <w:pPr>
+        <w:tabs>
+          <w:tab w:val="num" w:pos="5040"/>
+        </w:tabs>
+        <w:ind w:left="5040" w:hanging="360"/>
+      </w:pPr>
+      <w:rPr>
+        <w:rFonts w:ascii="Wingdings" w:hAnsi="Wingdings" w:hint="default"/>
+        <w:sz w:val="20"/>
+      </w:rPr>
+    </w:lvl>
+    <w:lvl w:ilvl="7" w:tentative="1">
+      <w:start w:val="1"/>
+      <w:numFmt w:val="bullet"/>
+      <w:lvlText w:val=""/>
+      <w:lvlJc w:val="left"/>
+      <w:pPr>
+        <w:tabs>
+          <w:tab w:val="num" w:pos="5760"/>
+        </w:tabs>
+        <w:ind w:left="5760" w:hanging="360"/>
+      </w:pPr>
+      <w:rPr>
+        <w:rFonts w:ascii="Wingdings" w:hAnsi="Wingdings" w:hint="default"/>
+        <w:sz w:val="20"/>
+      </w:rPr>
+    </w:lvl>
+    <w:lvl w:ilvl="8" w:tentative="1">
+      <w:start w:val="1"/>
+      <w:numFmt w:val="bullet"/>
+      <w:lvlText w:val=""/>
+      <w:lvlJc w:val="left"/>
+      <w:pPr>
+        <w:tabs>
+          <w:tab w:val="num" w:pos="6480"/>
+        </w:tabs>
+        <w:ind w:left="6480" w:hanging="360"/>
+      </w:pPr>
+      <w:rPr>
+        <w:rFonts w:ascii="Wingdings" w:hAnsi="Wingdings" w:hint="default"/>
+        <w:sz w:val="20"/>
+      </w:rPr>
+    </w:lvl>
+  </w:abstractNum>
+  <w:abstractNum w:abstractNumId="8" w15:restartNumberingAfterBreak="0">
     <w:nsid w:val="45F47132"/>
     <w:multiLevelType w:val="multilevel"/>
     <w:tmpl w:val="CF3E057C"/>
@@ -1694,7 +3863,418 @@
       </w:pPr>
     </w:lvl>
   </w:abstractNum>
-  <w:abstractNum w:abstractNumId="3" w15:restartNumberingAfterBreak="0">
+  <w:abstractNum w:abstractNumId="9" w15:restartNumberingAfterBreak="0">
+    <w:nsid w:val="50936CF9"/>
+    <w:multiLevelType w:val="multilevel"/>
+    <w:tmpl w:val="D6B0B7C4"/>
+    <w:lvl w:ilvl="0">
+      <w:start w:val="1"/>
+      <w:numFmt w:val="bullet"/>
+      <w:lvlText w:val=""/>
+      <w:lvlJc w:val="left"/>
+      <w:pPr>
+        <w:tabs>
+          <w:tab w:val="num" w:pos="720"/>
+        </w:tabs>
+        <w:ind w:left="720" w:hanging="360"/>
+      </w:pPr>
+      <w:rPr>
+        <w:rFonts w:ascii="Symbol" w:hAnsi="Symbol" w:hint="default"/>
+        <w:sz w:val="20"/>
+      </w:rPr>
+    </w:lvl>
+    <w:lvl w:ilvl="1" w:tentative="1">
+      <w:start w:val="1"/>
+      <w:numFmt w:val="bullet"/>
+      <w:lvlText w:val="o"/>
+      <w:lvlJc w:val="left"/>
+      <w:pPr>
+        <w:tabs>
+          <w:tab w:val="num" w:pos="1440"/>
+        </w:tabs>
+        <w:ind w:left="1440" w:hanging="360"/>
+      </w:pPr>
+      <w:rPr>
+        <w:rFonts w:ascii="Courier New" w:hAnsi="Courier New" w:hint="default"/>
+        <w:sz w:val="20"/>
+      </w:rPr>
+    </w:lvl>
+    <w:lvl w:ilvl="2" w:tentative="1">
+      <w:start w:val="1"/>
+      <w:numFmt w:val="bullet"/>
+      <w:lvlText w:val=""/>
+      <w:lvlJc w:val="left"/>
+      <w:pPr>
+        <w:tabs>
+          <w:tab w:val="num" w:pos="2160"/>
+        </w:tabs>
+        <w:ind w:left="2160" w:hanging="360"/>
+      </w:pPr>
+      <w:rPr>
+        <w:rFonts w:ascii="Wingdings" w:hAnsi="Wingdings" w:hint="default"/>
+        <w:sz w:val="20"/>
+      </w:rPr>
+    </w:lvl>
+    <w:lvl w:ilvl="3" w:tentative="1">
+      <w:start w:val="1"/>
+      <w:numFmt w:val="bullet"/>
+      <w:lvlText w:val=""/>
+      <w:lvlJc w:val="left"/>
+      <w:pPr>
+        <w:tabs>
+          <w:tab w:val="num" w:pos="2880"/>
+        </w:tabs>
+        <w:ind w:left="2880" w:hanging="360"/>
+      </w:pPr>
+      <w:rPr>
+        <w:rFonts w:ascii="Wingdings" w:hAnsi="Wingdings" w:hint="default"/>
+        <w:sz w:val="20"/>
+      </w:rPr>
+    </w:lvl>
+    <w:lvl w:ilvl="4" w:tentative="1">
+      <w:start w:val="1"/>
+      <w:numFmt w:val="bullet"/>
+      <w:lvlText w:val=""/>
+      <w:lvlJc w:val="left"/>
+      <w:pPr>
+        <w:tabs>
+          <w:tab w:val="num" w:pos="3600"/>
+        </w:tabs>
+        <w:ind w:left="3600" w:hanging="360"/>
+      </w:pPr>
+      <w:rPr>
+        <w:rFonts w:ascii="Wingdings" w:hAnsi="Wingdings" w:hint="default"/>
+        <w:sz w:val="20"/>
+      </w:rPr>
+    </w:lvl>
+    <w:lvl w:ilvl="5" w:tentative="1">
+      <w:start w:val="1"/>
+      <w:numFmt w:val="bullet"/>
+      <w:lvlText w:val=""/>
+      <w:lvlJc w:val="left"/>
+      <w:pPr>
+        <w:tabs>
+          <w:tab w:val="num" w:pos="4320"/>
+        </w:tabs>
+        <w:ind w:left="4320" w:hanging="360"/>
+      </w:pPr>
+      <w:rPr>
+        <w:rFonts w:ascii="Wingdings" w:hAnsi="Wingdings" w:hint="default"/>
+        <w:sz w:val="20"/>
+      </w:rPr>
+    </w:lvl>
+    <w:lvl w:ilvl="6" w:tentative="1">
+      <w:start w:val="1"/>
+      <w:numFmt w:val="bullet"/>
+      <w:lvlText w:val=""/>
+      <w:lvlJc w:val="left"/>
+      <w:pPr>
+        <w:tabs>
+          <w:tab w:val="num" w:pos="5040"/>
+        </w:tabs>
+        <w:ind w:left="5040" w:hanging="360"/>
+      </w:pPr>
+      <w:rPr>
+        <w:rFonts w:ascii="Wingdings" w:hAnsi="Wingdings" w:hint="default"/>
+        <w:sz w:val="20"/>
+      </w:rPr>
+    </w:lvl>
+    <w:lvl w:ilvl="7" w:tentative="1">
+      <w:start w:val="1"/>
+      <w:numFmt w:val="bullet"/>
+      <w:lvlText w:val=""/>
+      <w:lvlJc w:val="left"/>
+      <w:pPr>
+        <w:tabs>
+          <w:tab w:val="num" w:pos="5760"/>
+        </w:tabs>
+        <w:ind w:left="5760" w:hanging="360"/>
+      </w:pPr>
+      <w:rPr>
+        <w:rFonts w:ascii="Wingdings" w:hAnsi="Wingdings" w:hint="default"/>
+        <w:sz w:val="20"/>
+      </w:rPr>
+    </w:lvl>
+    <w:lvl w:ilvl="8" w:tentative="1">
+      <w:start w:val="1"/>
+      <w:numFmt w:val="bullet"/>
+      <w:lvlText w:val=""/>
+      <w:lvlJc w:val="left"/>
+      <w:pPr>
+        <w:tabs>
+          <w:tab w:val="num" w:pos="6480"/>
+        </w:tabs>
+        <w:ind w:left="6480" w:hanging="360"/>
+      </w:pPr>
+      <w:rPr>
+        <w:rFonts w:ascii="Wingdings" w:hAnsi="Wingdings" w:hint="default"/>
+        <w:sz w:val="20"/>
+      </w:rPr>
+    </w:lvl>
+  </w:abstractNum>
+  <w:abstractNum w:abstractNumId="10" w15:restartNumberingAfterBreak="0">
+    <w:nsid w:val="5B464C63"/>
+    <w:multiLevelType w:val="hybridMultilevel"/>
+    <w:tmpl w:val="93E2D25A"/>
+    <w:lvl w:ilvl="0" w:tplc="4009000B">
+      <w:start w:val="1"/>
+      <w:numFmt w:val="bullet"/>
+      <w:lvlText w:val=""/>
+      <w:lvlJc w:val="left"/>
+      <w:pPr>
+        <w:ind w:left="720" w:hanging="360"/>
+      </w:pPr>
+      <w:rPr>
+        <w:rFonts w:ascii="Wingdings" w:hAnsi="Wingdings" w:hint="default"/>
+      </w:rPr>
+    </w:lvl>
+    <w:lvl w:ilvl="1" w:tplc="FFFFFFFF" w:tentative="1">
+      <w:start w:val="1"/>
+      <w:numFmt w:val="bullet"/>
+      <w:lvlText w:val="o"/>
+      <w:lvlJc w:val="left"/>
+      <w:pPr>
+        <w:ind w:left="1440" w:hanging="360"/>
+      </w:pPr>
+      <w:rPr>
+        <w:rFonts w:ascii="Courier New" w:hAnsi="Courier New" w:cs="Courier New" w:hint="default"/>
+      </w:rPr>
+    </w:lvl>
+    <w:lvl w:ilvl="2" w:tplc="FFFFFFFF" w:tentative="1">
+      <w:start w:val="1"/>
+      <w:numFmt w:val="bullet"/>
+      <w:lvlText w:val=""/>
+      <w:lvlJc w:val="left"/>
+      <w:pPr>
+        <w:ind w:left="2160" w:hanging="360"/>
+      </w:pPr>
+      <w:rPr>
+        <w:rFonts w:ascii="Wingdings" w:hAnsi="Wingdings" w:hint="default"/>
+      </w:rPr>
+    </w:lvl>
+    <w:lvl w:ilvl="3" w:tplc="FFFFFFFF" w:tentative="1">
+      <w:start w:val="1"/>
+      <w:numFmt w:val="bullet"/>
+      <w:lvlText w:val=""/>
+      <w:lvlJc w:val="left"/>
+      <w:pPr>
+        <w:ind w:left="2880" w:hanging="360"/>
+      </w:pPr>
+      <w:rPr>
+        <w:rFonts w:ascii="Symbol" w:hAnsi="Symbol" w:hint="default"/>
+      </w:rPr>
+    </w:lvl>
+    <w:lvl w:ilvl="4" w:tplc="FFFFFFFF" w:tentative="1">
+      <w:start w:val="1"/>
+      <w:numFmt w:val="bullet"/>
+      <w:lvlText w:val="o"/>
+      <w:lvlJc w:val="left"/>
+      <w:pPr>
+        <w:ind w:left="3600" w:hanging="360"/>
+      </w:pPr>
+      <w:rPr>
+        <w:rFonts w:ascii="Courier New" w:hAnsi="Courier New" w:cs="Courier New" w:hint="default"/>
+      </w:rPr>
+    </w:lvl>
+    <w:lvl w:ilvl="5" w:tplc="FFFFFFFF" w:tentative="1">
+      <w:start w:val="1"/>
+      <w:numFmt w:val="bullet"/>
+      <w:lvlText w:val=""/>
+      <w:lvlJc w:val="left"/>
+      <w:pPr>
+        <w:ind w:left="4320" w:hanging="360"/>
+      </w:pPr>
+      <w:rPr>
+        <w:rFonts w:ascii="Wingdings" w:hAnsi="Wingdings" w:hint="default"/>
+      </w:rPr>
+    </w:lvl>
+    <w:lvl w:ilvl="6" w:tplc="FFFFFFFF" w:tentative="1">
+      <w:start w:val="1"/>
+      <w:numFmt w:val="bullet"/>
+      <w:lvlText w:val=""/>
+      <w:lvlJc w:val="left"/>
+      <w:pPr>
+        <w:ind w:left="5040" w:hanging="360"/>
+      </w:pPr>
+      <w:rPr>
+        <w:rFonts w:ascii="Symbol" w:hAnsi="Symbol" w:hint="default"/>
+      </w:rPr>
+    </w:lvl>
+    <w:lvl w:ilvl="7" w:tplc="FFFFFFFF" w:tentative="1">
+      <w:start w:val="1"/>
+      <w:numFmt w:val="bullet"/>
+      <w:lvlText w:val="o"/>
+      <w:lvlJc w:val="left"/>
+      <w:pPr>
+        <w:ind w:left="5760" w:hanging="360"/>
+      </w:pPr>
+      <w:rPr>
+        <w:rFonts w:ascii="Courier New" w:hAnsi="Courier New" w:cs="Courier New" w:hint="default"/>
+      </w:rPr>
+    </w:lvl>
+    <w:lvl w:ilvl="8" w:tplc="FFFFFFFF" w:tentative="1">
+      <w:start w:val="1"/>
+      <w:numFmt w:val="bullet"/>
+      <w:lvlText w:val=""/>
+      <w:lvlJc w:val="left"/>
+      <w:pPr>
+        <w:ind w:left="6480" w:hanging="360"/>
+      </w:pPr>
+      <w:rPr>
+        <w:rFonts w:ascii="Wingdings" w:hAnsi="Wingdings" w:hint="default"/>
+      </w:rPr>
+    </w:lvl>
+  </w:abstractNum>
+  <w:abstractNum w:abstractNumId="11" w15:restartNumberingAfterBreak="0">
+    <w:nsid w:val="68195AC2"/>
+    <w:multiLevelType w:val="multilevel"/>
+    <w:tmpl w:val="3B601E14"/>
+    <w:lvl w:ilvl="0">
+      <w:start w:val="1"/>
+      <w:numFmt w:val="bullet"/>
+      <w:lvlText w:val=""/>
+      <w:lvlJc w:val="left"/>
+      <w:pPr>
+        <w:tabs>
+          <w:tab w:val="num" w:pos="720"/>
+        </w:tabs>
+        <w:ind w:left="720" w:hanging="360"/>
+      </w:pPr>
+      <w:rPr>
+        <w:rFonts w:ascii="Symbol" w:hAnsi="Symbol" w:hint="default"/>
+        <w:sz w:val="20"/>
+      </w:rPr>
+    </w:lvl>
+    <w:lvl w:ilvl="1" w:tentative="1">
+      <w:start w:val="1"/>
+      <w:numFmt w:val="bullet"/>
+      <w:lvlText w:val="o"/>
+      <w:lvlJc w:val="left"/>
+      <w:pPr>
+        <w:tabs>
+          <w:tab w:val="num" w:pos="1440"/>
+        </w:tabs>
+        <w:ind w:left="1440" w:hanging="360"/>
+      </w:pPr>
+      <w:rPr>
+        <w:rFonts w:ascii="Courier New" w:hAnsi="Courier New" w:hint="default"/>
+        <w:sz w:val="20"/>
+      </w:rPr>
+    </w:lvl>
+    <w:lvl w:ilvl="2" w:tentative="1">
+      <w:start w:val="1"/>
+      <w:numFmt w:val="bullet"/>
+      <w:lvlText w:val=""/>
+      <w:lvlJc w:val="left"/>
+      <w:pPr>
+        <w:tabs>
+          <w:tab w:val="num" w:pos="2160"/>
+        </w:tabs>
+        <w:ind w:left="2160" w:hanging="360"/>
+      </w:pPr>
+      <w:rPr>
+        <w:rFonts w:ascii="Wingdings" w:hAnsi="Wingdings" w:hint="default"/>
+        <w:sz w:val="20"/>
+      </w:rPr>
+    </w:lvl>
+    <w:lvl w:ilvl="3" w:tentative="1">
+      <w:start w:val="1"/>
+      <w:numFmt w:val="bullet"/>
+      <w:lvlText w:val=""/>
+      <w:lvlJc w:val="left"/>
+      <w:pPr>
+        <w:tabs>
+          <w:tab w:val="num" w:pos="2880"/>
+        </w:tabs>
+        <w:ind w:left="2880" w:hanging="360"/>
+      </w:pPr>
+      <w:rPr>
+        <w:rFonts w:ascii="Wingdings" w:hAnsi="Wingdings" w:hint="default"/>
+        <w:sz w:val="20"/>
+      </w:rPr>
+    </w:lvl>
+    <w:lvl w:ilvl="4" w:tentative="1">
+      <w:start w:val="1"/>
+      <w:numFmt w:val="bullet"/>
+      <w:lvlText w:val=""/>
+      <w:lvlJc w:val="left"/>
+      <w:pPr>
+        <w:tabs>
+          <w:tab w:val="num" w:pos="3600"/>
+        </w:tabs>
+        <w:ind w:left="3600" w:hanging="360"/>
+      </w:pPr>
+      <w:rPr>
+        <w:rFonts w:ascii="Wingdings" w:hAnsi="Wingdings" w:hint="default"/>
+        <w:sz w:val="20"/>
+      </w:rPr>
+    </w:lvl>
+    <w:lvl w:ilvl="5" w:tentative="1">
+      <w:start w:val="1"/>
+      <w:numFmt w:val="bullet"/>
+      <w:lvlText w:val=""/>
+      <w:lvlJc w:val="left"/>
+      <w:pPr>
+        <w:tabs>
+          <w:tab w:val="num" w:pos="4320"/>
+        </w:tabs>
+        <w:ind w:left="4320" w:hanging="360"/>
+      </w:pPr>
+      <w:rPr>
+        <w:rFonts w:ascii="Wingdings" w:hAnsi="Wingdings" w:hint="default"/>
+        <w:sz w:val="20"/>
+      </w:rPr>
+    </w:lvl>
+    <w:lvl w:ilvl="6" w:tentative="1">
+      <w:start w:val="1"/>
+      <w:numFmt w:val="bullet"/>
+      <w:lvlText w:val=""/>
+      <w:lvlJc w:val="left"/>
+      <w:pPr>
+        <w:tabs>
+          <w:tab w:val="num" w:pos="5040"/>
+        </w:tabs>
+        <w:ind w:left="5040" w:hanging="360"/>
+      </w:pPr>
+      <w:rPr>
+        <w:rFonts w:ascii="Wingdings" w:hAnsi="Wingdings" w:hint="default"/>
+        <w:sz w:val="20"/>
+      </w:rPr>
+    </w:lvl>
+    <w:lvl w:ilvl="7" w:tentative="1">
+      <w:start w:val="1"/>
+      <w:numFmt w:val="bullet"/>
+      <w:lvlText w:val=""/>
+      <w:lvlJc w:val="left"/>
+      <w:pPr>
+        <w:tabs>
+          <w:tab w:val="num" w:pos="5760"/>
+        </w:tabs>
+        <w:ind w:left="5760" w:hanging="360"/>
+      </w:pPr>
+      <w:rPr>
+        <w:rFonts w:ascii="Wingdings" w:hAnsi="Wingdings" w:hint="default"/>
+        <w:sz w:val="20"/>
+      </w:rPr>
+    </w:lvl>
+    <w:lvl w:ilvl="8" w:tentative="1">
+      <w:start w:val="1"/>
+      <w:numFmt w:val="bullet"/>
+      <w:lvlText w:val=""/>
+      <w:lvlJc w:val="left"/>
+      <w:pPr>
+        <w:tabs>
+          <w:tab w:val="num" w:pos="6480"/>
+        </w:tabs>
+        <w:ind w:left="6480" w:hanging="360"/>
+      </w:pPr>
+      <w:rPr>
+        <w:rFonts w:ascii="Wingdings" w:hAnsi="Wingdings" w:hint="default"/>
+        <w:sz w:val="20"/>
+      </w:rPr>
+    </w:lvl>
+  </w:abstractNum>
+  <w:abstractNum w:abstractNumId="12" w15:restartNumberingAfterBreak="0">
     <w:nsid w:val="6AF91E1F"/>
     <w:multiLevelType w:val="multilevel"/>
     <w:tmpl w:val="8264941A"/>
@@ -1843,7 +4423,7 @@
       </w:rPr>
     </w:lvl>
   </w:abstractNum>
-  <w:abstractNum w:abstractNumId="4" w15:restartNumberingAfterBreak="0">
+  <w:abstractNum w:abstractNumId="13" w15:restartNumberingAfterBreak="0">
     <w:nsid w:val="6CA0036A"/>
     <w:multiLevelType w:val="multilevel"/>
     <w:tmpl w:val="34D8D47C"/>
@@ -1992,7 +4572,7 @@
       </w:rPr>
     </w:lvl>
   </w:abstractNum>
-  <w:abstractNum w:abstractNumId="5" w15:restartNumberingAfterBreak="0">
+  <w:abstractNum w:abstractNumId="14" w15:restartNumberingAfterBreak="0">
     <w:nsid w:val="702208C8"/>
     <w:multiLevelType w:val="multilevel"/>
     <w:tmpl w:val="4594BC46"/>
@@ -2141,7 +4721,305 @@
       </w:rPr>
     </w:lvl>
   </w:abstractNum>
-  <w:abstractNum w:abstractNumId="6" w15:restartNumberingAfterBreak="0">
+  <w:abstractNum w:abstractNumId="15" w15:restartNumberingAfterBreak="0">
+    <w:nsid w:val="72D77A35"/>
+    <w:multiLevelType w:val="multilevel"/>
+    <w:tmpl w:val="3C4A5ECC"/>
+    <w:lvl w:ilvl="0">
+      <w:start w:val="1"/>
+      <w:numFmt w:val="bullet"/>
+      <w:lvlText w:val=""/>
+      <w:lvlJc w:val="left"/>
+      <w:pPr>
+        <w:tabs>
+          <w:tab w:val="num" w:pos="720"/>
+        </w:tabs>
+        <w:ind w:left="720" w:hanging="360"/>
+      </w:pPr>
+      <w:rPr>
+        <w:rFonts w:ascii="Symbol" w:hAnsi="Symbol" w:hint="default"/>
+        <w:sz w:val="20"/>
+      </w:rPr>
+    </w:lvl>
+    <w:lvl w:ilvl="1" w:tentative="1">
+      <w:start w:val="1"/>
+      <w:numFmt w:val="bullet"/>
+      <w:lvlText w:val="o"/>
+      <w:lvlJc w:val="left"/>
+      <w:pPr>
+        <w:tabs>
+          <w:tab w:val="num" w:pos="1440"/>
+        </w:tabs>
+        <w:ind w:left="1440" w:hanging="360"/>
+      </w:pPr>
+      <w:rPr>
+        <w:rFonts w:ascii="Courier New" w:hAnsi="Courier New" w:hint="default"/>
+        <w:sz w:val="20"/>
+      </w:rPr>
+    </w:lvl>
+    <w:lvl w:ilvl="2" w:tentative="1">
+      <w:start w:val="1"/>
+      <w:numFmt w:val="bullet"/>
+      <w:lvlText w:val=""/>
+      <w:lvlJc w:val="left"/>
+      <w:pPr>
+        <w:tabs>
+          <w:tab w:val="num" w:pos="2160"/>
+        </w:tabs>
+        <w:ind w:left="2160" w:hanging="360"/>
+      </w:pPr>
+      <w:rPr>
+        <w:rFonts w:ascii="Wingdings" w:hAnsi="Wingdings" w:hint="default"/>
+        <w:sz w:val="20"/>
+      </w:rPr>
+    </w:lvl>
+    <w:lvl w:ilvl="3" w:tentative="1">
+      <w:start w:val="1"/>
+      <w:numFmt w:val="bullet"/>
+      <w:lvlText w:val=""/>
+      <w:lvlJc w:val="left"/>
+      <w:pPr>
+        <w:tabs>
+          <w:tab w:val="num" w:pos="2880"/>
+        </w:tabs>
+        <w:ind w:left="2880" w:hanging="360"/>
+      </w:pPr>
+      <w:rPr>
+        <w:rFonts w:ascii="Wingdings" w:hAnsi="Wingdings" w:hint="default"/>
+        <w:sz w:val="20"/>
+      </w:rPr>
+    </w:lvl>
+    <w:lvl w:ilvl="4" w:tentative="1">
+      <w:start w:val="1"/>
+      <w:numFmt w:val="bullet"/>
+      <w:lvlText w:val=""/>
+      <w:lvlJc w:val="left"/>
+      <w:pPr>
+        <w:tabs>
+          <w:tab w:val="num" w:pos="3600"/>
+        </w:tabs>
+        <w:ind w:left="3600" w:hanging="360"/>
+      </w:pPr>
+      <w:rPr>
+        <w:rFonts w:ascii="Wingdings" w:hAnsi="Wingdings" w:hint="default"/>
+        <w:sz w:val="20"/>
+      </w:rPr>
+    </w:lvl>
+    <w:lvl w:ilvl="5" w:tentative="1">
+      <w:start w:val="1"/>
+      <w:numFmt w:val="bullet"/>
+      <w:lvlText w:val=""/>
+      <w:lvlJc w:val="left"/>
+      <w:pPr>
+        <w:tabs>
+          <w:tab w:val="num" w:pos="4320"/>
+        </w:tabs>
+        <w:ind w:left="4320" w:hanging="360"/>
+      </w:pPr>
+      <w:rPr>
+        <w:rFonts w:ascii="Wingdings" w:hAnsi="Wingdings" w:hint="default"/>
+        <w:sz w:val="20"/>
+      </w:rPr>
+    </w:lvl>
+    <w:lvl w:ilvl="6" w:tentative="1">
+      <w:start w:val="1"/>
+      <w:numFmt w:val="bullet"/>
+      <w:lvlText w:val=""/>
+      <w:lvlJc w:val="left"/>
+      <w:pPr>
+        <w:tabs>
+          <w:tab w:val="num" w:pos="5040"/>
+        </w:tabs>
+        <w:ind w:left="5040" w:hanging="360"/>
+      </w:pPr>
+      <w:rPr>
+        <w:rFonts w:ascii="Wingdings" w:hAnsi="Wingdings" w:hint="default"/>
+        <w:sz w:val="20"/>
+      </w:rPr>
+    </w:lvl>
+    <w:lvl w:ilvl="7" w:tentative="1">
+      <w:start w:val="1"/>
+      <w:numFmt w:val="bullet"/>
+      <w:lvlText w:val=""/>
+      <w:lvlJc w:val="left"/>
+      <w:pPr>
+        <w:tabs>
+          <w:tab w:val="num" w:pos="5760"/>
+        </w:tabs>
+        <w:ind w:left="5760" w:hanging="360"/>
+      </w:pPr>
+      <w:rPr>
+        <w:rFonts w:ascii="Wingdings" w:hAnsi="Wingdings" w:hint="default"/>
+        <w:sz w:val="20"/>
+      </w:rPr>
+    </w:lvl>
+    <w:lvl w:ilvl="8" w:tentative="1">
+      <w:start w:val="1"/>
+      <w:numFmt w:val="bullet"/>
+      <w:lvlText w:val=""/>
+      <w:lvlJc w:val="left"/>
+      <w:pPr>
+        <w:tabs>
+          <w:tab w:val="num" w:pos="6480"/>
+        </w:tabs>
+        <w:ind w:left="6480" w:hanging="360"/>
+      </w:pPr>
+      <w:rPr>
+        <w:rFonts w:ascii="Wingdings" w:hAnsi="Wingdings" w:hint="default"/>
+        <w:sz w:val="20"/>
+      </w:rPr>
+    </w:lvl>
+  </w:abstractNum>
+  <w:abstractNum w:abstractNumId="16" w15:restartNumberingAfterBreak="0">
+    <w:nsid w:val="75B97A4F"/>
+    <w:multiLevelType w:val="multilevel"/>
+    <w:tmpl w:val="0504CE7A"/>
+    <w:lvl w:ilvl="0">
+      <w:start w:val="1"/>
+      <w:numFmt w:val="bullet"/>
+      <w:lvlText w:val=""/>
+      <w:lvlJc w:val="left"/>
+      <w:pPr>
+        <w:tabs>
+          <w:tab w:val="num" w:pos="720"/>
+        </w:tabs>
+        <w:ind w:left="720" w:hanging="360"/>
+      </w:pPr>
+      <w:rPr>
+        <w:rFonts w:ascii="Symbol" w:hAnsi="Symbol" w:hint="default"/>
+        <w:sz w:val="20"/>
+      </w:rPr>
+    </w:lvl>
+    <w:lvl w:ilvl="1" w:tentative="1">
+      <w:start w:val="1"/>
+      <w:numFmt w:val="bullet"/>
+      <w:lvlText w:val="o"/>
+      <w:lvlJc w:val="left"/>
+      <w:pPr>
+        <w:tabs>
+          <w:tab w:val="num" w:pos="1440"/>
+        </w:tabs>
+        <w:ind w:left="1440" w:hanging="360"/>
+      </w:pPr>
+      <w:rPr>
+        <w:rFonts w:ascii="Courier New" w:hAnsi="Courier New" w:hint="default"/>
+        <w:sz w:val="20"/>
+      </w:rPr>
+    </w:lvl>
+    <w:lvl w:ilvl="2" w:tentative="1">
+      <w:start w:val="1"/>
+      <w:numFmt w:val="bullet"/>
+      <w:lvlText w:val=""/>
+      <w:lvlJc w:val="left"/>
+      <w:pPr>
+        <w:tabs>
+          <w:tab w:val="num" w:pos="2160"/>
+        </w:tabs>
+        <w:ind w:left="2160" w:hanging="360"/>
+      </w:pPr>
+      <w:rPr>
+        <w:rFonts w:ascii="Wingdings" w:hAnsi="Wingdings" w:hint="default"/>
+        <w:sz w:val="20"/>
+      </w:rPr>
+    </w:lvl>
+    <w:lvl w:ilvl="3" w:tentative="1">
+      <w:start w:val="1"/>
+      <w:numFmt w:val="bullet"/>
+      <w:lvlText w:val=""/>
+      <w:lvlJc w:val="left"/>
+      <w:pPr>
+        <w:tabs>
+          <w:tab w:val="num" w:pos="2880"/>
+        </w:tabs>
+        <w:ind w:left="2880" w:hanging="360"/>
+      </w:pPr>
+      <w:rPr>
+        <w:rFonts w:ascii="Wingdings" w:hAnsi="Wingdings" w:hint="default"/>
+        <w:sz w:val="20"/>
+      </w:rPr>
+    </w:lvl>
+    <w:lvl w:ilvl="4" w:tentative="1">
+      <w:start w:val="1"/>
+      <w:numFmt w:val="bullet"/>
+      <w:lvlText w:val=""/>
+      <w:lvlJc w:val="left"/>
+      <w:pPr>
+        <w:tabs>
+          <w:tab w:val="num" w:pos="3600"/>
+        </w:tabs>
+        <w:ind w:left="3600" w:hanging="360"/>
+      </w:pPr>
+      <w:rPr>
+        <w:rFonts w:ascii="Wingdings" w:hAnsi="Wingdings" w:hint="default"/>
+        <w:sz w:val="20"/>
+      </w:rPr>
+    </w:lvl>
+    <w:lvl w:ilvl="5" w:tentative="1">
+      <w:start w:val="1"/>
+      <w:numFmt w:val="bullet"/>
+      <w:lvlText w:val=""/>
+      <w:lvlJc w:val="left"/>
+      <w:pPr>
+        <w:tabs>
+          <w:tab w:val="num" w:pos="4320"/>
+        </w:tabs>
+        <w:ind w:left="4320" w:hanging="360"/>
+      </w:pPr>
+      <w:rPr>
+        <w:rFonts w:ascii="Wingdings" w:hAnsi="Wingdings" w:hint="default"/>
+        <w:sz w:val="20"/>
+      </w:rPr>
+    </w:lvl>
+    <w:lvl w:ilvl="6" w:tentative="1">
+      <w:start w:val="1"/>
+      <w:numFmt w:val="bullet"/>
+      <w:lvlText w:val=""/>
+      <w:lvlJc w:val="left"/>
+      <w:pPr>
+        <w:tabs>
+          <w:tab w:val="num" w:pos="5040"/>
+        </w:tabs>
+        <w:ind w:left="5040" w:hanging="360"/>
+      </w:pPr>
+      <w:rPr>
+        <w:rFonts w:ascii="Wingdings" w:hAnsi="Wingdings" w:hint="default"/>
+        <w:sz w:val="20"/>
+      </w:rPr>
+    </w:lvl>
+    <w:lvl w:ilvl="7" w:tentative="1">
+      <w:start w:val="1"/>
+      <w:numFmt w:val="bullet"/>
+      <w:lvlText w:val=""/>
+      <w:lvlJc w:val="left"/>
+      <w:pPr>
+        <w:tabs>
+          <w:tab w:val="num" w:pos="5760"/>
+        </w:tabs>
+        <w:ind w:left="5760" w:hanging="360"/>
+      </w:pPr>
+      <w:rPr>
+        <w:rFonts w:ascii="Wingdings" w:hAnsi="Wingdings" w:hint="default"/>
+        <w:sz w:val="20"/>
+      </w:rPr>
+    </w:lvl>
+    <w:lvl w:ilvl="8" w:tentative="1">
+      <w:start w:val="1"/>
+      <w:numFmt w:val="bullet"/>
+      <w:lvlText w:val=""/>
+      <w:lvlJc w:val="left"/>
+      <w:pPr>
+        <w:tabs>
+          <w:tab w:val="num" w:pos="6480"/>
+        </w:tabs>
+        <w:ind w:left="6480" w:hanging="360"/>
+      </w:pPr>
+      <w:rPr>
+        <w:rFonts w:ascii="Wingdings" w:hAnsi="Wingdings" w:hint="default"/>
+        <w:sz w:val="20"/>
+      </w:rPr>
+    </w:lvl>
+  </w:abstractNum>
+  <w:abstractNum w:abstractNumId="17" w15:restartNumberingAfterBreak="0">
     <w:nsid w:val="7A8C2A81"/>
     <w:multiLevelType w:val="hybridMultilevel"/>
     <w:tmpl w:val="9F0C2C56"/>
@@ -2255,25 +5133,58 @@
     </w:lvl>
   </w:abstractNum>
   <w:num w:numId="1" w16cid:durableId="240991372">
+    <w:abstractNumId w:val="1"/>
+  </w:num>
+  <w:num w:numId="2" w16cid:durableId="1844854635">
+    <w:abstractNumId w:val="8"/>
+  </w:num>
+  <w:num w:numId="3" w16cid:durableId="272061181">
+    <w:abstractNumId w:val="17"/>
+  </w:num>
+  <w:num w:numId="4" w16cid:durableId="1891963724">
+    <w:abstractNumId w:val="2"/>
+  </w:num>
+  <w:num w:numId="5" w16cid:durableId="765420706">
+    <w:abstractNumId w:val="13"/>
+  </w:num>
+  <w:num w:numId="6" w16cid:durableId="912011239">
+    <w:abstractNumId w:val="14"/>
+  </w:num>
+  <w:num w:numId="7" w16cid:durableId="641933500">
+    <w:abstractNumId w:val="12"/>
+  </w:num>
+  <w:num w:numId="8" w16cid:durableId="609818909">
+    <w:abstractNumId w:val="9"/>
+  </w:num>
+  <w:num w:numId="9" w16cid:durableId="1317680974">
+    <w:abstractNumId w:val="4"/>
+  </w:num>
+  <w:num w:numId="10" w16cid:durableId="720323192">
+    <w:abstractNumId w:val="15"/>
+  </w:num>
+  <w:num w:numId="11" w16cid:durableId="1706782888">
+    <w:abstractNumId w:val="6"/>
+  </w:num>
+  <w:num w:numId="12" w16cid:durableId="1697651898">
+    <w:abstractNumId w:val="5"/>
+  </w:num>
+  <w:num w:numId="13" w16cid:durableId="877397385">
+    <w:abstractNumId w:val="7"/>
+  </w:num>
+  <w:num w:numId="14" w16cid:durableId="1827436137">
+    <w:abstractNumId w:val="16"/>
+  </w:num>
+  <w:num w:numId="15" w16cid:durableId="536629139">
+    <w:abstractNumId w:val="11"/>
+  </w:num>
+  <w:num w:numId="16" w16cid:durableId="188105068">
     <w:abstractNumId w:val="0"/>
   </w:num>
-  <w:num w:numId="2" w16cid:durableId="1844854635">
-    <w:abstractNumId w:val="2"/>
+  <w:num w:numId="17" w16cid:durableId="632101002">
+    <w:abstractNumId w:val="3"/>
   </w:num>
-  <w:num w:numId="3" w16cid:durableId="272061181">
-    <w:abstractNumId w:val="6"/>
-  </w:num>
-  <w:num w:numId="4" w16cid:durableId="1891963724">
-    <w:abstractNumId w:val="1"/>
-  </w:num>
-  <w:num w:numId="5" w16cid:durableId="765420706">
-    <w:abstractNumId w:val="4"/>
-  </w:num>
-  <w:num w:numId="6" w16cid:durableId="912011239">
-    <w:abstractNumId w:val="5"/>
-  </w:num>
-  <w:num w:numId="7" w16cid:durableId="641933500">
-    <w:abstractNumId w:val="3"/>
+  <w:num w:numId="18" w16cid:durableId="837621566">
+    <w:abstractNumId w:val="10"/>
   </w:num>
 </w:numbering>
 </file>
@@ -3194,6 +6105,17 @@
       <w:spacing w:val="5"/>
     </w:rPr>
   </w:style>
+  <w:style w:type="character" w:styleId="Strong">
+    <w:name w:val="Strong"/>
+    <w:basedOn w:val="DefaultParagraphFont"/>
+    <w:uiPriority w:val="22"/>
+    <w:qFormat/>
+    <w:rsid w:val="00C71220"/>
+    <w:rPr>
+      <w:b/>
+      <w:bCs/>
+    </w:rPr>
+  </w:style>
 </w:styles>
 </file>
 

--- a/data_structure_DSA/datastructure.docx
+++ b/data_structure_DSA/datastructure.docx
@@ -658,14 +658,7 @@
           <w:b/>
           <w:bCs/>
         </w:rPr>
-        <w:t xml:space="preserve"> </w:t>
-      </w:r>
-      <w:r>
-        <w:rPr>
-          <w:b/>
-          <w:bCs/>
-        </w:rPr>
-        <w:t xml:space="preserve"> (</w:t>
+        <w:t xml:space="preserve">  (</w:t>
       </w:r>
       <w:proofErr w:type="gramEnd"/>
       <w:r>
@@ -852,7 +845,7 @@
     <w:p>
       <w:r>
         <w:pict w14:anchorId="56611D7E">
-          <v:rect id="_x0000_i1049" style="width:0;height:1.5pt" o:hralign="center" o:hrstd="t" o:hr="t" fillcolor="#a0a0a0" stroked="f"/>
+          <v:rect id="_x0000_i1025" style="width:0;height:1.5pt" o:hralign="center" o:hrstd="t" o:hr="t" fillcolor="#a0a0a0" stroked="f"/>
         </w:pict>
       </w:r>
     </w:p>
@@ -935,7 +928,7 @@
       <w:r>
         <w:lastRenderedPageBreak/>
         <w:pict w14:anchorId="66B54762">
-          <v:rect id="_x0000_i1050" style="width:0;height:1.5pt" o:hralign="center" o:hrstd="t" o:hr="t" fillcolor="#a0a0a0" stroked="f"/>
+          <v:rect id="_x0000_i1026" style="width:0;height:1.5pt" o:hralign="center" o:hrstd="t" o:hr="t" fillcolor="#a0a0a0" stroked="f"/>
         </w:pict>
       </w:r>
     </w:p>
@@ -1017,7 +1010,7 @@
     <w:p>
       <w:r>
         <w:pict w14:anchorId="538067EC">
-          <v:rect id="_x0000_i1051" style="width:0;height:1.5pt" o:hralign="center" o:hrstd="t" o:hr="t" fillcolor="#a0a0a0" stroked="f"/>
+          <v:rect id="_x0000_i1027" style="width:0;height:1.5pt" o:hralign="center" o:hrstd="t" o:hr="t" fillcolor="#a0a0a0" stroked="f"/>
         </w:pict>
       </w:r>
     </w:p>
@@ -1104,7 +1097,7 @@
     <w:p>
       <w:r>
         <w:pict w14:anchorId="001FA31A">
-          <v:rect id="_x0000_i1052" style="width:0;height:1.5pt" o:hralign="center" o:hrstd="t" o:hr="t" fillcolor="#a0a0a0" stroked="f"/>
+          <v:rect id="_x0000_i1028" style="width:0;height:1.5pt" o:hralign="center" o:hrstd="t" o:hr="t" fillcolor="#a0a0a0" stroked="f"/>
         </w:pict>
       </w:r>
     </w:p>
@@ -1826,7 +1819,7 @@
     <w:p>
       <w:r>
         <w:pict w14:anchorId="72B45A64">
-          <v:rect id="_x0000_i1063" style="width:0;height:1.5pt" o:hralign="center" o:hrstd="t" o:hr="t" fillcolor="#a0a0a0" stroked="f"/>
+          <v:rect id="_x0000_i1029" style="width:0;height:1.5pt" o:hralign="center" o:hrstd="t" o:hr="t" fillcolor="#a0a0a0" stroked="f"/>
         </w:pict>
       </w:r>
     </w:p>
@@ -1920,6 +1913,1013 @@
         </w:rPr>
       </w:pPr>
     </w:p>
+    <w:p>
+      <w:pPr>
+        <w:rPr>
+          <w:lang w:val="en-GB"/>
+        </w:rPr>
+      </w:pPr>
+    </w:p>
+    <w:p>
+      <w:pPr>
+        <w:jc w:val="center"/>
+        <w:rPr>
+          <w:b/>
+          <w:bCs/>
+          <w:sz w:val="44"/>
+          <w:szCs w:val="44"/>
+          <w:u w:val="single"/>
+        </w:rPr>
+      </w:pPr>
+      <w:r>
+        <w:rPr>
+          <w:b/>
+          <w:bCs/>
+          <w:sz w:val="44"/>
+          <w:szCs w:val="44"/>
+          <w:u w:val="single"/>
+        </w:rPr>
+        <w:t>Top Documentation &amp; References</w:t>
+      </w:r>
+    </w:p>
+    <w:p>
+      <w:pPr>
+        <w:rPr>
+          <w:b/>
+          <w:bCs/>
+        </w:rPr>
+      </w:pPr>
+      <w:r>
+        <w:rPr>
+          <w:b/>
+          <w:bCs/>
+        </w:rPr>
+        <w:t xml:space="preserve">1. </w:t>
+      </w:r>
+      <w:proofErr w:type="spellStart"/>
+      <w:r>
+        <w:rPr>
+          <w:b/>
+          <w:bCs/>
+        </w:rPr>
+        <w:t>GeeksforGeeks</w:t>
+      </w:r>
+      <w:proofErr w:type="spellEnd"/>
+      <w:r>
+        <w:rPr>
+          <w:b/>
+          <w:bCs/>
+        </w:rPr>
+        <w:t xml:space="preserve"> (GFG)</w:t>
+      </w:r>
+    </w:p>
+    <w:p>
+      <w:pPr>
+        <w:numPr>
+          <w:ilvl w:val="0"/>
+          <w:numId w:val="19"/>
+        </w:numPr>
+      </w:pPr>
+      <w:r>
+        <w:rPr>
+          <w:rFonts w:ascii="Segoe UI Emoji" w:hAnsi="Segoe UI Emoji" w:cs="Segoe UI Emoji"/>
+        </w:rPr>
+        <w:t>🔗</w:t>
+      </w:r>
+      <w:r>
+        <w:t xml:space="preserve"> https://www.geeksforgeeks.org/data-structures/</w:t>
+      </w:r>
+    </w:p>
+    <w:p>
+      <w:pPr>
+        <w:numPr>
+          <w:ilvl w:val="0"/>
+          <w:numId w:val="19"/>
+        </w:numPr>
+      </w:pPr>
+      <w:r>
+        <w:rPr>
+          <w:rFonts w:ascii="Segoe UI Emoji" w:hAnsi="Segoe UI Emoji" w:cs="Segoe UI Emoji"/>
+        </w:rPr>
+        <w:t>✅</w:t>
+      </w:r>
+      <w:r>
+        <w:t xml:space="preserve"> Great for beginners</w:t>
+      </w:r>
+    </w:p>
+    <w:p>
+      <w:pPr>
+        <w:numPr>
+          <w:ilvl w:val="0"/>
+          <w:numId w:val="19"/>
+        </w:numPr>
+      </w:pPr>
+      <w:r>
+        <w:rPr>
+          <w:rFonts w:ascii="Segoe UI Emoji" w:hAnsi="Segoe UI Emoji" w:cs="Segoe UI Emoji"/>
+        </w:rPr>
+        <w:t>✅</w:t>
+      </w:r>
+      <w:r>
+        <w:t xml:space="preserve"> Covers theory + code + quizzes</w:t>
+      </w:r>
+    </w:p>
+    <w:p>
+      <w:pPr>
+        <w:numPr>
+          <w:ilvl w:val="0"/>
+          <w:numId w:val="19"/>
+        </w:numPr>
+      </w:pPr>
+      <w:r>
+        <w:rPr>
+          <w:rFonts w:ascii="Segoe UI Emoji" w:hAnsi="Segoe UI Emoji" w:cs="Segoe UI Emoji"/>
+        </w:rPr>
+        <w:t>✅</w:t>
+      </w:r>
+      <w:r>
+        <w:t xml:space="preserve"> Supports multiple languages (C++, Python, Java)</w:t>
+      </w:r>
+    </w:p>
+    <w:p>
+      <w:pPr>
+        <w:numPr>
+          <w:ilvl w:val="0"/>
+          <w:numId w:val="19"/>
+        </w:numPr>
+      </w:pPr>
+      <w:r>
+        <w:rPr>
+          <w:rFonts w:ascii="Segoe UI Emoji" w:hAnsi="Segoe UI Emoji" w:cs="Segoe UI Emoji"/>
+        </w:rPr>
+        <w:t>🔄</w:t>
+      </w:r>
+      <w:r>
+        <w:t xml:space="preserve"> Often used in competitive coding and interviews</w:t>
+      </w:r>
+    </w:p>
+    <w:p>
+      <w:r>
+        <w:pict w14:anchorId="3680351B">
+          <v:rect id="_x0000_i1066" style="width:0;height:1.5pt" o:hralign="center" o:hrstd="t" o:hr="t" fillcolor="#a0a0a0" stroked="f"/>
+        </w:pict>
+      </w:r>
+    </w:p>
+    <w:p>
+      <w:pPr>
+        <w:rPr>
+          <w:b/>
+          <w:bCs/>
+        </w:rPr>
+      </w:pPr>
+      <w:r>
+        <w:rPr>
+          <w:b/>
+          <w:bCs/>
+        </w:rPr>
+        <w:t xml:space="preserve">2. </w:t>
+      </w:r>
+      <w:proofErr w:type="spellStart"/>
+      <w:r>
+        <w:rPr>
+          <w:b/>
+          <w:bCs/>
+        </w:rPr>
+        <w:t>LeetCode</w:t>
+      </w:r>
+      <w:proofErr w:type="spellEnd"/>
+      <w:r>
+        <w:rPr>
+          <w:b/>
+          <w:bCs/>
+        </w:rPr>
+        <w:t xml:space="preserve"> Explore</w:t>
+      </w:r>
+    </w:p>
+    <w:p>
+      <w:pPr>
+        <w:numPr>
+          <w:ilvl w:val="0"/>
+          <w:numId w:val="20"/>
+        </w:numPr>
+      </w:pPr>
+      <w:r>
+        <w:rPr>
+          <w:rFonts w:ascii="Segoe UI Emoji" w:hAnsi="Segoe UI Emoji" w:cs="Segoe UI Emoji"/>
+        </w:rPr>
+        <w:t>🔗</w:t>
+      </w:r>
+      <w:r>
+        <w:t xml:space="preserve"> https://leetcode.com/explore/</w:t>
+      </w:r>
+    </w:p>
+    <w:p>
+      <w:pPr>
+        <w:numPr>
+          <w:ilvl w:val="0"/>
+          <w:numId w:val="20"/>
+        </w:numPr>
+      </w:pPr>
+      <w:r>
+        <w:rPr>
+          <w:rFonts w:ascii="Segoe UI Emoji" w:hAnsi="Segoe UI Emoji" w:cs="Segoe UI Emoji"/>
+        </w:rPr>
+        <w:t>✅</w:t>
+      </w:r>
+      <w:r>
+        <w:t xml:space="preserve"> Hands-on, problem-focused learning</w:t>
+      </w:r>
+    </w:p>
+    <w:p>
+      <w:pPr>
+        <w:numPr>
+          <w:ilvl w:val="0"/>
+          <w:numId w:val="20"/>
+        </w:numPr>
+      </w:pPr>
+      <w:r>
+        <w:rPr>
+          <w:rFonts w:ascii="Segoe UI Emoji" w:hAnsi="Segoe UI Emoji" w:cs="Segoe UI Emoji"/>
+        </w:rPr>
+        <w:t>✅</w:t>
+      </w:r>
+      <w:r>
+        <w:t xml:space="preserve"> Offers curated DSA paths like "Linked List 101", "Binary Tree"</w:t>
+      </w:r>
+    </w:p>
+    <w:p>
+      <w:pPr>
+        <w:numPr>
+          <w:ilvl w:val="0"/>
+          <w:numId w:val="20"/>
+        </w:numPr>
+      </w:pPr>
+      <w:r>
+        <w:rPr>
+          <w:rFonts w:ascii="Segoe UI Emoji" w:hAnsi="Segoe UI Emoji" w:cs="Segoe UI Emoji"/>
+        </w:rPr>
+        <w:t>✅</w:t>
+      </w:r>
+      <w:r>
+        <w:t xml:space="preserve"> Great for interview prep</w:t>
+      </w:r>
+    </w:p>
+    <w:p>
+      <w:pPr>
+        <w:numPr>
+          <w:ilvl w:val="0"/>
+          <w:numId w:val="20"/>
+        </w:numPr>
+      </w:pPr>
+      <w:r>
+        <w:rPr>
+          <w:rFonts w:ascii="Segoe UI Emoji" w:hAnsi="Segoe UI Emoji" w:cs="Segoe UI Emoji"/>
+        </w:rPr>
+        <w:t>❗</w:t>
+      </w:r>
+      <w:r>
+        <w:t xml:space="preserve"> Less theory, more practice-oriented</w:t>
+      </w:r>
+    </w:p>
+    <w:p>
+      <w:r>
+        <w:pict w14:anchorId="6F8226B8">
+          <v:rect id="_x0000_i1067" style="width:0;height:1.5pt" o:hralign="center" o:hrstd="t" o:hr="t" fillcolor="#a0a0a0" stroked="f"/>
+        </w:pict>
+      </w:r>
+    </w:p>
+    <w:p>
+      <w:pPr>
+        <w:rPr>
+          <w:b/>
+          <w:bCs/>
+        </w:rPr>
+      </w:pPr>
+      <w:r>
+        <w:rPr>
+          <w:b/>
+          <w:bCs/>
+        </w:rPr>
+        <w:t>3. The Algorithms (GitHub)</w:t>
+      </w:r>
+    </w:p>
+    <w:p>
+      <w:pPr>
+        <w:numPr>
+          <w:ilvl w:val="0"/>
+          <w:numId w:val="21"/>
+        </w:numPr>
+      </w:pPr>
+      <w:r>
+        <w:rPr>
+          <w:rFonts w:ascii="Segoe UI Emoji" w:hAnsi="Segoe UI Emoji" w:cs="Segoe UI Emoji"/>
+        </w:rPr>
+        <w:t>🔗</w:t>
+      </w:r>
+      <w:r>
+        <w:t xml:space="preserve"> </w:t>
+      </w:r>
+      <w:hyperlink r:id="rId5" w:tgtFrame="_new" w:history="1">
+        <w:r>
+          <w:rPr>
+            <w:rStyle w:val="Hyperlink"/>
+          </w:rPr>
+          <w:t>https://github.com/TheAlgorithms</w:t>
+        </w:r>
+      </w:hyperlink>
+    </w:p>
+    <w:p>
+      <w:pPr>
+        <w:numPr>
+          <w:ilvl w:val="0"/>
+          <w:numId w:val="21"/>
+        </w:numPr>
+      </w:pPr>
+      <w:r>
+        <w:rPr>
+          <w:rFonts w:ascii="Segoe UI Emoji" w:hAnsi="Segoe UI Emoji" w:cs="Segoe UI Emoji"/>
+        </w:rPr>
+        <w:t>✅</w:t>
+      </w:r>
+      <w:r>
+        <w:t xml:space="preserve"> Open-source collection of algorithms in multiple languages</w:t>
+      </w:r>
+    </w:p>
+    <w:p>
+      <w:pPr>
+        <w:numPr>
+          <w:ilvl w:val="0"/>
+          <w:numId w:val="21"/>
+        </w:numPr>
+      </w:pPr>
+      <w:r>
+        <w:rPr>
+          <w:rFonts w:ascii="Segoe UI Emoji" w:hAnsi="Segoe UI Emoji" w:cs="Segoe UI Emoji"/>
+        </w:rPr>
+        <w:lastRenderedPageBreak/>
+        <w:t>✅</w:t>
+      </w:r>
+      <w:r>
+        <w:t xml:space="preserve"> Very clean code examples</w:t>
+      </w:r>
+    </w:p>
+    <w:p>
+      <w:pPr>
+        <w:numPr>
+          <w:ilvl w:val="0"/>
+          <w:numId w:val="21"/>
+        </w:numPr>
+      </w:pPr>
+      <w:r>
+        <w:rPr>
+          <w:rFonts w:ascii="Segoe UI Emoji" w:hAnsi="Segoe UI Emoji" w:cs="Segoe UI Emoji"/>
+        </w:rPr>
+        <w:t>❗</w:t>
+      </w:r>
+      <w:r>
+        <w:t xml:space="preserve"> No theory/explanations — just code</w:t>
+      </w:r>
+    </w:p>
+    <w:p>
+      <w:r>
+        <w:pict w14:anchorId="6F145FD8">
+          <v:rect id="_x0000_i1068" style="width:0;height:1.5pt" o:hralign="center" o:hrstd="t" o:hr="t" fillcolor="#a0a0a0" stroked="f"/>
+        </w:pict>
+      </w:r>
+    </w:p>
+    <w:p>
+      <w:pPr>
+        <w:rPr>
+          <w:b/>
+          <w:bCs/>
+        </w:rPr>
+      </w:pPr>
+      <w:r>
+        <w:rPr>
+          <w:b/>
+          <w:bCs/>
+        </w:rPr>
+        <w:t>4. CP-Algorithms (Competitive Programming Algorithms)</w:t>
+      </w:r>
+    </w:p>
+    <w:p>
+      <w:pPr>
+        <w:numPr>
+          <w:ilvl w:val="0"/>
+          <w:numId w:val="22"/>
+        </w:numPr>
+      </w:pPr>
+      <w:r>
+        <w:rPr>
+          <w:rFonts w:ascii="Segoe UI Emoji" w:hAnsi="Segoe UI Emoji" w:cs="Segoe UI Emoji"/>
+        </w:rPr>
+        <w:t>🔗</w:t>
+      </w:r>
+      <w:r>
+        <w:t xml:space="preserve"> </w:t>
+      </w:r>
+      <w:hyperlink r:id="rId6" w:tgtFrame="_new" w:history="1">
+        <w:r>
+          <w:rPr>
+            <w:rStyle w:val="Hyperlink"/>
+          </w:rPr>
+          <w:t>https://cp-algorithms.com/</w:t>
+        </w:r>
+      </w:hyperlink>
+    </w:p>
+    <w:p>
+      <w:pPr>
+        <w:numPr>
+          <w:ilvl w:val="0"/>
+          <w:numId w:val="22"/>
+        </w:numPr>
+      </w:pPr>
+      <w:r>
+        <w:rPr>
+          <w:rFonts w:ascii="Segoe UI Emoji" w:hAnsi="Segoe UI Emoji" w:cs="Segoe UI Emoji"/>
+        </w:rPr>
+        <w:t>✅</w:t>
+      </w:r>
+      <w:r>
+        <w:t xml:space="preserve"> Deep theoretical explanations</w:t>
+      </w:r>
+    </w:p>
+    <w:p>
+      <w:pPr>
+        <w:numPr>
+          <w:ilvl w:val="0"/>
+          <w:numId w:val="22"/>
+        </w:numPr>
+      </w:pPr>
+      <w:r>
+        <w:rPr>
+          <w:rFonts w:ascii="Segoe UI Emoji" w:hAnsi="Segoe UI Emoji" w:cs="Segoe UI Emoji"/>
+        </w:rPr>
+        <w:t>✅</w:t>
+      </w:r>
+      <w:r>
+        <w:t xml:space="preserve"> Focus on performance and mathematical proof</w:t>
+      </w:r>
+    </w:p>
+    <w:p>
+      <w:pPr>
+        <w:numPr>
+          <w:ilvl w:val="0"/>
+          <w:numId w:val="22"/>
+        </w:numPr>
+      </w:pPr>
+      <w:r>
+        <w:rPr>
+          <w:rFonts w:ascii="Segoe UI Emoji" w:hAnsi="Segoe UI Emoji" w:cs="Segoe UI Emoji"/>
+        </w:rPr>
+        <w:t>❗</w:t>
+      </w:r>
+      <w:r>
+        <w:t xml:space="preserve"> More suitable for intermediate/advanced users</w:t>
+      </w:r>
+    </w:p>
+    <w:p>
+      <w:r>
+        <w:pict w14:anchorId="7BADDD2C">
+          <v:rect id="_x0000_i1069" style="width:0;height:1.5pt" o:hralign="center" o:hrstd="t" o:hr="t" fillcolor="#a0a0a0" stroked="f"/>
+        </w:pict>
+      </w:r>
+    </w:p>
+    <w:p>
+      <w:pPr>
+        <w:rPr>
+          <w:b/>
+          <w:bCs/>
+        </w:rPr>
+      </w:pPr>
+      <w:r>
+        <w:rPr>
+          <w:b/>
+          <w:bCs/>
+        </w:rPr>
+        <w:t xml:space="preserve">5. MIT </w:t>
+      </w:r>
+      <w:proofErr w:type="spellStart"/>
+      <w:r>
+        <w:rPr>
+          <w:b/>
+          <w:bCs/>
+        </w:rPr>
+        <w:t>OpenCourseWare</w:t>
+      </w:r>
+      <w:proofErr w:type="spellEnd"/>
+      <w:r>
+        <w:rPr>
+          <w:b/>
+          <w:bCs/>
+        </w:rPr>
+        <w:t xml:space="preserve"> – Introduction to Algorithms</w:t>
+      </w:r>
+    </w:p>
+    <w:p>
+      <w:pPr>
+        <w:numPr>
+          <w:ilvl w:val="0"/>
+          <w:numId w:val="23"/>
+        </w:numPr>
+      </w:pPr>
+      <w:r>
+        <w:rPr>
+          <w:rFonts w:ascii="Segoe UI Emoji" w:hAnsi="Segoe UI Emoji" w:cs="Segoe UI Emoji"/>
+        </w:rPr>
+        <w:t>🔗</w:t>
+      </w:r>
+      <w:r>
+        <w:t xml:space="preserve"> https://ocw.mit.edu/courses/6-006-introduction-to-algorithms-fall-2011/</w:t>
+      </w:r>
+    </w:p>
+    <w:p>
+      <w:pPr>
+        <w:numPr>
+          <w:ilvl w:val="0"/>
+          <w:numId w:val="23"/>
+        </w:numPr>
+      </w:pPr>
+      <w:r>
+        <w:rPr>
+          <w:rFonts w:ascii="Segoe UI Emoji" w:hAnsi="Segoe UI Emoji" w:cs="Segoe UI Emoji"/>
+        </w:rPr>
+        <w:t>✅</w:t>
+      </w:r>
+      <w:r>
+        <w:t xml:space="preserve"> Free video lectures + problem sets</w:t>
+      </w:r>
+    </w:p>
+    <w:p>
+      <w:pPr>
+        <w:numPr>
+          <w:ilvl w:val="0"/>
+          <w:numId w:val="23"/>
+        </w:numPr>
+      </w:pPr>
+      <w:r>
+        <w:rPr>
+          <w:rFonts w:ascii="Segoe UI Emoji" w:hAnsi="Segoe UI Emoji" w:cs="Segoe UI Emoji"/>
+        </w:rPr>
+        <w:t>✅</w:t>
+      </w:r>
+      <w:r>
+        <w:t xml:space="preserve"> Taught by Prof. Erik Demaine</w:t>
+      </w:r>
+    </w:p>
+    <w:p>
+      <w:pPr>
+        <w:numPr>
+          <w:ilvl w:val="0"/>
+          <w:numId w:val="23"/>
+        </w:numPr>
+      </w:pPr>
+      <w:r>
+        <w:rPr>
+          <w:rFonts w:ascii="Segoe UI Emoji" w:hAnsi="Segoe UI Emoji" w:cs="Segoe UI Emoji"/>
+        </w:rPr>
+        <w:t>📘</w:t>
+      </w:r>
+      <w:r>
+        <w:t xml:space="preserve"> Based on the CLRS book (see below)</w:t>
+      </w:r>
+    </w:p>
+    <w:p>
+      <w:pPr>
+        <w:numPr>
+          <w:ilvl w:val="0"/>
+          <w:numId w:val="23"/>
+        </w:numPr>
+      </w:pPr>
+      <w:r>
+        <w:rPr>
+          <w:rFonts w:ascii="Segoe UI Emoji" w:hAnsi="Segoe UI Emoji" w:cs="Segoe UI Emoji"/>
+        </w:rPr>
+        <w:t>❗</w:t>
+      </w:r>
+      <w:r>
+        <w:t xml:space="preserve"> Academic and heavy — best with a bit of background</w:t>
+      </w:r>
+    </w:p>
+    <w:p>
+      <w:r>
+        <w:pict w14:anchorId="580ADCFD">
+          <v:rect id="_x0000_i1070" style="width:0;height:1.5pt" o:hralign="center" o:hrstd="t" o:hr="t" fillcolor="#a0a0a0" stroked="f"/>
+        </w:pict>
+      </w:r>
+    </w:p>
+    <w:p>
+      <w:pPr>
+        <w:rPr>
+          <w:b/>
+          <w:bCs/>
+        </w:rPr>
+      </w:pPr>
+      <w:r>
+        <w:rPr>
+          <w:rFonts w:ascii="Segoe UI Emoji" w:hAnsi="Segoe UI Emoji" w:cs="Segoe UI Emoji"/>
+          <w:b/>
+          <w:bCs/>
+        </w:rPr>
+        <w:t>📚</w:t>
+      </w:r>
+      <w:r>
+        <w:rPr>
+          <w:b/>
+          <w:bCs/>
+        </w:rPr>
+        <w:t xml:space="preserve"> Best Books for Reference</w:t>
+      </w:r>
+    </w:p>
+    <w:p>
+      <w:pPr>
+        <w:numPr>
+          <w:ilvl w:val="0"/>
+          <w:numId w:val="24"/>
+        </w:numPr>
+      </w:pPr>
+      <w:r>
+        <w:rPr>
+          <w:b/>
+          <w:bCs/>
+        </w:rPr>
+        <w:t xml:space="preserve">"Introduction to Algorithms" – </w:t>
+      </w:r>
+      <w:proofErr w:type="spellStart"/>
+      <w:r>
+        <w:rPr>
+          <w:b/>
+          <w:bCs/>
+        </w:rPr>
+        <w:t>Cormen</w:t>
+      </w:r>
+      <w:proofErr w:type="spellEnd"/>
+      <w:r>
+        <w:rPr>
+          <w:b/>
+          <w:bCs/>
+        </w:rPr>
+        <w:t xml:space="preserve">, </w:t>
+      </w:r>
+      <w:proofErr w:type="spellStart"/>
+      <w:r>
+        <w:rPr>
+          <w:b/>
+          <w:bCs/>
+        </w:rPr>
+        <w:t>Leiserson</w:t>
+      </w:r>
+      <w:proofErr w:type="spellEnd"/>
+      <w:r>
+        <w:rPr>
+          <w:b/>
+          <w:bCs/>
+        </w:rPr>
+        <w:t>, Rivest, Stein (CLRS)</w:t>
+      </w:r>
+    </w:p>
+    <w:p>
+      <w:pPr>
+        <w:numPr>
+          <w:ilvl w:val="1"/>
+          <w:numId w:val="24"/>
+        </w:numPr>
+      </w:pPr>
+      <w:r>
+        <w:t>The Bible of DSA</w:t>
+      </w:r>
+    </w:p>
+    <w:p>
+      <w:pPr>
+        <w:numPr>
+          <w:ilvl w:val="1"/>
+          <w:numId w:val="24"/>
+        </w:numPr>
+      </w:pPr>
+      <w:r>
+        <w:t>Heavy on theory and proofs</w:t>
+      </w:r>
+    </w:p>
+    <w:p>
+      <w:pPr>
+        <w:numPr>
+          <w:ilvl w:val="1"/>
+          <w:numId w:val="24"/>
+        </w:numPr>
+      </w:pPr>
+      <w:r>
+        <w:t>Best for mastering concepts deeply</w:t>
+      </w:r>
+    </w:p>
+    <w:p>
+      <w:pPr>
+        <w:numPr>
+          <w:ilvl w:val="0"/>
+          <w:numId w:val="24"/>
+        </w:numPr>
+      </w:pPr>
+      <w:r>
+        <w:rPr>
+          <w:b/>
+          <w:bCs/>
+        </w:rPr>
+        <w:t xml:space="preserve">"Data Structures and Algorithms Made Easy" – Narasimha </w:t>
+      </w:r>
+      <w:proofErr w:type="spellStart"/>
+      <w:r>
+        <w:rPr>
+          <w:b/>
+          <w:bCs/>
+        </w:rPr>
+        <w:t>Karumanchi</w:t>
+      </w:r>
+      <w:proofErr w:type="spellEnd"/>
+    </w:p>
+    <w:p>
+      <w:pPr>
+        <w:numPr>
+          <w:ilvl w:val="1"/>
+          <w:numId w:val="24"/>
+        </w:numPr>
+      </w:pPr>
+      <w:r>
+        <w:t>Great for interviews</w:t>
+      </w:r>
+    </w:p>
+    <w:p>
+      <w:pPr>
+        <w:numPr>
+          <w:ilvl w:val="1"/>
+          <w:numId w:val="24"/>
+        </w:numPr>
+      </w:pPr>
+      <w:r>
+        <w:t>Focused on practical problem-solving</w:t>
+      </w:r>
+    </w:p>
+    <w:p>
+      <w:pPr>
+        <w:numPr>
+          <w:ilvl w:val="1"/>
+          <w:numId w:val="24"/>
+        </w:numPr>
+      </w:pPr>
+      <w:r>
+        <w:t>Easy to read, with visuals and explanations</w:t>
+      </w:r>
+    </w:p>
+    <w:p>
+      <w:pPr>
+        <w:numPr>
+          <w:ilvl w:val="0"/>
+          <w:numId w:val="24"/>
+        </w:numPr>
+      </w:pPr>
+      <w:r>
+        <w:rPr>
+          <w:b/>
+          <w:bCs/>
+        </w:rPr>
+        <w:t>"Grokking Algorithms" – Aditya Bhargava</w:t>
+      </w:r>
+    </w:p>
+    <w:p>
+      <w:pPr>
+        <w:numPr>
+          <w:ilvl w:val="1"/>
+          <w:numId w:val="24"/>
+        </w:numPr>
+      </w:pPr>
+      <w:r>
+        <w:t>Ideal for beginners</w:t>
+      </w:r>
+    </w:p>
+    <w:p>
+      <w:pPr>
+        <w:numPr>
+          <w:ilvl w:val="1"/>
+          <w:numId w:val="24"/>
+        </w:numPr>
+      </w:pPr>
+      <w:r>
+        <w:lastRenderedPageBreak/>
+        <w:t>Visually rich and intuitive</w:t>
+      </w:r>
+    </w:p>
+    <w:p>
+      <w:r>
+        <w:pict w14:anchorId="33CCC76D">
+          <v:rect id="_x0000_i1071" style="width:0;height:1.5pt" o:hralign="center" o:hrstd="t" o:hr="t" fillcolor="#a0a0a0" stroked="f"/>
+        </w:pict>
+      </w:r>
+    </w:p>
+    <w:p>
+      <w:pPr>
+        <w:rPr>
+          <w:b/>
+          <w:bCs/>
+        </w:rPr>
+      </w:pPr>
+      <w:r>
+        <w:rPr>
+          <w:rFonts w:ascii="Segoe UI Emoji" w:hAnsi="Segoe UI Emoji" w:cs="Segoe UI Emoji"/>
+          <w:b/>
+          <w:bCs/>
+        </w:rPr>
+        <w:t>✅</w:t>
+      </w:r>
+      <w:r>
+        <w:rPr>
+          <w:b/>
+          <w:bCs/>
+        </w:rPr>
+        <w:t xml:space="preserve"> Recommendation Based on Your Level</w:t>
+      </w:r>
+    </w:p>
+    <w:tbl>
+      <w:tblPr>
+        <w:tblW w:w="0" w:type="auto"/>
+        <w:tblCellSpacing w:w="15" w:type="dxa"/>
+        <w:tblCellMar>
+          <w:top w:w="15" w:type="dxa"/>
+          <w:left w:w="15" w:type="dxa"/>
+          <w:bottom w:w="15" w:type="dxa"/>
+          <w:right w:w="15" w:type="dxa"/>
+        </w:tblCellMar>
+        <w:tblLook w:val="04A0" w:firstRow="1" w:lastRow="0" w:firstColumn="1" w:lastColumn="0" w:noHBand="0" w:noVBand="1"/>
+      </w:tblPr>
+      <w:tblGrid>
+        <w:gridCol w:w="1374"/>
+        <w:gridCol w:w="4539"/>
+      </w:tblGrid>
+      <w:tr>
+        <w:trPr>
+          <w:tblHeader/>
+          <w:tblCellSpacing w:w="15" w:type="dxa"/>
+        </w:trPr>
+        <w:tc>
+          <w:tcPr>
+            <w:tcW w:w="0" w:type="auto"/>
+            <w:vAlign w:val="center"/>
+            <w:hideMark/>
+          </w:tcPr>
+          <w:p>
+            <w:pPr>
+              <w:rPr>
+                <w:b/>
+                <w:bCs/>
+              </w:rPr>
+            </w:pPr>
+            <w:r>
+              <w:rPr>
+                <w:b/>
+                <w:bCs/>
+              </w:rPr>
+              <w:t>Level</w:t>
+            </w:r>
+          </w:p>
+        </w:tc>
+        <w:tc>
+          <w:tcPr>
+            <w:tcW w:w="0" w:type="auto"/>
+            <w:vAlign w:val="center"/>
+            <w:hideMark/>
+          </w:tcPr>
+          <w:p>
+            <w:pPr>
+              <w:rPr>
+                <w:b/>
+                <w:bCs/>
+              </w:rPr>
+            </w:pPr>
+            <w:r>
+              <w:rPr>
+                <w:b/>
+                <w:bCs/>
+              </w:rPr>
+              <w:t>Best Starting Point</w:t>
+            </w:r>
+          </w:p>
+        </w:tc>
+      </w:tr>
+      <w:tr>
+        <w:trPr>
+          <w:tblCellSpacing w:w="15" w:type="dxa"/>
+        </w:trPr>
+        <w:tc>
+          <w:tcPr>
+            <w:tcW w:w="0" w:type="auto"/>
+            <w:vAlign w:val="center"/>
+            <w:hideMark/>
+          </w:tcPr>
+          <w:p>
+            <w:r>
+              <w:rPr>
+                <w:b/>
+                <w:bCs/>
+              </w:rPr>
+              <w:t>Beginner</w:t>
+            </w:r>
+          </w:p>
+        </w:tc>
+        <w:tc>
+          <w:tcPr>
+            <w:tcW w:w="0" w:type="auto"/>
+            <w:vAlign w:val="center"/>
+            <w:hideMark/>
+          </w:tcPr>
+          <w:p>
+            <w:proofErr w:type="spellStart"/>
+            <w:r>
+              <w:t>GeeksforGeeks</w:t>
+            </w:r>
+            <w:proofErr w:type="spellEnd"/>
+            <w:r>
+              <w:t xml:space="preserve"> + Grokking Algorithms</w:t>
+            </w:r>
+          </w:p>
+        </w:tc>
+      </w:tr>
+      <w:tr>
+        <w:trPr>
+          <w:tblCellSpacing w:w="15" w:type="dxa"/>
+        </w:trPr>
+        <w:tc>
+          <w:tcPr>
+            <w:tcW w:w="0" w:type="auto"/>
+            <w:vAlign w:val="center"/>
+            <w:hideMark/>
+          </w:tcPr>
+          <w:p>
+            <w:r>
+              <w:rPr>
+                <w:b/>
+                <w:bCs/>
+              </w:rPr>
+              <w:t>Intermediate</w:t>
+            </w:r>
+          </w:p>
+        </w:tc>
+        <w:tc>
+          <w:tcPr>
+            <w:tcW w:w="0" w:type="auto"/>
+            <w:vAlign w:val="center"/>
+            <w:hideMark/>
+          </w:tcPr>
+          <w:p>
+            <w:proofErr w:type="spellStart"/>
+            <w:r>
+              <w:t>LeetCode</w:t>
+            </w:r>
+            <w:proofErr w:type="spellEnd"/>
+            <w:r>
+              <w:t xml:space="preserve"> + CP-Algorithms + </w:t>
+            </w:r>
+            <w:proofErr w:type="spellStart"/>
+            <w:r>
+              <w:t>Karumanchi</w:t>
+            </w:r>
+            <w:proofErr w:type="spellEnd"/>
+            <w:r>
+              <w:t xml:space="preserve"> Book</w:t>
+            </w:r>
+          </w:p>
+        </w:tc>
+      </w:tr>
+      <w:tr>
+        <w:trPr>
+          <w:tblCellSpacing w:w="15" w:type="dxa"/>
+        </w:trPr>
+        <w:tc>
+          <w:tcPr>
+            <w:tcW w:w="0" w:type="auto"/>
+            <w:vAlign w:val="center"/>
+            <w:hideMark/>
+          </w:tcPr>
+          <w:p>
+            <w:r>
+              <w:rPr>
+                <w:b/>
+                <w:bCs/>
+              </w:rPr>
+              <w:t>Advanced</w:t>
+            </w:r>
+          </w:p>
+        </w:tc>
+        <w:tc>
+          <w:tcPr>
+            <w:tcW w:w="0" w:type="auto"/>
+            <w:vAlign w:val="center"/>
+            <w:hideMark/>
+          </w:tcPr>
+          <w:p>
+            <w:r>
+              <w:t>MIT OCW + CLRS + The Algorithms GitHub</w:t>
+            </w:r>
+          </w:p>
+        </w:tc>
+      </w:tr>
+    </w:tbl>
     <w:p>
       <w:pPr>
         <w:rPr>
@@ -3002,6 +4002,155 @@
     </w:lvl>
   </w:abstractNum>
   <w:abstractNum w:abstractNumId="3" w15:restartNumberingAfterBreak="0">
+    <w:nsid w:val="0BDD3FF3"/>
+    <w:multiLevelType w:val="multilevel"/>
+    <w:tmpl w:val="32CC4D84"/>
+    <w:lvl w:ilvl="0">
+      <w:start w:val="1"/>
+      <w:numFmt w:val="bullet"/>
+      <w:lvlText w:val=""/>
+      <w:lvlJc w:val="left"/>
+      <w:pPr>
+        <w:tabs>
+          <w:tab w:val="num" w:pos="720"/>
+        </w:tabs>
+        <w:ind w:left="720" w:hanging="360"/>
+      </w:pPr>
+      <w:rPr>
+        <w:rFonts w:ascii="Symbol" w:hAnsi="Symbol" w:hint="default"/>
+        <w:sz w:val="20"/>
+      </w:rPr>
+    </w:lvl>
+    <w:lvl w:ilvl="1" w:tentative="1">
+      <w:start w:val="1"/>
+      <w:numFmt w:val="bullet"/>
+      <w:lvlText w:val="o"/>
+      <w:lvlJc w:val="left"/>
+      <w:pPr>
+        <w:tabs>
+          <w:tab w:val="num" w:pos="1440"/>
+        </w:tabs>
+        <w:ind w:left="1440" w:hanging="360"/>
+      </w:pPr>
+      <w:rPr>
+        <w:rFonts w:ascii="Courier New" w:hAnsi="Courier New" w:hint="default"/>
+        <w:sz w:val="20"/>
+      </w:rPr>
+    </w:lvl>
+    <w:lvl w:ilvl="2" w:tentative="1">
+      <w:start w:val="1"/>
+      <w:numFmt w:val="bullet"/>
+      <w:lvlText w:val=""/>
+      <w:lvlJc w:val="left"/>
+      <w:pPr>
+        <w:tabs>
+          <w:tab w:val="num" w:pos="2160"/>
+        </w:tabs>
+        <w:ind w:left="2160" w:hanging="360"/>
+      </w:pPr>
+      <w:rPr>
+        <w:rFonts w:ascii="Wingdings" w:hAnsi="Wingdings" w:hint="default"/>
+        <w:sz w:val="20"/>
+      </w:rPr>
+    </w:lvl>
+    <w:lvl w:ilvl="3" w:tentative="1">
+      <w:start w:val="1"/>
+      <w:numFmt w:val="bullet"/>
+      <w:lvlText w:val=""/>
+      <w:lvlJc w:val="left"/>
+      <w:pPr>
+        <w:tabs>
+          <w:tab w:val="num" w:pos="2880"/>
+        </w:tabs>
+        <w:ind w:left="2880" w:hanging="360"/>
+      </w:pPr>
+      <w:rPr>
+        <w:rFonts w:ascii="Wingdings" w:hAnsi="Wingdings" w:hint="default"/>
+        <w:sz w:val="20"/>
+      </w:rPr>
+    </w:lvl>
+    <w:lvl w:ilvl="4" w:tentative="1">
+      <w:start w:val="1"/>
+      <w:numFmt w:val="bullet"/>
+      <w:lvlText w:val=""/>
+      <w:lvlJc w:val="left"/>
+      <w:pPr>
+        <w:tabs>
+          <w:tab w:val="num" w:pos="3600"/>
+        </w:tabs>
+        <w:ind w:left="3600" w:hanging="360"/>
+      </w:pPr>
+      <w:rPr>
+        <w:rFonts w:ascii="Wingdings" w:hAnsi="Wingdings" w:hint="default"/>
+        <w:sz w:val="20"/>
+      </w:rPr>
+    </w:lvl>
+    <w:lvl w:ilvl="5" w:tentative="1">
+      <w:start w:val="1"/>
+      <w:numFmt w:val="bullet"/>
+      <w:lvlText w:val=""/>
+      <w:lvlJc w:val="left"/>
+      <w:pPr>
+        <w:tabs>
+          <w:tab w:val="num" w:pos="4320"/>
+        </w:tabs>
+        <w:ind w:left="4320" w:hanging="360"/>
+      </w:pPr>
+      <w:rPr>
+        <w:rFonts w:ascii="Wingdings" w:hAnsi="Wingdings" w:hint="default"/>
+        <w:sz w:val="20"/>
+      </w:rPr>
+    </w:lvl>
+    <w:lvl w:ilvl="6" w:tentative="1">
+      <w:start w:val="1"/>
+      <w:numFmt w:val="bullet"/>
+      <w:lvlText w:val=""/>
+      <w:lvlJc w:val="left"/>
+      <w:pPr>
+        <w:tabs>
+          <w:tab w:val="num" w:pos="5040"/>
+        </w:tabs>
+        <w:ind w:left="5040" w:hanging="360"/>
+      </w:pPr>
+      <w:rPr>
+        <w:rFonts w:ascii="Wingdings" w:hAnsi="Wingdings" w:hint="default"/>
+        <w:sz w:val="20"/>
+      </w:rPr>
+    </w:lvl>
+    <w:lvl w:ilvl="7" w:tentative="1">
+      <w:start w:val="1"/>
+      <w:numFmt w:val="bullet"/>
+      <w:lvlText w:val=""/>
+      <w:lvlJc w:val="left"/>
+      <w:pPr>
+        <w:tabs>
+          <w:tab w:val="num" w:pos="5760"/>
+        </w:tabs>
+        <w:ind w:left="5760" w:hanging="360"/>
+      </w:pPr>
+      <w:rPr>
+        <w:rFonts w:ascii="Wingdings" w:hAnsi="Wingdings" w:hint="default"/>
+        <w:sz w:val="20"/>
+      </w:rPr>
+    </w:lvl>
+    <w:lvl w:ilvl="8" w:tentative="1">
+      <w:start w:val="1"/>
+      <w:numFmt w:val="bullet"/>
+      <w:lvlText w:val=""/>
+      <w:lvlJc w:val="left"/>
+      <w:pPr>
+        <w:tabs>
+          <w:tab w:val="num" w:pos="6480"/>
+        </w:tabs>
+        <w:ind w:left="6480" w:hanging="360"/>
+      </w:pPr>
+      <w:rPr>
+        <w:rFonts w:ascii="Wingdings" w:hAnsi="Wingdings" w:hint="default"/>
+        <w:sz w:val="20"/>
+      </w:rPr>
+    </w:lvl>
+  </w:abstractNum>
+  <w:abstractNum w:abstractNumId="4" w15:restartNumberingAfterBreak="0">
     <w:nsid w:val="16706D55"/>
     <w:multiLevelType w:val="multilevel"/>
     <w:tmpl w:val="2CCAAB1E"/>
@@ -3150,7 +4299,7 @@
       </w:rPr>
     </w:lvl>
   </w:abstractNum>
-  <w:abstractNum w:abstractNumId="4" w15:restartNumberingAfterBreak="0">
+  <w:abstractNum w:abstractNumId="5" w15:restartNumberingAfterBreak="0">
     <w:nsid w:val="1B6B01D0"/>
     <w:multiLevelType w:val="multilevel"/>
     <w:tmpl w:val="7A941C8C"/>
@@ -3299,7 +4448,156 @@
       </w:rPr>
     </w:lvl>
   </w:abstractNum>
-  <w:abstractNum w:abstractNumId="5" w15:restartNumberingAfterBreak="0">
+  <w:abstractNum w:abstractNumId="6" w15:restartNumberingAfterBreak="0">
+    <w:nsid w:val="20837B42"/>
+    <w:multiLevelType w:val="multilevel"/>
+    <w:tmpl w:val="C4F20664"/>
+    <w:lvl w:ilvl="0">
+      <w:start w:val="1"/>
+      <w:numFmt w:val="bullet"/>
+      <w:lvlText w:val=""/>
+      <w:lvlJc w:val="left"/>
+      <w:pPr>
+        <w:tabs>
+          <w:tab w:val="num" w:pos="720"/>
+        </w:tabs>
+        <w:ind w:left="720" w:hanging="360"/>
+      </w:pPr>
+      <w:rPr>
+        <w:rFonts w:ascii="Symbol" w:hAnsi="Symbol" w:hint="default"/>
+        <w:sz w:val="20"/>
+      </w:rPr>
+    </w:lvl>
+    <w:lvl w:ilvl="1" w:tentative="1">
+      <w:start w:val="1"/>
+      <w:numFmt w:val="bullet"/>
+      <w:lvlText w:val="o"/>
+      <w:lvlJc w:val="left"/>
+      <w:pPr>
+        <w:tabs>
+          <w:tab w:val="num" w:pos="1440"/>
+        </w:tabs>
+        <w:ind w:left="1440" w:hanging="360"/>
+      </w:pPr>
+      <w:rPr>
+        <w:rFonts w:ascii="Courier New" w:hAnsi="Courier New" w:hint="default"/>
+        <w:sz w:val="20"/>
+      </w:rPr>
+    </w:lvl>
+    <w:lvl w:ilvl="2" w:tentative="1">
+      <w:start w:val="1"/>
+      <w:numFmt w:val="bullet"/>
+      <w:lvlText w:val=""/>
+      <w:lvlJc w:val="left"/>
+      <w:pPr>
+        <w:tabs>
+          <w:tab w:val="num" w:pos="2160"/>
+        </w:tabs>
+        <w:ind w:left="2160" w:hanging="360"/>
+      </w:pPr>
+      <w:rPr>
+        <w:rFonts w:ascii="Wingdings" w:hAnsi="Wingdings" w:hint="default"/>
+        <w:sz w:val="20"/>
+      </w:rPr>
+    </w:lvl>
+    <w:lvl w:ilvl="3" w:tentative="1">
+      <w:start w:val="1"/>
+      <w:numFmt w:val="bullet"/>
+      <w:lvlText w:val=""/>
+      <w:lvlJc w:val="left"/>
+      <w:pPr>
+        <w:tabs>
+          <w:tab w:val="num" w:pos="2880"/>
+        </w:tabs>
+        <w:ind w:left="2880" w:hanging="360"/>
+      </w:pPr>
+      <w:rPr>
+        <w:rFonts w:ascii="Wingdings" w:hAnsi="Wingdings" w:hint="default"/>
+        <w:sz w:val="20"/>
+      </w:rPr>
+    </w:lvl>
+    <w:lvl w:ilvl="4" w:tentative="1">
+      <w:start w:val="1"/>
+      <w:numFmt w:val="bullet"/>
+      <w:lvlText w:val=""/>
+      <w:lvlJc w:val="left"/>
+      <w:pPr>
+        <w:tabs>
+          <w:tab w:val="num" w:pos="3600"/>
+        </w:tabs>
+        <w:ind w:left="3600" w:hanging="360"/>
+      </w:pPr>
+      <w:rPr>
+        <w:rFonts w:ascii="Wingdings" w:hAnsi="Wingdings" w:hint="default"/>
+        <w:sz w:val="20"/>
+      </w:rPr>
+    </w:lvl>
+    <w:lvl w:ilvl="5" w:tentative="1">
+      <w:start w:val="1"/>
+      <w:numFmt w:val="bullet"/>
+      <w:lvlText w:val=""/>
+      <w:lvlJc w:val="left"/>
+      <w:pPr>
+        <w:tabs>
+          <w:tab w:val="num" w:pos="4320"/>
+        </w:tabs>
+        <w:ind w:left="4320" w:hanging="360"/>
+      </w:pPr>
+      <w:rPr>
+        <w:rFonts w:ascii="Wingdings" w:hAnsi="Wingdings" w:hint="default"/>
+        <w:sz w:val="20"/>
+      </w:rPr>
+    </w:lvl>
+    <w:lvl w:ilvl="6" w:tentative="1">
+      <w:start w:val="1"/>
+      <w:numFmt w:val="bullet"/>
+      <w:lvlText w:val=""/>
+      <w:lvlJc w:val="left"/>
+      <w:pPr>
+        <w:tabs>
+          <w:tab w:val="num" w:pos="5040"/>
+        </w:tabs>
+        <w:ind w:left="5040" w:hanging="360"/>
+      </w:pPr>
+      <w:rPr>
+        <w:rFonts w:ascii="Wingdings" w:hAnsi="Wingdings" w:hint="default"/>
+        <w:sz w:val="20"/>
+      </w:rPr>
+    </w:lvl>
+    <w:lvl w:ilvl="7" w:tentative="1">
+      <w:start w:val="1"/>
+      <w:numFmt w:val="bullet"/>
+      <w:lvlText w:val=""/>
+      <w:lvlJc w:val="left"/>
+      <w:pPr>
+        <w:tabs>
+          <w:tab w:val="num" w:pos="5760"/>
+        </w:tabs>
+        <w:ind w:left="5760" w:hanging="360"/>
+      </w:pPr>
+      <w:rPr>
+        <w:rFonts w:ascii="Wingdings" w:hAnsi="Wingdings" w:hint="default"/>
+        <w:sz w:val="20"/>
+      </w:rPr>
+    </w:lvl>
+    <w:lvl w:ilvl="8" w:tentative="1">
+      <w:start w:val="1"/>
+      <w:numFmt w:val="bullet"/>
+      <w:lvlText w:val=""/>
+      <w:lvlJc w:val="left"/>
+      <w:pPr>
+        <w:tabs>
+          <w:tab w:val="num" w:pos="6480"/>
+        </w:tabs>
+        <w:ind w:left="6480" w:hanging="360"/>
+      </w:pPr>
+      <w:rPr>
+        <w:rFonts w:ascii="Wingdings" w:hAnsi="Wingdings" w:hint="default"/>
+        <w:sz w:val="20"/>
+      </w:rPr>
+    </w:lvl>
+  </w:abstractNum>
+  <w:abstractNum w:abstractNumId="7" w15:restartNumberingAfterBreak="0">
     <w:nsid w:val="25946485"/>
     <w:multiLevelType w:val="multilevel"/>
     <w:tmpl w:val="FFB44412"/>
@@ -3448,7 +4746,7 @@
       </w:rPr>
     </w:lvl>
   </w:abstractNum>
-  <w:abstractNum w:abstractNumId="6" w15:restartNumberingAfterBreak="0">
+  <w:abstractNum w:abstractNumId="8" w15:restartNumberingAfterBreak="0">
     <w:nsid w:val="25F31172"/>
     <w:multiLevelType w:val="multilevel"/>
     <w:tmpl w:val="02FE1DB4"/>
@@ -3597,7 +4895,273 @@
       </w:rPr>
     </w:lvl>
   </w:abstractNum>
-  <w:abstractNum w:abstractNumId="7" w15:restartNumberingAfterBreak="0">
+  <w:abstractNum w:abstractNumId="9" w15:restartNumberingAfterBreak="0">
+    <w:nsid w:val="279376E1"/>
+    <w:multiLevelType w:val="multilevel"/>
+    <w:tmpl w:val="C7F24BA0"/>
+    <w:lvl w:ilvl="0">
+      <w:start w:val="1"/>
+      <w:numFmt w:val="bullet"/>
+      <w:lvlText w:val=""/>
+      <w:lvlJc w:val="left"/>
+      <w:pPr>
+        <w:tabs>
+          <w:tab w:val="num" w:pos="720"/>
+        </w:tabs>
+        <w:ind w:left="720" w:hanging="360"/>
+      </w:pPr>
+      <w:rPr>
+        <w:rFonts w:ascii="Symbol" w:hAnsi="Symbol" w:hint="default"/>
+        <w:sz w:val="20"/>
+      </w:rPr>
+    </w:lvl>
+    <w:lvl w:ilvl="1" w:tentative="1">
+      <w:start w:val="1"/>
+      <w:numFmt w:val="bullet"/>
+      <w:lvlText w:val="o"/>
+      <w:lvlJc w:val="left"/>
+      <w:pPr>
+        <w:tabs>
+          <w:tab w:val="num" w:pos="1440"/>
+        </w:tabs>
+        <w:ind w:left="1440" w:hanging="360"/>
+      </w:pPr>
+      <w:rPr>
+        <w:rFonts w:ascii="Courier New" w:hAnsi="Courier New" w:hint="default"/>
+        <w:sz w:val="20"/>
+      </w:rPr>
+    </w:lvl>
+    <w:lvl w:ilvl="2" w:tentative="1">
+      <w:start w:val="1"/>
+      <w:numFmt w:val="bullet"/>
+      <w:lvlText w:val=""/>
+      <w:lvlJc w:val="left"/>
+      <w:pPr>
+        <w:tabs>
+          <w:tab w:val="num" w:pos="2160"/>
+        </w:tabs>
+        <w:ind w:left="2160" w:hanging="360"/>
+      </w:pPr>
+      <w:rPr>
+        <w:rFonts w:ascii="Wingdings" w:hAnsi="Wingdings" w:hint="default"/>
+        <w:sz w:val="20"/>
+      </w:rPr>
+    </w:lvl>
+    <w:lvl w:ilvl="3" w:tentative="1">
+      <w:start w:val="1"/>
+      <w:numFmt w:val="bullet"/>
+      <w:lvlText w:val=""/>
+      <w:lvlJc w:val="left"/>
+      <w:pPr>
+        <w:tabs>
+          <w:tab w:val="num" w:pos="2880"/>
+        </w:tabs>
+        <w:ind w:left="2880" w:hanging="360"/>
+      </w:pPr>
+      <w:rPr>
+        <w:rFonts w:ascii="Wingdings" w:hAnsi="Wingdings" w:hint="default"/>
+        <w:sz w:val="20"/>
+      </w:rPr>
+    </w:lvl>
+    <w:lvl w:ilvl="4" w:tentative="1">
+      <w:start w:val="1"/>
+      <w:numFmt w:val="bullet"/>
+      <w:lvlText w:val=""/>
+      <w:lvlJc w:val="left"/>
+      <w:pPr>
+        <w:tabs>
+          <w:tab w:val="num" w:pos="3600"/>
+        </w:tabs>
+        <w:ind w:left="3600" w:hanging="360"/>
+      </w:pPr>
+      <w:rPr>
+        <w:rFonts w:ascii="Wingdings" w:hAnsi="Wingdings" w:hint="default"/>
+        <w:sz w:val="20"/>
+      </w:rPr>
+    </w:lvl>
+    <w:lvl w:ilvl="5" w:tentative="1">
+      <w:start w:val="1"/>
+      <w:numFmt w:val="bullet"/>
+      <w:lvlText w:val=""/>
+      <w:lvlJc w:val="left"/>
+      <w:pPr>
+        <w:tabs>
+          <w:tab w:val="num" w:pos="4320"/>
+        </w:tabs>
+        <w:ind w:left="4320" w:hanging="360"/>
+      </w:pPr>
+      <w:rPr>
+        <w:rFonts w:ascii="Wingdings" w:hAnsi="Wingdings" w:hint="default"/>
+        <w:sz w:val="20"/>
+      </w:rPr>
+    </w:lvl>
+    <w:lvl w:ilvl="6" w:tentative="1">
+      <w:start w:val="1"/>
+      <w:numFmt w:val="bullet"/>
+      <w:lvlText w:val=""/>
+      <w:lvlJc w:val="left"/>
+      <w:pPr>
+        <w:tabs>
+          <w:tab w:val="num" w:pos="5040"/>
+        </w:tabs>
+        <w:ind w:left="5040" w:hanging="360"/>
+      </w:pPr>
+      <w:rPr>
+        <w:rFonts w:ascii="Wingdings" w:hAnsi="Wingdings" w:hint="default"/>
+        <w:sz w:val="20"/>
+      </w:rPr>
+    </w:lvl>
+    <w:lvl w:ilvl="7" w:tentative="1">
+      <w:start w:val="1"/>
+      <w:numFmt w:val="bullet"/>
+      <w:lvlText w:val=""/>
+      <w:lvlJc w:val="left"/>
+      <w:pPr>
+        <w:tabs>
+          <w:tab w:val="num" w:pos="5760"/>
+        </w:tabs>
+        <w:ind w:left="5760" w:hanging="360"/>
+      </w:pPr>
+      <w:rPr>
+        <w:rFonts w:ascii="Wingdings" w:hAnsi="Wingdings" w:hint="default"/>
+        <w:sz w:val="20"/>
+      </w:rPr>
+    </w:lvl>
+    <w:lvl w:ilvl="8" w:tentative="1">
+      <w:start w:val="1"/>
+      <w:numFmt w:val="bullet"/>
+      <w:lvlText w:val=""/>
+      <w:lvlJc w:val="left"/>
+      <w:pPr>
+        <w:tabs>
+          <w:tab w:val="num" w:pos="6480"/>
+        </w:tabs>
+        <w:ind w:left="6480" w:hanging="360"/>
+      </w:pPr>
+      <w:rPr>
+        <w:rFonts w:ascii="Wingdings" w:hAnsi="Wingdings" w:hint="default"/>
+        <w:sz w:val="20"/>
+      </w:rPr>
+    </w:lvl>
+  </w:abstractNum>
+  <w:abstractNum w:abstractNumId="10" w15:restartNumberingAfterBreak="0">
+    <w:nsid w:val="2C7D6296"/>
+    <w:multiLevelType w:val="multilevel"/>
+    <w:tmpl w:val="B3CC0C78"/>
+    <w:lvl w:ilvl="0">
+      <w:start w:val="1"/>
+      <w:numFmt w:val="decimal"/>
+      <w:lvlText w:val="%1."/>
+      <w:lvlJc w:val="left"/>
+      <w:pPr>
+        <w:tabs>
+          <w:tab w:val="num" w:pos="720"/>
+        </w:tabs>
+        <w:ind w:left="720" w:hanging="360"/>
+      </w:pPr>
+    </w:lvl>
+    <w:lvl w:ilvl="1">
+      <w:start w:val="1"/>
+      <w:numFmt w:val="bullet"/>
+      <w:lvlText w:val="o"/>
+      <w:lvlJc w:val="left"/>
+      <w:pPr>
+        <w:tabs>
+          <w:tab w:val="num" w:pos="1440"/>
+        </w:tabs>
+        <w:ind w:left="1440" w:hanging="360"/>
+      </w:pPr>
+      <w:rPr>
+        <w:rFonts w:ascii="Courier New" w:hAnsi="Courier New" w:hint="default"/>
+        <w:sz w:val="20"/>
+      </w:rPr>
+    </w:lvl>
+    <w:lvl w:ilvl="2" w:tentative="1">
+      <w:start w:val="1"/>
+      <w:numFmt w:val="decimal"/>
+      <w:lvlText w:val="%3."/>
+      <w:lvlJc w:val="left"/>
+      <w:pPr>
+        <w:tabs>
+          <w:tab w:val="num" w:pos="2160"/>
+        </w:tabs>
+        <w:ind w:left="2160" w:hanging="360"/>
+      </w:pPr>
+    </w:lvl>
+    <w:lvl w:ilvl="3" w:tentative="1">
+      <w:start w:val="1"/>
+      <w:numFmt w:val="decimal"/>
+      <w:lvlText w:val="%4."/>
+      <w:lvlJc w:val="left"/>
+      <w:pPr>
+        <w:tabs>
+          <w:tab w:val="num" w:pos="2880"/>
+        </w:tabs>
+        <w:ind w:left="2880" w:hanging="360"/>
+      </w:pPr>
+    </w:lvl>
+    <w:lvl w:ilvl="4" w:tentative="1">
+      <w:start w:val="1"/>
+      <w:numFmt w:val="decimal"/>
+      <w:lvlText w:val="%5."/>
+      <w:lvlJc w:val="left"/>
+      <w:pPr>
+        <w:tabs>
+          <w:tab w:val="num" w:pos="3600"/>
+        </w:tabs>
+        <w:ind w:left="3600" w:hanging="360"/>
+      </w:pPr>
+    </w:lvl>
+    <w:lvl w:ilvl="5" w:tentative="1">
+      <w:start w:val="1"/>
+      <w:numFmt w:val="decimal"/>
+      <w:lvlText w:val="%6."/>
+      <w:lvlJc w:val="left"/>
+      <w:pPr>
+        <w:tabs>
+          <w:tab w:val="num" w:pos="4320"/>
+        </w:tabs>
+        <w:ind w:left="4320" w:hanging="360"/>
+      </w:pPr>
+    </w:lvl>
+    <w:lvl w:ilvl="6" w:tentative="1">
+      <w:start w:val="1"/>
+      <w:numFmt w:val="decimal"/>
+      <w:lvlText w:val="%7."/>
+      <w:lvlJc w:val="left"/>
+      <w:pPr>
+        <w:tabs>
+          <w:tab w:val="num" w:pos="5040"/>
+        </w:tabs>
+        <w:ind w:left="5040" w:hanging="360"/>
+      </w:pPr>
+    </w:lvl>
+    <w:lvl w:ilvl="7" w:tentative="1">
+      <w:start w:val="1"/>
+      <w:numFmt w:val="decimal"/>
+      <w:lvlText w:val="%8."/>
+      <w:lvlJc w:val="left"/>
+      <w:pPr>
+        <w:tabs>
+          <w:tab w:val="num" w:pos="5760"/>
+        </w:tabs>
+        <w:ind w:left="5760" w:hanging="360"/>
+      </w:pPr>
+    </w:lvl>
+    <w:lvl w:ilvl="8" w:tentative="1">
+      <w:start w:val="1"/>
+      <w:numFmt w:val="decimal"/>
+      <w:lvlText w:val="%9."/>
+      <w:lvlJc w:val="left"/>
+      <w:pPr>
+        <w:tabs>
+          <w:tab w:val="num" w:pos="6480"/>
+        </w:tabs>
+        <w:ind w:left="6480" w:hanging="360"/>
+      </w:pPr>
+    </w:lvl>
+  </w:abstractNum>
+  <w:abstractNum w:abstractNumId="11" w15:restartNumberingAfterBreak="0">
     <w:nsid w:val="3910575E"/>
     <w:multiLevelType w:val="multilevel"/>
     <w:tmpl w:val="1966B886"/>
@@ -3746,7 +5310,7 @@
       </w:rPr>
     </w:lvl>
   </w:abstractNum>
-  <w:abstractNum w:abstractNumId="8" w15:restartNumberingAfterBreak="0">
+  <w:abstractNum w:abstractNumId="12" w15:restartNumberingAfterBreak="0">
     <w:nsid w:val="45F47132"/>
     <w:multiLevelType w:val="multilevel"/>
     <w:tmpl w:val="CF3E057C"/>
@@ -3863,7 +5427,7 @@
       </w:pPr>
     </w:lvl>
   </w:abstractNum>
-  <w:abstractNum w:abstractNumId="9" w15:restartNumberingAfterBreak="0">
+  <w:abstractNum w:abstractNumId="13" w15:restartNumberingAfterBreak="0">
     <w:nsid w:val="50936CF9"/>
     <w:multiLevelType w:val="multilevel"/>
     <w:tmpl w:val="D6B0B7C4"/>
@@ -4012,7 +5576,156 @@
       </w:rPr>
     </w:lvl>
   </w:abstractNum>
-  <w:abstractNum w:abstractNumId="10" w15:restartNumberingAfterBreak="0">
+  <w:abstractNum w:abstractNumId="14" w15:restartNumberingAfterBreak="0">
+    <w:nsid w:val="552D6584"/>
+    <w:multiLevelType w:val="multilevel"/>
+    <w:tmpl w:val="7C149C4C"/>
+    <w:lvl w:ilvl="0">
+      <w:start w:val="1"/>
+      <w:numFmt w:val="bullet"/>
+      <w:lvlText w:val=""/>
+      <w:lvlJc w:val="left"/>
+      <w:pPr>
+        <w:tabs>
+          <w:tab w:val="num" w:pos="720"/>
+        </w:tabs>
+        <w:ind w:left="720" w:hanging="360"/>
+      </w:pPr>
+      <w:rPr>
+        <w:rFonts w:ascii="Symbol" w:hAnsi="Symbol" w:hint="default"/>
+        <w:sz w:val="20"/>
+      </w:rPr>
+    </w:lvl>
+    <w:lvl w:ilvl="1" w:tentative="1">
+      <w:start w:val="1"/>
+      <w:numFmt w:val="bullet"/>
+      <w:lvlText w:val="o"/>
+      <w:lvlJc w:val="left"/>
+      <w:pPr>
+        <w:tabs>
+          <w:tab w:val="num" w:pos="1440"/>
+        </w:tabs>
+        <w:ind w:left="1440" w:hanging="360"/>
+      </w:pPr>
+      <w:rPr>
+        <w:rFonts w:ascii="Courier New" w:hAnsi="Courier New" w:hint="default"/>
+        <w:sz w:val="20"/>
+      </w:rPr>
+    </w:lvl>
+    <w:lvl w:ilvl="2" w:tentative="1">
+      <w:start w:val="1"/>
+      <w:numFmt w:val="bullet"/>
+      <w:lvlText w:val=""/>
+      <w:lvlJc w:val="left"/>
+      <w:pPr>
+        <w:tabs>
+          <w:tab w:val="num" w:pos="2160"/>
+        </w:tabs>
+        <w:ind w:left="2160" w:hanging="360"/>
+      </w:pPr>
+      <w:rPr>
+        <w:rFonts w:ascii="Wingdings" w:hAnsi="Wingdings" w:hint="default"/>
+        <w:sz w:val="20"/>
+      </w:rPr>
+    </w:lvl>
+    <w:lvl w:ilvl="3" w:tentative="1">
+      <w:start w:val="1"/>
+      <w:numFmt w:val="bullet"/>
+      <w:lvlText w:val=""/>
+      <w:lvlJc w:val="left"/>
+      <w:pPr>
+        <w:tabs>
+          <w:tab w:val="num" w:pos="2880"/>
+        </w:tabs>
+        <w:ind w:left="2880" w:hanging="360"/>
+      </w:pPr>
+      <w:rPr>
+        <w:rFonts w:ascii="Wingdings" w:hAnsi="Wingdings" w:hint="default"/>
+        <w:sz w:val="20"/>
+      </w:rPr>
+    </w:lvl>
+    <w:lvl w:ilvl="4" w:tentative="1">
+      <w:start w:val="1"/>
+      <w:numFmt w:val="bullet"/>
+      <w:lvlText w:val=""/>
+      <w:lvlJc w:val="left"/>
+      <w:pPr>
+        <w:tabs>
+          <w:tab w:val="num" w:pos="3600"/>
+        </w:tabs>
+        <w:ind w:left="3600" w:hanging="360"/>
+      </w:pPr>
+      <w:rPr>
+        <w:rFonts w:ascii="Wingdings" w:hAnsi="Wingdings" w:hint="default"/>
+        <w:sz w:val="20"/>
+      </w:rPr>
+    </w:lvl>
+    <w:lvl w:ilvl="5" w:tentative="1">
+      <w:start w:val="1"/>
+      <w:numFmt w:val="bullet"/>
+      <w:lvlText w:val=""/>
+      <w:lvlJc w:val="left"/>
+      <w:pPr>
+        <w:tabs>
+          <w:tab w:val="num" w:pos="4320"/>
+        </w:tabs>
+        <w:ind w:left="4320" w:hanging="360"/>
+      </w:pPr>
+      <w:rPr>
+        <w:rFonts w:ascii="Wingdings" w:hAnsi="Wingdings" w:hint="default"/>
+        <w:sz w:val="20"/>
+      </w:rPr>
+    </w:lvl>
+    <w:lvl w:ilvl="6" w:tentative="1">
+      <w:start w:val="1"/>
+      <w:numFmt w:val="bullet"/>
+      <w:lvlText w:val=""/>
+      <w:lvlJc w:val="left"/>
+      <w:pPr>
+        <w:tabs>
+          <w:tab w:val="num" w:pos="5040"/>
+        </w:tabs>
+        <w:ind w:left="5040" w:hanging="360"/>
+      </w:pPr>
+      <w:rPr>
+        <w:rFonts w:ascii="Wingdings" w:hAnsi="Wingdings" w:hint="default"/>
+        <w:sz w:val="20"/>
+      </w:rPr>
+    </w:lvl>
+    <w:lvl w:ilvl="7" w:tentative="1">
+      <w:start w:val="1"/>
+      <w:numFmt w:val="bullet"/>
+      <w:lvlText w:val=""/>
+      <w:lvlJc w:val="left"/>
+      <w:pPr>
+        <w:tabs>
+          <w:tab w:val="num" w:pos="5760"/>
+        </w:tabs>
+        <w:ind w:left="5760" w:hanging="360"/>
+      </w:pPr>
+      <w:rPr>
+        <w:rFonts w:ascii="Wingdings" w:hAnsi="Wingdings" w:hint="default"/>
+        <w:sz w:val="20"/>
+      </w:rPr>
+    </w:lvl>
+    <w:lvl w:ilvl="8" w:tentative="1">
+      <w:start w:val="1"/>
+      <w:numFmt w:val="bullet"/>
+      <w:lvlText w:val=""/>
+      <w:lvlJc w:val="left"/>
+      <w:pPr>
+        <w:tabs>
+          <w:tab w:val="num" w:pos="6480"/>
+        </w:tabs>
+        <w:ind w:left="6480" w:hanging="360"/>
+      </w:pPr>
+      <w:rPr>
+        <w:rFonts w:ascii="Wingdings" w:hAnsi="Wingdings" w:hint="default"/>
+        <w:sz w:val="20"/>
+      </w:rPr>
+    </w:lvl>
+  </w:abstractNum>
+  <w:abstractNum w:abstractNumId="15" w15:restartNumberingAfterBreak="0">
     <w:nsid w:val="5B464C63"/>
     <w:multiLevelType w:val="hybridMultilevel"/>
     <w:tmpl w:val="93E2D25A"/>
@@ -4125,7 +5838,7 @@
       </w:rPr>
     </w:lvl>
   </w:abstractNum>
-  <w:abstractNum w:abstractNumId="11" w15:restartNumberingAfterBreak="0">
+  <w:abstractNum w:abstractNumId="16" w15:restartNumberingAfterBreak="0">
     <w:nsid w:val="68195AC2"/>
     <w:multiLevelType w:val="multilevel"/>
     <w:tmpl w:val="3B601E14"/>
@@ -4274,7 +5987,156 @@
       </w:rPr>
     </w:lvl>
   </w:abstractNum>
-  <w:abstractNum w:abstractNumId="12" w15:restartNumberingAfterBreak="0">
+  <w:abstractNum w:abstractNumId="17" w15:restartNumberingAfterBreak="0">
+    <w:nsid w:val="690544B6"/>
+    <w:multiLevelType w:val="multilevel"/>
+    <w:tmpl w:val="8CB2F522"/>
+    <w:lvl w:ilvl="0">
+      <w:start w:val="1"/>
+      <w:numFmt w:val="bullet"/>
+      <w:lvlText w:val=""/>
+      <w:lvlJc w:val="left"/>
+      <w:pPr>
+        <w:tabs>
+          <w:tab w:val="num" w:pos="720"/>
+        </w:tabs>
+        <w:ind w:left="720" w:hanging="360"/>
+      </w:pPr>
+      <w:rPr>
+        <w:rFonts w:ascii="Symbol" w:hAnsi="Symbol" w:hint="default"/>
+        <w:sz w:val="20"/>
+      </w:rPr>
+    </w:lvl>
+    <w:lvl w:ilvl="1" w:tentative="1">
+      <w:start w:val="1"/>
+      <w:numFmt w:val="bullet"/>
+      <w:lvlText w:val="o"/>
+      <w:lvlJc w:val="left"/>
+      <w:pPr>
+        <w:tabs>
+          <w:tab w:val="num" w:pos="1440"/>
+        </w:tabs>
+        <w:ind w:left="1440" w:hanging="360"/>
+      </w:pPr>
+      <w:rPr>
+        <w:rFonts w:ascii="Courier New" w:hAnsi="Courier New" w:hint="default"/>
+        <w:sz w:val="20"/>
+      </w:rPr>
+    </w:lvl>
+    <w:lvl w:ilvl="2" w:tentative="1">
+      <w:start w:val="1"/>
+      <w:numFmt w:val="bullet"/>
+      <w:lvlText w:val=""/>
+      <w:lvlJc w:val="left"/>
+      <w:pPr>
+        <w:tabs>
+          <w:tab w:val="num" w:pos="2160"/>
+        </w:tabs>
+        <w:ind w:left="2160" w:hanging="360"/>
+      </w:pPr>
+      <w:rPr>
+        <w:rFonts w:ascii="Wingdings" w:hAnsi="Wingdings" w:hint="default"/>
+        <w:sz w:val="20"/>
+      </w:rPr>
+    </w:lvl>
+    <w:lvl w:ilvl="3" w:tentative="1">
+      <w:start w:val="1"/>
+      <w:numFmt w:val="bullet"/>
+      <w:lvlText w:val=""/>
+      <w:lvlJc w:val="left"/>
+      <w:pPr>
+        <w:tabs>
+          <w:tab w:val="num" w:pos="2880"/>
+        </w:tabs>
+        <w:ind w:left="2880" w:hanging="360"/>
+      </w:pPr>
+      <w:rPr>
+        <w:rFonts w:ascii="Wingdings" w:hAnsi="Wingdings" w:hint="default"/>
+        <w:sz w:val="20"/>
+      </w:rPr>
+    </w:lvl>
+    <w:lvl w:ilvl="4" w:tentative="1">
+      <w:start w:val="1"/>
+      <w:numFmt w:val="bullet"/>
+      <w:lvlText w:val=""/>
+      <w:lvlJc w:val="left"/>
+      <w:pPr>
+        <w:tabs>
+          <w:tab w:val="num" w:pos="3600"/>
+        </w:tabs>
+        <w:ind w:left="3600" w:hanging="360"/>
+      </w:pPr>
+      <w:rPr>
+        <w:rFonts w:ascii="Wingdings" w:hAnsi="Wingdings" w:hint="default"/>
+        <w:sz w:val="20"/>
+      </w:rPr>
+    </w:lvl>
+    <w:lvl w:ilvl="5" w:tentative="1">
+      <w:start w:val="1"/>
+      <w:numFmt w:val="bullet"/>
+      <w:lvlText w:val=""/>
+      <w:lvlJc w:val="left"/>
+      <w:pPr>
+        <w:tabs>
+          <w:tab w:val="num" w:pos="4320"/>
+        </w:tabs>
+        <w:ind w:left="4320" w:hanging="360"/>
+      </w:pPr>
+      <w:rPr>
+        <w:rFonts w:ascii="Wingdings" w:hAnsi="Wingdings" w:hint="default"/>
+        <w:sz w:val="20"/>
+      </w:rPr>
+    </w:lvl>
+    <w:lvl w:ilvl="6" w:tentative="1">
+      <w:start w:val="1"/>
+      <w:numFmt w:val="bullet"/>
+      <w:lvlText w:val=""/>
+      <w:lvlJc w:val="left"/>
+      <w:pPr>
+        <w:tabs>
+          <w:tab w:val="num" w:pos="5040"/>
+        </w:tabs>
+        <w:ind w:left="5040" w:hanging="360"/>
+      </w:pPr>
+      <w:rPr>
+        <w:rFonts w:ascii="Wingdings" w:hAnsi="Wingdings" w:hint="default"/>
+        <w:sz w:val="20"/>
+      </w:rPr>
+    </w:lvl>
+    <w:lvl w:ilvl="7" w:tentative="1">
+      <w:start w:val="1"/>
+      <w:numFmt w:val="bullet"/>
+      <w:lvlText w:val=""/>
+      <w:lvlJc w:val="left"/>
+      <w:pPr>
+        <w:tabs>
+          <w:tab w:val="num" w:pos="5760"/>
+        </w:tabs>
+        <w:ind w:left="5760" w:hanging="360"/>
+      </w:pPr>
+      <w:rPr>
+        <w:rFonts w:ascii="Wingdings" w:hAnsi="Wingdings" w:hint="default"/>
+        <w:sz w:val="20"/>
+      </w:rPr>
+    </w:lvl>
+    <w:lvl w:ilvl="8" w:tentative="1">
+      <w:start w:val="1"/>
+      <w:numFmt w:val="bullet"/>
+      <w:lvlText w:val=""/>
+      <w:lvlJc w:val="left"/>
+      <w:pPr>
+        <w:tabs>
+          <w:tab w:val="num" w:pos="6480"/>
+        </w:tabs>
+        <w:ind w:left="6480" w:hanging="360"/>
+      </w:pPr>
+      <w:rPr>
+        <w:rFonts w:ascii="Wingdings" w:hAnsi="Wingdings" w:hint="default"/>
+        <w:sz w:val="20"/>
+      </w:rPr>
+    </w:lvl>
+  </w:abstractNum>
+  <w:abstractNum w:abstractNumId="18" w15:restartNumberingAfterBreak="0">
     <w:nsid w:val="6AF91E1F"/>
     <w:multiLevelType w:val="multilevel"/>
     <w:tmpl w:val="8264941A"/>
@@ -4423,7 +6285,7 @@
       </w:rPr>
     </w:lvl>
   </w:abstractNum>
-  <w:abstractNum w:abstractNumId="13" w15:restartNumberingAfterBreak="0">
+  <w:abstractNum w:abstractNumId="19" w15:restartNumberingAfterBreak="0">
     <w:nsid w:val="6CA0036A"/>
     <w:multiLevelType w:val="multilevel"/>
     <w:tmpl w:val="34D8D47C"/>
@@ -4572,7 +6434,7 @@
       </w:rPr>
     </w:lvl>
   </w:abstractNum>
-  <w:abstractNum w:abstractNumId="14" w15:restartNumberingAfterBreak="0">
+  <w:abstractNum w:abstractNumId="20" w15:restartNumberingAfterBreak="0">
     <w:nsid w:val="702208C8"/>
     <w:multiLevelType w:val="multilevel"/>
     <w:tmpl w:val="4594BC46"/>
@@ -4721,7 +6583,7 @@
       </w:rPr>
     </w:lvl>
   </w:abstractNum>
-  <w:abstractNum w:abstractNumId="15" w15:restartNumberingAfterBreak="0">
+  <w:abstractNum w:abstractNumId="21" w15:restartNumberingAfterBreak="0">
     <w:nsid w:val="72D77A35"/>
     <w:multiLevelType w:val="multilevel"/>
     <w:tmpl w:val="3C4A5ECC"/>
@@ -4870,7 +6732,7 @@
       </w:rPr>
     </w:lvl>
   </w:abstractNum>
-  <w:abstractNum w:abstractNumId="16" w15:restartNumberingAfterBreak="0">
+  <w:abstractNum w:abstractNumId="22" w15:restartNumberingAfterBreak="0">
     <w:nsid w:val="75B97A4F"/>
     <w:multiLevelType w:val="multilevel"/>
     <w:tmpl w:val="0504CE7A"/>
@@ -5019,7 +6881,7 @@
       </w:rPr>
     </w:lvl>
   </w:abstractNum>
-  <w:abstractNum w:abstractNumId="17" w15:restartNumberingAfterBreak="0">
+  <w:abstractNum w:abstractNumId="23" w15:restartNumberingAfterBreak="0">
     <w:nsid w:val="7A8C2A81"/>
     <w:multiLevelType w:val="hybridMultilevel"/>
     <w:tmpl w:val="9F0C2C56"/>
@@ -5136,54 +6998,72 @@
     <w:abstractNumId w:val="1"/>
   </w:num>
   <w:num w:numId="2" w16cid:durableId="1844854635">
-    <w:abstractNumId w:val="8"/>
+    <w:abstractNumId w:val="12"/>
   </w:num>
   <w:num w:numId="3" w16cid:durableId="272061181">
-    <w:abstractNumId w:val="17"/>
+    <w:abstractNumId w:val="23"/>
   </w:num>
   <w:num w:numId="4" w16cid:durableId="1891963724">
     <w:abstractNumId w:val="2"/>
   </w:num>
   <w:num w:numId="5" w16cid:durableId="765420706">
+    <w:abstractNumId w:val="19"/>
+  </w:num>
+  <w:num w:numId="6" w16cid:durableId="912011239">
+    <w:abstractNumId w:val="20"/>
+  </w:num>
+  <w:num w:numId="7" w16cid:durableId="641933500">
+    <w:abstractNumId w:val="18"/>
+  </w:num>
+  <w:num w:numId="8" w16cid:durableId="609818909">
     <w:abstractNumId w:val="13"/>
   </w:num>
-  <w:num w:numId="6" w16cid:durableId="912011239">
-    <w:abstractNumId w:val="14"/>
-  </w:num>
-  <w:num w:numId="7" w16cid:durableId="641933500">
-    <w:abstractNumId w:val="12"/>
-  </w:num>
-  <w:num w:numId="8" w16cid:durableId="609818909">
-    <w:abstractNumId w:val="9"/>
-  </w:num>
   <w:num w:numId="9" w16cid:durableId="1317680974">
-    <w:abstractNumId w:val="4"/>
+    <w:abstractNumId w:val="5"/>
   </w:num>
   <w:num w:numId="10" w16cid:durableId="720323192">
-    <w:abstractNumId w:val="15"/>
+    <w:abstractNumId w:val="21"/>
   </w:num>
   <w:num w:numId="11" w16cid:durableId="1706782888">
-    <w:abstractNumId w:val="6"/>
+    <w:abstractNumId w:val="8"/>
   </w:num>
   <w:num w:numId="12" w16cid:durableId="1697651898">
-    <w:abstractNumId w:val="5"/>
+    <w:abstractNumId w:val="7"/>
   </w:num>
   <w:num w:numId="13" w16cid:durableId="877397385">
-    <w:abstractNumId w:val="7"/>
+    <w:abstractNumId w:val="11"/>
   </w:num>
   <w:num w:numId="14" w16cid:durableId="1827436137">
-    <w:abstractNumId w:val="16"/>
+    <w:abstractNumId w:val="22"/>
   </w:num>
   <w:num w:numId="15" w16cid:durableId="536629139">
-    <w:abstractNumId w:val="11"/>
+    <w:abstractNumId w:val="16"/>
   </w:num>
   <w:num w:numId="16" w16cid:durableId="188105068">
     <w:abstractNumId w:val="0"/>
   </w:num>
   <w:num w:numId="17" w16cid:durableId="632101002">
+    <w:abstractNumId w:val="4"/>
+  </w:num>
+  <w:num w:numId="18" w16cid:durableId="837621566">
+    <w:abstractNumId w:val="15"/>
+  </w:num>
+  <w:num w:numId="19" w16cid:durableId="1071735736">
+    <w:abstractNumId w:val="14"/>
+  </w:num>
+  <w:num w:numId="20" w16cid:durableId="1299603019">
+    <w:abstractNumId w:val="17"/>
+  </w:num>
+  <w:num w:numId="21" w16cid:durableId="993409778">
+    <w:abstractNumId w:val="6"/>
+  </w:num>
+  <w:num w:numId="22" w16cid:durableId="1330982224">
+    <w:abstractNumId w:val="9"/>
+  </w:num>
+  <w:num w:numId="23" w16cid:durableId="556089048">
     <w:abstractNumId w:val="3"/>
   </w:num>
-  <w:num w:numId="18" w16cid:durableId="837621566">
+  <w:num w:numId="24" w16cid:durableId="1762989897">
     <w:abstractNumId w:val="10"/>
   </w:num>
 </w:numbering>
@@ -6116,6 +7996,29 @@
       <w:bCs/>
     </w:rPr>
   </w:style>
+  <w:style w:type="character" w:styleId="Hyperlink">
+    <w:name w:val="Hyperlink"/>
+    <w:basedOn w:val="DefaultParagraphFont"/>
+    <w:uiPriority w:val="99"/>
+    <w:unhideWhenUsed/>
+    <w:rsid w:val="007D2952"/>
+    <w:rPr>
+      <w:color w:val="0563C1" w:themeColor="hyperlink"/>
+      <w:u w:val="single"/>
+    </w:rPr>
+  </w:style>
+  <w:style w:type="character" w:styleId="UnresolvedMention">
+    <w:name w:val="Unresolved Mention"/>
+    <w:basedOn w:val="DefaultParagraphFont"/>
+    <w:uiPriority w:val="99"/>
+    <w:semiHidden/>
+    <w:unhideWhenUsed/>
+    <w:rsid w:val="007D2952"/>
+    <w:rPr>
+      <w:color w:val="605E5C"/>
+      <w:shd w:val="clear" w:color="auto" w:fill="E1DFDD"/>
+    </w:rPr>
+  </w:style>
 </w:styles>
 </file>
 
